--- a/R Code for calcium imaging analysis.docx
+++ b/R Code for calcium imaging analysis.docx
@@ -37896,13 +37896,13 @@
         <w:t>i</w:t>
       </w:r>
       <w:proofErr w:type="spellEnd"/>
+      <w:proofErr w:type="gramEnd"/>
       <w:r>
         <w:rPr>
           <w:rFonts w:ascii="Calibri" w:eastAsia="Calibri" w:hAnsi="Calibri" w:cs="Calibri"/>
         </w:rPr>
         <w:t>])}</w:t>
       </w:r>
-      <w:proofErr w:type="gramEnd"/>
     </w:p>
     <w:p>
       <w:pPr>
@@ -38202,13 +38202,13 @@
         <w:t>i</w:t>
       </w:r>
       <w:proofErr w:type="spellEnd"/>
+      <w:proofErr w:type="gramEnd"/>
       <w:r>
         <w:rPr>
           <w:rFonts w:ascii="Calibri" w:eastAsia="Calibri" w:hAnsi="Calibri" w:cs="Calibri"/>
         </w:rPr>
         <w:t>])}</w:t>
       </w:r>
-      <w:proofErr w:type="gramEnd"/>
     </w:p>
     <w:p>
       <w:pPr>
@@ -38884,13 +38884,13 @@
         <w:t>i</w:t>
       </w:r>
       <w:proofErr w:type="spellEnd"/>
+      <w:proofErr w:type="gramEnd"/>
       <w:r>
         <w:rPr>
           <w:rFonts w:ascii="Calibri" w:eastAsia="Calibri" w:hAnsi="Calibri" w:cs="Calibri"/>
         </w:rPr>
         <w:t>])}</w:t>
       </w:r>
-      <w:proofErr w:type="gramEnd"/>
     </w:p>
     <w:p>
       <w:pPr>
@@ -39014,21 +39014,7 @@
         <w:rPr>
           <w:rFonts w:ascii="Calibri" w:eastAsia="Calibri" w:hAnsi="Calibri" w:cs="Calibri"/>
         </w:rPr>
-        <w:t>(</w:t>
-      </w:r>
-      <w:proofErr w:type="gramStart"/>
-      <w:r>
-        <w:rPr>
-          <w:rFonts w:ascii="Calibri" w:eastAsia="Calibri" w:hAnsi="Calibri" w:cs="Calibri"/>
-        </w:rPr>
-        <w:t>tail((</w:t>
-      </w:r>
-      <w:proofErr w:type="gramEnd"/>
-      <w:r>
-        <w:rPr>
-          <w:rFonts w:ascii="Calibri" w:eastAsia="Calibri" w:hAnsi="Calibri" w:cs="Calibri"/>
-        </w:rPr>
-        <w:t>x), 10)))</w:t>
+        <w:t>(tail((x), 10)))</w:t>
       </w:r>
     </w:p>
     <w:p>
@@ -39204,13 +39190,13 @@
         <w:t>i</w:t>
       </w:r>
       <w:proofErr w:type="spellEnd"/>
+      <w:proofErr w:type="gramEnd"/>
       <w:r>
         <w:rPr>
           <w:rFonts w:ascii="Calibri" w:eastAsia="Calibri" w:hAnsi="Calibri" w:cs="Calibri"/>
         </w:rPr>
         <w:t>])}</w:t>
       </w:r>
-      <w:proofErr w:type="gramEnd"/>
     </w:p>
     <w:p>
       <w:pPr>
@@ -39569,14 +39555,12 @@
         <w:t>i</w:t>
       </w:r>
       <w:proofErr w:type="spellEnd"/>
-      <w:proofErr w:type="gramStart"/>
       <w:r>
         <w:rPr>
           <w:rFonts w:ascii="Calibri" w:eastAsia="Calibri" w:hAnsi="Calibri" w:cs="Calibri"/>
         </w:rPr>
         <w:t>])}</w:t>
       </w:r>
-      <w:proofErr w:type="gramEnd"/>
     </w:p>
     <w:p>
       <w:pPr>
@@ -40068,13 +40052,13 @@
         <w:t>i</w:t>
       </w:r>
       <w:proofErr w:type="spellEnd"/>
+      <w:proofErr w:type="gramEnd"/>
       <w:r>
         <w:rPr>
           <w:rFonts w:ascii="Calibri" w:eastAsia="Calibri" w:hAnsi="Calibri" w:cs="Calibri"/>
         </w:rPr>
         <w:t>])}</w:t>
       </w:r>
-      <w:proofErr w:type="gramEnd"/>
     </w:p>
     <w:p>
       <w:pPr>
@@ -40948,21 +40932,7 @@
         <w:rPr>
           <w:rFonts w:ascii="Calibri" w:eastAsia="Calibri" w:hAnsi="Calibri" w:cs="Calibri"/>
         </w:rPr>
-        <w:t>(</w:t>
-      </w:r>
-      <w:proofErr w:type="gramStart"/>
-      <w:r>
-        <w:rPr>
-          <w:rFonts w:ascii="Calibri" w:eastAsia="Calibri" w:hAnsi="Calibri" w:cs="Calibri"/>
-        </w:rPr>
-        <w:t>tail((</w:t>
-      </w:r>
-      <w:proofErr w:type="gramEnd"/>
-      <w:r>
-        <w:rPr>
-          <w:rFonts w:ascii="Calibri" w:eastAsia="Calibri" w:hAnsi="Calibri" w:cs="Calibri"/>
-        </w:rPr>
-        <w:t>x), 10)))</w:t>
+        <w:t>(tail((x), 10)))</w:t>
       </w:r>
     </w:p>
     <w:p>
@@ -41438,20 +41408,1000 @@
       <w:pPr>
         <w:spacing w:line="257" w:lineRule="auto"/>
       </w:pPr>
-      <w:proofErr w:type="gramStart"/>
-      <w:r>
-        <w:rPr>
-          <w:rFonts w:ascii="Calibri" w:eastAsia="Calibri" w:hAnsi="Calibri" w:cs="Calibri"/>
-        </w:rPr>
-        <w:t>for (k in</w:t>
-      </w:r>
-      <w:proofErr w:type="gramEnd"/>
+      <w:r>
+        <w:rPr>
+          <w:rFonts w:ascii="Calibri" w:eastAsia="Calibri" w:hAnsi="Calibri" w:cs="Calibri"/>
+        </w:rPr>
+        <w:t xml:space="preserve">for (k in </w:t>
+      </w:r>
+      <w:proofErr w:type="gramStart"/>
+      <w:r>
+        <w:rPr>
+          <w:rFonts w:ascii="Calibri" w:eastAsia="Calibri" w:hAnsi="Calibri" w:cs="Calibri"/>
+        </w:rPr>
+        <w:t>1:nrow</w:t>
+      </w:r>
+      <w:proofErr w:type="gramEnd"/>
+      <w:r>
+        <w:rPr>
+          <w:rFonts w:ascii="Calibri" w:eastAsia="Calibri" w:hAnsi="Calibri" w:cs="Calibri"/>
+        </w:rPr>
+        <w:t>(</w:t>
+      </w:r>
+      <w:r>
+        <w:rPr>
+          <w:rFonts w:ascii="Calibri" w:eastAsia="Calibri" w:hAnsi="Calibri" w:cs="Calibri"/>
+        </w:rPr>
+        <w:t>plate</w:t>
+      </w:r>
+      <w:r>
+        <w:rPr>
+          <w:rFonts w:ascii="Calibri" w:eastAsia="Calibri" w:hAnsi="Calibri" w:cs="Calibri"/>
+        </w:rPr>
+        <w:t>9third</w:t>
+      </w:r>
+      <w:proofErr w:type="gramStart"/>
+      <w:r>
+        <w:rPr>
+          <w:rFonts w:ascii="Calibri" w:eastAsia="Calibri" w:hAnsi="Calibri" w:cs="Calibri"/>
+        </w:rPr>
+        <w:t>)){</w:t>
+      </w:r>
+      <w:proofErr w:type="gramEnd"/>
+    </w:p>
+    <w:p>
+      <w:pPr>
+        <w:spacing w:line="257" w:lineRule="auto"/>
+      </w:pPr>
+      <w:r>
+        <w:rPr>
+          <w:rFonts w:ascii="Calibri" w:eastAsia="Calibri" w:hAnsi="Calibri" w:cs="Calibri"/>
+        </w:rPr>
+        <w:t xml:space="preserve">    </w:t>
+      </w:r>
+      <w:r>
+        <w:rPr>
+          <w:rFonts w:ascii="Calibri" w:eastAsia="Calibri" w:hAnsi="Calibri" w:cs="Calibri"/>
+        </w:rPr>
+        <w:t>plate</w:t>
+      </w:r>
+      <w:r>
+        <w:rPr>
+          <w:rFonts w:ascii="Calibri" w:eastAsia="Calibri" w:hAnsi="Calibri" w:cs="Calibri"/>
+        </w:rPr>
+        <w:t>9thirdint [</w:t>
+      </w:r>
+      <w:proofErr w:type="spellStart"/>
+      <w:proofErr w:type="gramStart"/>
+      <w:r>
+        <w:rPr>
+          <w:rFonts w:ascii="Calibri" w:eastAsia="Calibri" w:hAnsi="Calibri" w:cs="Calibri"/>
+        </w:rPr>
+        <w:t>k,j</w:t>
+      </w:r>
+      <w:proofErr w:type="spellEnd"/>
+      <w:proofErr w:type="gramEnd"/>
+      <w:r>
+        <w:rPr>
+          <w:rFonts w:ascii="Calibri" w:eastAsia="Calibri" w:hAnsi="Calibri" w:cs="Calibri"/>
+        </w:rPr>
+        <w:t>]&lt;-(</w:t>
+      </w:r>
+      <w:r>
+        <w:rPr>
+          <w:rFonts w:ascii="Calibri" w:eastAsia="Calibri" w:hAnsi="Calibri" w:cs="Calibri"/>
+        </w:rPr>
+        <w:t>plate</w:t>
+      </w:r>
+      <w:r>
+        <w:rPr>
+          <w:rFonts w:ascii="Calibri" w:eastAsia="Calibri" w:hAnsi="Calibri" w:cs="Calibri"/>
+        </w:rPr>
+        <w:t>9third[</w:t>
+      </w:r>
+      <w:proofErr w:type="spellStart"/>
+      <w:proofErr w:type="gramStart"/>
+      <w:r>
+        <w:rPr>
+          <w:rFonts w:ascii="Calibri" w:eastAsia="Calibri" w:hAnsi="Calibri" w:cs="Calibri"/>
+        </w:rPr>
+        <w:t>k,j</w:t>
+      </w:r>
+      <w:proofErr w:type="spellEnd"/>
+      <w:proofErr w:type="gramEnd"/>
+      <w:r>
+        <w:rPr>
+          <w:rFonts w:ascii="Calibri" w:eastAsia="Calibri" w:hAnsi="Calibri" w:cs="Calibri"/>
+        </w:rPr>
+        <w:t xml:space="preserve">]- </w:t>
+      </w:r>
+      <w:r>
+        <w:rPr>
+          <w:rFonts w:ascii="Calibri" w:eastAsia="Calibri" w:hAnsi="Calibri" w:cs="Calibri"/>
+        </w:rPr>
+        <w:t>plate</w:t>
+      </w:r>
+      <w:r>
+        <w:rPr>
+          <w:rFonts w:ascii="Calibri" w:eastAsia="Calibri" w:hAnsi="Calibri" w:cs="Calibri"/>
+        </w:rPr>
+        <w:t>9analysissecond[</w:t>
+      </w:r>
+      <w:proofErr w:type="spellStart"/>
+      <w:r>
+        <w:rPr>
+          <w:rFonts w:ascii="Calibri" w:eastAsia="Calibri" w:hAnsi="Calibri" w:cs="Calibri"/>
+        </w:rPr>
+        <w:t>nrow</w:t>
+      </w:r>
+      <w:proofErr w:type="spellEnd"/>
+      <w:r>
+        <w:rPr>
+          <w:rFonts w:ascii="Calibri" w:eastAsia="Calibri" w:hAnsi="Calibri" w:cs="Calibri"/>
+        </w:rPr>
+        <w:t>(</w:t>
+      </w:r>
+      <w:r>
+        <w:rPr>
+          <w:rFonts w:ascii="Calibri" w:eastAsia="Calibri" w:hAnsi="Calibri" w:cs="Calibri"/>
+        </w:rPr>
+        <w:t>plate</w:t>
+      </w:r>
+      <w:r>
+        <w:rPr>
+          <w:rFonts w:ascii="Calibri" w:eastAsia="Calibri" w:hAnsi="Calibri" w:cs="Calibri"/>
+        </w:rPr>
+        <w:t>9</w:t>
+      </w:r>
+      <w:proofErr w:type="gramStart"/>
+      <w:r>
+        <w:rPr>
+          <w:rFonts w:ascii="Calibri" w:eastAsia="Calibri" w:hAnsi="Calibri" w:cs="Calibri"/>
+        </w:rPr>
+        <w:t>second)+2,j</w:t>
+      </w:r>
+      <w:proofErr w:type="gramEnd"/>
+      <w:r>
+        <w:rPr>
+          <w:rFonts w:ascii="Calibri" w:eastAsia="Calibri" w:hAnsi="Calibri" w:cs="Calibri"/>
+        </w:rPr>
+        <w:t xml:space="preserve">])/ </w:t>
+      </w:r>
+      <w:r>
+        <w:rPr>
+          <w:rFonts w:ascii="Calibri" w:eastAsia="Calibri" w:hAnsi="Calibri" w:cs="Calibri"/>
+        </w:rPr>
+        <w:t>plate</w:t>
+      </w:r>
+      <w:r>
+        <w:rPr>
+          <w:rFonts w:ascii="Calibri" w:eastAsia="Calibri" w:hAnsi="Calibri" w:cs="Calibri"/>
+        </w:rPr>
+        <w:t>9analysissecond[</w:t>
+      </w:r>
+      <w:proofErr w:type="spellStart"/>
+      <w:r>
+        <w:rPr>
+          <w:rFonts w:ascii="Calibri" w:eastAsia="Calibri" w:hAnsi="Calibri" w:cs="Calibri"/>
+        </w:rPr>
+        <w:t>nrow</w:t>
+      </w:r>
+      <w:proofErr w:type="spellEnd"/>
+      <w:r>
+        <w:rPr>
+          <w:rFonts w:ascii="Calibri" w:eastAsia="Calibri" w:hAnsi="Calibri" w:cs="Calibri"/>
+        </w:rPr>
+        <w:t>(</w:t>
+      </w:r>
+      <w:r>
+        <w:rPr>
+          <w:rFonts w:ascii="Calibri" w:eastAsia="Calibri" w:hAnsi="Calibri" w:cs="Calibri"/>
+        </w:rPr>
+        <w:t>plate</w:t>
+      </w:r>
+      <w:r>
+        <w:rPr>
+          <w:rFonts w:ascii="Calibri" w:eastAsia="Calibri" w:hAnsi="Calibri" w:cs="Calibri"/>
+        </w:rPr>
+        <w:t>9</w:t>
+      </w:r>
+      <w:proofErr w:type="gramStart"/>
+      <w:r>
+        <w:rPr>
+          <w:rFonts w:ascii="Calibri" w:eastAsia="Calibri" w:hAnsi="Calibri" w:cs="Calibri"/>
+        </w:rPr>
+        <w:t>second)+2,j</w:t>
+      </w:r>
+      <w:proofErr w:type="gramEnd"/>
+      <w:r>
+        <w:rPr>
+          <w:rFonts w:ascii="Calibri" w:eastAsia="Calibri" w:hAnsi="Calibri" w:cs="Calibri"/>
+        </w:rPr>
+        <w:t>]}}</w:t>
+      </w:r>
+    </w:p>
+    <w:p>
+      <w:pPr>
+        <w:spacing w:line="257" w:lineRule="auto"/>
+      </w:pPr>
+      <w:r>
+        <w:rPr>
+          <w:rFonts w:ascii="Calibri" w:eastAsia="Calibri" w:hAnsi="Calibri" w:cs="Calibri"/>
+        </w:rPr>
+        <w:t>plate</w:t>
+      </w:r>
+      <w:r>
+        <w:rPr>
+          <w:rFonts w:ascii="Calibri" w:eastAsia="Calibri" w:hAnsi="Calibri" w:cs="Calibri"/>
+        </w:rPr>
+        <w:t>9analysisthird&lt;-</w:t>
+      </w:r>
+      <w:r>
+        <w:rPr>
+          <w:rFonts w:ascii="Calibri" w:eastAsia="Calibri" w:hAnsi="Calibri" w:cs="Calibri"/>
+        </w:rPr>
+        <w:t>plate</w:t>
+      </w:r>
+      <w:r>
+        <w:rPr>
+          <w:rFonts w:ascii="Calibri" w:eastAsia="Calibri" w:hAnsi="Calibri" w:cs="Calibri"/>
+        </w:rPr>
+        <w:t>9thirdint</w:t>
+      </w:r>
+    </w:p>
+    <w:p>
+      <w:pPr>
+        <w:spacing w:line="257" w:lineRule="auto"/>
+      </w:pPr>
+      <w:r>
+        <w:rPr>
+          <w:rFonts w:ascii="Calibri" w:eastAsia="Calibri" w:hAnsi="Calibri" w:cs="Calibri"/>
+        </w:rPr>
+        <w:t>for (</w:t>
+      </w:r>
+      <w:proofErr w:type="spellStart"/>
+      <w:r>
+        <w:rPr>
+          <w:rFonts w:ascii="Calibri" w:eastAsia="Calibri" w:hAnsi="Calibri" w:cs="Calibri"/>
+        </w:rPr>
+        <w:t>i</w:t>
+      </w:r>
+      <w:proofErr w:type="spellEnd"/>
+      <w:r>
+        <w:rPr>
+          <w:rFonts w:ascii="Calibri" w:eastAsia="Calibri" w:hAnsi="Calibri" w:cs="Calibri"/>
+        </w:rPr>
+        <w:t xml:space="preserve"> in </w:t>
+      </w:r>
+      <w:proofErr w:type="gramStart"/>
+      <w:r>
+        <w:rPr>
+          <w:rFonts w:ascii="Calibri" w:eastAsia="Calibri" w:hAnsi="Calibri" w:cs="Calibri"/>
+        </w:rPr>
+        <w:t>1:ncol</w:t>
+      </w:r>
+      <w:proofErr w:type="gramEnd"/>
+      <w:r>
+        <w:rPr>
+          <w:rFonts w:ascii="Calibri" w:eastAsia="Calibri" w:hAnsi="Calibri" w:cs="Calibri"/>
+        </w:rPr>
+        <w:t>(</w:t>
+      </w:r>
+      <w:r>
+        <w:rPr>
+          <w:rFonts w:ascii="Calibri" w:eastAsia="Calibri" w:hAnsi="Calibri" w:cs="Calibri"/>
+        </w:rPr>
+        <w:t>plate</w:t>
+      </w:r>
+      <w:r>
+        <w:rPr>
+          <w:rFonts w:ascii="Calibri" w:eastAsia="Calibri" w:hAnsi="Calibri" w:cs="Calibri"/>
+        </w:rPr>
+        <w:t>9third</w:t>
+      </w:r>
+      <w:proofErr w:type="gramStart"/>
+      <w:r>
+        <w:rPr>
+          <w:rFonts w:ascii="Calibri" w:eastAsia="Calibri" w:hAnsi="Calibri" w:cs="Calibri"/>
+        </w:rPr>
+        <w:t>)){</w:t>
+      </w:r>
+      <w:proofErr w:type="gramEnd"/>
+      <w:r>
+        <w:rPr>
+          <w:rFonts w:ascii="Calibri" w:eastAsia="Calibri" w:hAnsi="Calibri" w:cs="Calibri"/>
+        </w:rPr>
+        <w:t>plate</w:t>
+      </w:r>
+      <w:r>
+        <w:rPr>
+          <w:rFonts w:ascii="Calibri" w:eastAsia="Calibri" w:hAnsi="Calibri" w:cs="Calibri"/>
+        </w:rPr>
+        <w:t>9analysisthird[nrow(</w:t>
+      </w:r>
+      <w:r>
+        <w:rPr>
+          <w:rFonts w:ascii="Calibri" w:eastAsia="Calibri" w:hAnsi="Calibri" w:cs="Calibri"/>
+        </w:rPr>
+        <w:t>plate</w:t>
+      </w:r>
+      <w:r>
+        <w:rPr>
+          <w:rFonts w:ascii="Calibri" w:eastAsia="Calibri" w:hAnsi="Calibri" w:cs="Calibri"/>
+        </w:rPr>
+        <w:t>9</w:t>
+      </w:r>
+      <w:proofErr w:type="gramStart"/>
+      <w:r>
+        <w:rPr>
+          <w:rFonts w:ascii="Calibri" w:eastAsia="Calibri" w:hAnsi="Calibri" w:cs="Calibri"/>
+        </w:rPr>
+        <w:t>third)+1,i</w:t>
+      </w:r>
+      <w:proofErr w:type="gramEnd"/>
+      <w:r>
+        <w:rPr>
+          <w:rFonts w:ascii="Calibri" w:eastAsia="Calibri" w:hAnsi="Calibri" w:cs="Calibri"/>
+        </w:rPr>
+        <w:t>]&lt;-</w:t>
+      </w:r>
+      <w:proofErr w:type="gramStart"/>
+      <w:r>
+        <w:rPr>
+          <w:rFonts w:ascii="Calibri" w:eastAsia="Calibri" w:hAnsi="Calibri" w:cs="Calibri"/>
+        </w:rPr>
+        <w:t>max(</w:t>
+      </w:r>
+      <w:proofErr w:type="gramEnd"/>
+      <w:r>
+        <w:rPr>
+          <w:rFonts w:ascii="Calibri" w:eastAsia="Calibri" w:hAnsi="Calibri" w:cs="Calibri"/>
+        </w:rPr>
+        <w:t>plate</w:t>
+      </w:r>
+      <w:r>
+        <w:rPr>
+          <w:rFonts w:ascii="Calibri" w:eastAsia="Calibri" w:hAnsi="Calibri" w:cs="Calibri"/>
+        </w:rPr>
+        <w:t xml:space="preserve">9thirdint </w:t>
+      </w:r>
+      <w:proofErr w:type="gramStart"/>
+      <w:r>
+        <w:rPr>
+          <w:rFonts w:ascii="Calibri" w:eastAsia="Calibri" w:hAnsi="Calibri" w:cs="Calibri"/>
+        </w:rPr>
+        <w:t>[,</w:t>
+      </w:r>
+      <w:proofErr w:type="spellStart"/>
+      <w:r>
+        <w:rPr>
+          <w:rFonts w:ascii="Calibri" w:eastAsia="Calibri" w:hAnsi="Calibri" w:cs="Calibri"/>
+        </w:rPr>
+        <w:t>i</w:t>
+      </w:r>
+      <w:proofErr w:type="spellEnd"/>
+      <w:proofErr w:type="gramEnd"/>
+      <w:r>
+        <w:rPr>
+          <w:rFonts w:ascii="Calibri" w:eastAsia="Calibri" w:hAnsi="Calibri" w:cs="Calibri"/>
+        </w:rPr>
+        <w:t>])}</w:t>
+      </w:r>
+    </w:p>
+    <w:p>
+      <w:pPr>
+        <w:spacing w:line="257" w:lineRule="auto"/>
+      </w:pPr>
+      <w:r>
+        <w:rPr>
+          <w:rFonts w:ascii="Calibri" w:eastAsia="Calibri" w:hAnsi="Calibri" w:cs="Calibri"/>
+        </w:rPr>
+        <w:t>plate</w:t>
+      </w:r>
+      <w:r>
+        <w:rPr>
+          <w:rFonts w:ascii="Calibri" w:eastAsia="Calibri" w:hAnsi="Calibri" w:cs="Calibri"/>
+        </w:rPr>
+        <w:t>9analysisthird[</w:t>
+      </w:r>
+      <w:proofErr w:type="spellStart"/>
+      <w:r>
+        <w:rPr>
+          <w:rFonts w:ascii="Calibri" w:eastAsia="Calibri" w:hAnsi="Calibri" w:cs="Calibri"/>
+        </w:rPr>
+        <w:t>nrow</w:t>
+      </w:r>
+      <w:proofErr w:type="spellEnd"/>
+      <w:r>
+        <w:rPr>
+          <w:rFonts w:ascii="Calibri" w:eastAsia="Calibri" w:hAnsi="Calibri" w:cs="Calibri"/>
+        </w:rPr>
+        <w:t>(</w:t>
+      </w:r>
+      <w:r>
+        <w:rPr>
+          <w:rFonts w:ascii="Calibri" w:eastAsia="Calibri" w:hAnsi="Calibri" w:cs="Calibri"/>
+        </w:rPr>
+        <w:t>plate</w:t>
+      </w:r>
+      <w:r>
+        <w:rPr>
+          <w:rFonts w:ascii="Calibri" w:eastAsia="Calibri" w:hAnsi="Calibri" w:cs="Calibri"/>
+        </w:rPr>
+        <w:t>9</w:t>
+      </w:r>
+      <w:proofErr w:type="gramStart"/>
+      <w:r>
+        <w:rPr>
+          <w:rFonts w:ascii="Calibri" w:eastAsia="Calibri" w:hAnsi="Calibri" w:cs="Calibri"/>
+        </w:rPr>
+        <w:t>third)+</w:t>
+      </w:r>
+      <w:proofErr w:type="gramEnd"/>
+      <w:r>
+        <w:rPr>
+          <w:rFonts w:ascii="Calibri" w:eastAsia="Calibri" w:hAnsi="Calibri" w:cs="Calibri"/>
+        </w:rPr>
+        <w:t>2</w:t>
+      </w:r>
+      <w:proofErr w:type="gramStart"/>
+      <w:r>
+        <w:rPr>
+          <w:rFonts w:ascii="Calibri" w:eastAsia="Calibri" w:hAnsi="Calibri" w:cs="Calibri"/>
+        </w:rPr>
+        <w:t>,]&lt;</w:t>
+      </w:r>
+      <w:proofErr w:type="gramEnd"/>
+      <w:r>
+        <w:rPr>
+          <w:rFonts w:ascii="Calibri" w:eastAsia="Calibri" w:hAnsi="Calibri" w:cs="Calibri"/>
+        </w:rPr>
+        <w:t xml:space="preserve">- </w:t>
+      </w:r>
+      <w:proofErr w:type="spellStart"/>
+      <w:r>
+        <w:rPr>
+          <w:rFonts w:ascii="Calibri" w:eastAsia="Calibri" w:hAnsi="Calibri" w:cs="Calibri"/>
+        </w:rPr>
+        <w:t>sapply</w:t>
+      </w:r>
+      <w:proofErr w:type="spellEnd"/>
+      <w:r>
+        <w:rPr>
+          <w:rFonts w:ascii="Calibri" w:eastAsia="Calibri" w:hAnsi="Calibri" w:cs="Calibri"/>
+        </w:rPr>
+        <w:t>(</w:t>
+      </w:r>
+      <w:r>
+        <w:rPr>
+          <w:rFonts w:ascii="Calibri" w:eastAsia="Calibri" w:hAnsi="Calibri" w:cs="Calibri"/>
+        </w:rPr>
+        <w:t>plate</w:t>
+      </w:r>
+      <w:r>
+        <w:rPr>
+          <w:rFonts w:ascii="Calibri" w:eastAsia="Calibri" w:hAnsi="Calibri" w:cs="Calibri"/>
+        </w:rPr>
+        <w:t>9</w:t>
+      </w:r>
+      <w:proofErr w:type="gramStart"/>
+      <w:r>
+        <w:rPr>
+          <w:rFonts w:ascii="Calibri" w:eastAsia="Calibri" w:hAnsi="Calibri" w:cs="Calibri"/>
+        </w:rPr>
+        <w:t>third[</w:t>
+      </w:r>
+      <w:proofErr w:type="gramEnd"/>
+      <w:r>
+        <w:rPr>
+          <w:rFonts w:ascii="Calibri" w:eastAsia="Calibri" w:hAnsi="Calibri" w:cs="Calibri"/>
+        </w:rPr>
+        <w:t xml:space="preserve">], function(x) </w:t>
+      </w:r>
+      <w:proofErr w:type="gramStart"/>
+      <w:r>
+        <w:rPr>
+          <w:rFonts w:ascii="Calibri" w:eastAsia="Calibri" w:hAnsi="Calibri" w:cs="Calibri"/>
+        </w:rPr>
+        <w:t>mean</w:t>
+      </w:r>
+      <w:proofErr w:type="gramEnd"/>
+      <w:r>
+        <w:rPr>
+          <w:rFonts w:ascii="Calibri" w:eastAsia="Calibri" w:hAnsi="Calibri" w:cs="Calibri"/>
+        </w:rPr>
+        <w:t>(tail((x), 10)))</w:t>
+      </w:r>
+    </w:p>
+    <w:p>
+      <w:pPr>
+        <w:spacing w:line="257" w:lineRule="auto"/>
+      </w:pPr>
+      <w:r>
+        <w:rPr>
+          <w:rFonts w:ascii="Calibri" w:eastAsia="Calibri" w:hAnsi="Calibri" w:cs="Calibri"/>
+        </w:rPr>
+        <w:t>for (</w:t>
+      </w:r>
+      <w:proofErr w:type="spellStart"/>
+      <w:r>
+        <w:rPr>
+          <w:rFonts w:ascii="Calibri" w:eastAsia="Calibri" w:hAnsi="Calibri" w:cs="Calibri"/>
+        </w:rPr>
+        <w:t>i</w:t>
+      </w:r>
+      <w:proofErr w:type="spellEnd"/>
+      <w:r>
+        <w:rPr>
+          <w:rFonts w:ascii="Calibri" w:eastAsia="Calibri" w:hAnsi="Calibri" w:cs="Calibri"/>
+        </w:rPr>
+        <w:t xml:space="preserve"> in </w:t>
+      </w:r>
+      <w:proofErr w:type="gramStart"/>
+      <w:r>
+        <w:rPr>
+          <w:rFonts w:ascii="Calibri" w:eastAsia="Calibri" w:hAnsi="Calibri" w:cs="Calibri"/>
+        </w:rPr>
+        <w:t>1:ncol</w:t>
+      </w:r>
+      <w:proofErr w:type="gramEnd"/>
+      <w:r>
+        <w:rPr>
+          <w:rFonts w:ascii="Calibri" w:eastAsia="Calibri" w:hAnsi="Calibri" w:cs="Calibri"/>
+        </w:rPr>
+        <w:t>(</w:t>
+      </w:r>
+      <w:r>
+        <w:rPr>
+          <w:rFonts w:ascii="Calibri" w:eastAsia="Calibri" w:hAnsi="Calibri" w:cs="Calibri"/>
+        </w:rPr>
+        <w:t>plate</w:t>
+      </w:r>
+      <w:r>
+        <w:rPr>
+          <w:rFonts w:ascii="Calibri" w:eastAsia="Calibri" w:hAnsi="Calibri" w:cs="Calibri"/>
+        </w:rPr>
+        <w:t>9third</w:t>
+      </w:r>
+      <w:proofErr w:type="gramStart"/>
+      <w:r>
+        <w:rPr>
+          <w:rFonts w:ascii="Calibri" w:eastAsia="Calibri" w:hAnsi="Calibri" w:cs="Calibri"/>
+        </w:rPr>
+        <w:t>)){</w:t>
+      </w:r>
+      <w:proofErr w:type="gramEnd"/>
+      <w:r>
+        <w:rPr>
+          <w:rFonts w:ascii="Calibri" w:eastAsia="Calibri" w:hAnsi="Calibri" w:cs="Calibri"/>
+        </w:rPr>
+        <w:t>plate</w:t>
+      </w:r>
+      <w:r>
+        <w:rPr>
+          <w:rFonts w:ascii="Calibri" w:eastAsia="Calibri" w:hAnsi="Calibri" w:cs="Calibri"/>
+        </w:rPr>
+        <w:t>9analysisthird[nrow(</w:t>
+      </w:r>
+      <w:r>
+        <w:rPr>
+          <w:rFonts w:ascii="Calibri" w:eastAsia="Calibri" w:hAnsi="Calibri" w:cs="Calibri"/>
+        </w:rPr>
+        <w:t>plate</w:t>
+      </w:r>
+      <w:r>
+        <w:rPr>
+          <w:rFonts w:ascii="Calibri" w:eastAsia="Calibri" w:hAnsi="Calibri" w:cs="Calibri"/>
+        </w:rPr>
+        <w:t>9</w:t>
+      </w:r>
+      <w:proofErr w:type="gramStart"/>
+      <w:r>
+        <w:rPr>
+          <w:rFonts w:ascii="Calibri" w:eastAsia="Calibri" w:hAnsi="Calibri" w:cs="Calibri"/>
+        </w:rPr>
+        <w:t>third)+3,i</w:t>
+      </w:r>
+      <w:proofErr w:type="gramEnd"/>
+      <w:r>
+        <w:rPr>
+          <w:rFonts w:ascii="Calibri" w:eastAsia="Calibri" w:hAnsi="Calibri" w:cs="Calibri"/>
+        </w:rPr>
+        <w:t>]&lt;-</w:t>
+      </w:r>
+      <w:proofErr w:type="gramStart"/>
+      <w:r>
+        <w:rPr>
+          <w:rFonts w:ascii="Calibri" w:eastAsia="Calibri" w:hAnsi="Calibri" w:cs="Calibri"/>
+        </w:rPr>
+        <w:t>max(</w:t>
+      </w:r>
+      <w:proofErr w:type="gramEnd"/>
+      <w:r>
+        <w:rPr>
+          <w:rFonts w:ascii="Calibri" w:eastAsia="Calibri" w:hAnsi="Calibri" w:cs="Calibri"/>
+        </w:rPr>
+        <w:t>plate</w:t>
+      </w:r>
+      <w:r>
+        <w:rPr>
+          <w:rFonts w:ascii="Calibri" w:eastAsia="Calibri" w:hAnsi="Calibri" w:cs="Calibri"/>
+        </w:rPr>
+        <w:t xml:space="preserve">9thirdint </w:t>
+      </w:r>
+      <w:proofErr w:type="gramStart"/>
+      <w:r>
+        <w:rPr>
+          <w:rFonts w:ascii="Calibri" w:eastAsia="Calibri" w:hAnsi="Calibri" w:cs="Calibri"/>
+        </w:rPr>
+        <w:t>[,</w:t>
+      </w:r>
+      <w:proofErr w:type="spellStart"/>
+      <w:r>
+        <w:rPr>
+          <w:rFonts w:ascii="Calibri" w:eastAsia="Calibri" w:hAnsi="Calibri" w:cs="Calibri"/>
+        </w:rPr>
+        <w:t>i</w:t>
+      </w:r>
+      <w:proofErr w:type="spellEnd"/>
+      <w:proofErr w:type="gramEnd"/>
+      <w:r>
+        <w:rPr>
+          <w:rFonts w:ascii="Calibri" w:eastAsia="Calibri" w:hAnsi="Calibri" w:cs="Calibri"/>
+        </w:rPr>
+        <w:t xml:space="preserve">])- </w:t>
+      </w:r>
+      <w:proofErr w:type="gramStart"/>
+      <w:r>
+        <w:rPr>
+          <w:rFonts w:ascii="Calibri" w:eastAsia="Calibri" w:hAnsi="Calibri" w:cs="Calibri"/>
+        </w:rPr>
+        <w:t>max(</w:t>
+      </w:r>
+      <w:proofErr w:type="gramEnd"/>
+      <w:r>
+        <w:rPr>
+          <w:rFonts w:ascii="Calibri" w:eastAsia="Calibri" w:hAnsi="Calibri" w:cs="Calibri"/>
+        </w:rPr>
+        <w:t>plate</w:t>
+      </w:r>
+      <w:r>
+        <w:rPr>
+          <w:rFonts w:ascii="Calibri" w:eastAsia="Calibri" w:hAnsi="Calibri" w:cs="Calibri"/>
+        </w:rPr>
+        <w:t xml:space="preserve">9firstint </w:t>
+      </w:r>
+      <w:proofErr w:type="gramStart"/>
+      <w:r>
+        <w:rPr>
+          <w:rFonts w:ascii="Calibri" w:eastAsia="Calibri" w:hAnsi="Calibri" w:cs="Calibri"/>
+        </w:rPr>
+        <w:t>[,</w:t>
+      </w:r>
+      <w:proofErr w:type="spellStart"/>
+      <w:r>
+        <w:rPr>
+          <w:rFonts w:ascii="Calibri" w:eastAsia="Calibri" w:hAnsi="Calibri" w:cs="Calibri"/>
+        </w:rPr>
+        <w:t>i</w:t>
+      </w:r>
+      <w:proofErr w:type="spellEnd"/>
+      <w:proofErr w:type="gramEnd"/>
+      <w:r>
+        <w:rPr>
+          <w:rFonts w:ascii="Calibri" w:eastAsia="Calibri" w:hAnsi="Calibri" w:cs="Calibri"/>
+        </w:rPr>
+        <w:t>])}</w:t>
+      </w:r>
+    </w:p>
+    <w:p>
+      <w:pPr>
+        <w:spacing w:line="257" w:lineRule="auto"/>
+      </w:pPr>
+      <w:r>
+        <w:rPr>
+          <w:rFonts w:ascii="Calibri" w:eastAsia="Calibri" w:hAnsi="Calibri" w:cs="Calibri"/>
+        </w:rPr>
+        <w:t>plate</w:t>
+      </w:r>
+      <w:r>
+        <w:rPr>
+          <w:rFonts w:ascii="Calibri" w:eastAsia="Calibri" w:hAnsi="Calibri" w:cs="Calibri"/>
+        </w:rPr>
+        <w:t>9analysisthird[</w:t>
+      </w:r>
+      <w:proofErr w:type="spellStart"/>
+      <w:r>
+        <w:rPr>
+          <w:rFonts w:ascii="Calibri" w:eastAsia="Calibri" w:hAnsi="Calibri" w:cs="Calibri"/>
+        </w:rPr>
+        <w:t>nrow</w:t>
+      </w:r>
+      <w:proofErr w:type="spellEnd"/>
+      <w:r>
+        <w:rPr>
+          <w:rFonts w:ascii="Calibri" w:eastAsia="Calibri" w:hAnsi="Calibri" w:cs="Calibri"/>
+        </w:rPr>
+        <w:t>(</w:t>
+      </w:r>
+      <w:r>
+        <w:rPr>
+          <w:rFonts w:ascii="Calibri" w:eastAsia="Calibri" w:hAnsi="Calibri" w:cs="Calibri"/>
+        </w:rPr>
+        <w:t>plate</w:t>
+      </w:r>
+      <w:r>
+        <w:rPr>
+          <w:rFonts w:ascii="Calibri" w:eastAsia="Calibri" w:hAnsi="Calibri" w:cs="Calibri"/>
+        </w:rPr>
+        <w:t xml:space="preserve">9analysisthird) + </w:t>
+      </w:r>
+      <w:proofErr w:type="gramStart"/>
+      <w:r>
+        <w:rPr>
+          <w:rFonts w:ascii="Calibri" w:eastAsia="Calibri" w:hAnsi="Calibri" w:cs="Calibri"/>
+        </w:rPr>
+        <w:t>1 ,</w:t>
+      </w:r>
+      <w:proofErr w:type="gramEnd"/>
+      <w:r>
+        <w:rPr>
+          <w:rFonts w:ascii="Calibri" w:eastAsia="Calibri" w:hAnsi="Calibri" w:cs="Calibri"/>
+        </w:rPr>
+        <w:t xml:space="preserve"> ] &lt;- NA</w:t>
+      </w:r>
+    </w:p>
+    <w:p>
+      <w:pPr>
+        <w:spacing w:line="257" w:lineRule="auto"/>
+      </w:pPr>
+      <w:proofErr w:type="spellStart"/>
+      <w:r>
+        <w:rPr>
+          <w:rFonts w:ascii="Calibri" w:eastAsia="Calibri" w:hAnsi="Calibri" w:cs="Calibri"/>
+        </w:rPr>
+        <w:t>colnames</w:t>
+      </w:r>
+      <w:proofErr w:type="spellEnd"/>
+      <w:r>
+        <w:rPr>
+          <w:rFonts w:ascii="Calibri" w:eastAsia="Calibri" w:hAnsi="Calibri" w:cs="Calibri"/>
+        </w:rPr>
+        <w:t>(</w:t>
+      </w:r>
+      <w:r>
+        <w:rPr>
+          <w:rFonts w:ascii="Calibri" w:eastAsia="Calibri" w:hAnsi="Calibri" w:cs="Calibri"/>
+        </w:rPr>
+        <w:t>plate</w:t>
+      </w:r>
+      <w:r>
+        <w:rPr>
+          <w:rFonts w:ascii="Calibri" w:eastAsia="Calibri" w:hAnsi="Calibri" w:cs="Calibri"/>
+        </w:rPr>
+        <w:t>9</w:t>
+      </w:r>
+      <w:proofErr w:type="gramStart"/>
+      <w:r>
+        <w:rPr>
+          <w:rFonts w:ascii="Calibri" w:eastAsia="Calibri" w:hAnsi="Calibri" w:cs="Calibri"/>
+        </w:rPr>
+        <w:t>analysisthird)[1]&lt;</w:t>
+      </w:r>
+      <w:proofErr w:type="gramEnd"/>
+      <w:r>
+        <w:rPr>
+          <w:rFonts w:ascii="Calibri" w:eastAsia="Calibri" w:hAnsi="Calibri" w:cs="Calibri"/>
+        </w:rPr>
+        <w:t>-"</w:t>
+      </w:r>
+      <w:r>
+        <w:rPr>
+          <w:rFonts w:ascii="Calibri" w:eastAsia="Calibri" w:hAnsi="Calibri" w:cs="Calibri"/>
+        </w:rPr>
+        <w:t>plate</w:t>
+      </w:r>
+      <w:r>
+        <w:rPr>
+          <w:rFonts w:ascii="Calibri" w:eastAsia="Calibri" w:hAnsi="Calibri" w:cs="Calibri"/>
+        </w:rPr>
+        <w:t>9firstint"</w:t>
+      </w:r>
+    </w:p>
+    <w:p>
+      <w:pPr>
+        <w:spacing w:line="257" w:lineRule="auto"/>
+      </w:pPr>
       <w:r>
         <w:rPr>
           <w:rFonts w:ascii="Calibri" w:eastAsia="Calibri" w:hAnsi="Calibri" w:cs="Calibri"/>
         </w:rPr>
         <w:t xml:space="preserve"> </w:t>
       </w:r>
+    </w:p>
+    <w:p>
+      <w:pPr>
+        <w:spacing w:line="257" w:lineRule="auto"/>
+      </w:pPr>
+      <w:r>
+        <w:rPr>
+          <w:rFonts w:ascii="Calibri" w:eastAsia="Calibri" w:hAnsi="Calibri" w:cs="Calibri"/>
+        </w:rPr>
+        <w:t>plate</w:t>
+      </w:r>
+      <w:r>
+        <w:rPr>
+          <w:rFonts w:ascii="Calibri" w:eastAsia="Calibri" w:hAnsi="Calibri" w:cs="Calibri"/>
+        </w:rPr>
+        <w:t>9fourthint=matrix(</w:t>
+      </w:r>
+      <w:proofErr w:type="spellStart"/>
+      <w:r>
+        <w:rPr>
+          <w:rFonts w:ascii="Calibri" w:eastAsia="Calibri" w:hAnsi="Calibri" w:cs="Calibri"/>
+        </w:rPr>
+        <w:t>nrow</w:t>
+      </w:r>
+      <w:proofErr w:type="spellEnd"/>
+      <w:r>
+        <w:rPr>
+          <w:rFonts w:ascii="Calibri" w:eastAsia="Calibri" w:hAnsi="Calibri" w:cs="Calibri"/>
+        </w:rPr>
+        <w:t>(</w:t>
+      </w:r>
+      <w:r>
+        <w:rPr>
+          <w:rFonts w:ascii="Calibri" w:eastAsia="Calibri" w:hAnsi="Calibri" w:cs="Calibri"/>
+        </w:rPr>
+        <w:t>plate</w:t>
+      </w:r>
+      <w:r>
+        <w:rPr>
+          <w:rFonts w:ascii="Calibri" w:eastAsia="Calibri" w:hAnsi="Calibri" w:cs="Calibri"/>
+        </w:rPr>
+        <w:t>9fourth</w:t>
+      </w:r>
+      <w:proofErr w:type="gramStart"/>
+      <w:r>
+        <w:rPr>
+          <w:rFonts w:ascii="Calibri" w:eastAsia="Calibri" w:hAnsi="Calibri" w:cs="Calibri"/>
+        </w:rPr>
+        <w:t>),</w:t>
+      </w:r>
+      <w:proofErr w:type="spellStart"/>
+      <w:r>
+        <w:rPr>
+          <w:rFonts w:ascii="Calibri" w:eastAsia="Calibri" w:hAnsi="Calibri" w:cs="Calibri"/>
+        </w:rPr>
+        <w:t>ncol</w:t>
+      </w:r>
+      <w:proofErr w:type="spellEnd"/>
+      <w:proofErr w:type="gramEnd"/>
+      <w:r>
+        <w:rPr>
+          <w:rFonts w:ascii="Calibri" w:eastAsia="Calibri" w:hAnsi="Calibri" w:cs="Calibri"/>
+        </w:rPr>
+        <w:t>(</w:t>
+      </w:r>
+      <w:r>
+        <w:rPr>
+          <w:rFonts w:ascii="Calibri" w:eastAsia="Calibri" w:hAnsi="Calibri" w:cs="Calibri"/>
+        </w:rPr>
+        <w:t>plate</w:t>
+      </w:r>
+      <w:r>
+        <w:rPr>
+          <w:rFonts w:ascii="Calibri" w:eastAsia="Calibri" w:hAnsi="Calibri" w:cs="Calibri"/>
+        </w:rPr>
+        <w:t>9fourth))</w:t>
+      </w:r>
+    </w:p>
+    <w:p>
+      <w:pPr>
+        <w:spacing w:line="257" w:lineRule="auto"/>
+      </w:pPr>
+      <w:r>
+        <w:rPr>
+          <w:rFonts w:ascii="Calibri" w:eastAsia="Calibri" w:hAnsi="Calibri" w:cs="Calibri"/>
+        </w:rPr>
+        <w:t>plate</w:t>
+      </w:r>
+      <w:r>
+        <w:rPr>
+          <w:rFonts w:ascii="Calibri" w:eastAsia="Calibri" w:hAnsi="Calibri" w:cs="Calibri"/>
+        </w:rPr>
+        <w:t>9fourthint =</w:t>
+      </w:r>
+      <w:proofErr w:type="spellStart"/>
+      <w:proofErr w:type="gramStart"/>
+      <w:r>
+        <w:rPr>
+          <w:rFonts w:ascii="Calibri" w:eastAsia="Calibri" w:hAnsi="Calibri" w:cs="Calibri"/>
+        </w:rPr>
+        <w:t>data.frame</w:t>
+      </w:r>
+      <w:proofErr w:type="spellEnd"/>
+      <w:proofErr w:type="gramEnd"/>
+      <w:r>
+        <w:rPr>
+          <w:rFonts w:ascii="Calibri" w:eastAsia="Calibri" w:hAnsi="Calibri" w:cs="Calibri"/>
+        </w:rPr>
+        <w:t>(</w:t>
+      </w:r>
+      <w:r>
+        <w:rPr>
+          <w:rFonts w:ascii="Calibri" w:eastAsia="Calibri" w:hAnsi="Calibri" w:cs="Calibri"/>
+        </w:rPr>
+        <w:t>plate</w:t>
+      </w:r>
+      <w:r>
+        <w:rPr>
+          <w:rFonts w:ascii="Calibri" w:eastAsia="Calibri" w:hAnsi="Calibri" w:cs="Calibri"/>
+        </w:rPr>
+        <w:t>9fourthint)</w:t>
+      </w:r>
+    </w:p>
+    <w:p>
+      <w:pPr>
+        <w:spacing w:line="257" w:lineRule="auto"/>
+      </w:pPr>
+      <w:r>
+        <w:rPr>
+          <w:rFonts w:ascii="Calibri" w:eastAsia="Calibri" w:hAnsi="Calibri" w:cs="Calibri"/>
+        </w:rPr>
+        <w:t xml:space="preserve">for (j in </w:t>
+      </w:r>
+      <w:proofErr w:type="gramStart"/>
+      <w:r>
+        <w:rPr>
+          <w:rFonts w:ascii="Calibri" w:eastAsia="Calibri" w:hAnsi="Calibri" w:cs="Calibri"/>
+        </w:rPr>
+        <w:t>1:ncol</w:t>
+      </w:r>
+      <w:proofErr w:type="gramEnd"/>
+      <w:r>
+        <w:rPr>
+          <w:rFonts w:ascii="Calibri" w:eastAsia="Calibri" w:hAnsi="Calibri" w:cs="Calibri"/>
+        </w:rPr>
+        <w:t>(</w:t>
+      </w:r>
+      <w:r>
+        <w:rPr>
+          <w:rFonts w:ascii="Calibri" w:eastAsia="Calibri" w:hAnsi="Calibri" w:cs="Calibri"/>
+        </w:rPr>
+        <w:t>plate</w:t>
+      </w:r>
+      <w:r>
+        <w:rPr>
+          <w:rFonts w:ascii="Calibri" w:eastAsia="Calibri" w:hAnsi="Calibri" w:cs="Calibri"/>
+        </w:rPr>
+        <w:t>9fourth</w:t>
+      </w:r>
+      <w:proofErr w:type="gramStart"/>
+      <w:r>
+        <w:rPr>
+          <w:rFonts w:ascii="Calibri" w:eastAsia="Calibri" w:hAnsi="Calibri" w:cs="Calibri"/>
+        </w:rPr>
+        <w:t>)){</w:t>
+      </w:r>
+      <w:proofErr w:type="gramEnd"/>
+      <w:r>
+        <w:rPr>
+          <w:rFonts w:ascii="Calibri" w:eastAsia="Calibri" w:hAnsi="Calibri" w:cs="Calibri"/>
+        </w:rPr>
+        <w:t xml:space="preserve">                                                               </w:t>
+      </w:r>
+    </w:p>
+    <w:p>
+      <w:pPr>
+        <w:spacing w:line="257" w:lineRule="auto"/>
+      </w:pPr>
+      <w:r>
+        <w:rPr>
+          <w:rFonts w:ascii="Calibri" w:eastAsia="Calibri" w:hAnsi="Calibri" w:cs="Calibri"/>
+        </w:rPr>
+        <w:t xml:space="preserve">for (k in </w:t>
+      </w:r>
       <w:proofErr w:type="gramStart"/>
       <w:r>
         <w:rPr>
@@ -41476,7 +42426,7 @@
         <w:rPr>
           <w:rFonts w:ascii="Calibri" w:eastAsia="Calibri" w:hAnsi="Calibri" w:cs="Calibri"/>
         </w:rPr>
-        <w:t>9third</w:t>
+        <w:t>9fourth</w:t>
       </w:r>
       <w:proofErr w:type="gramStart"/>
       <w:r>
@@ -41507,7 +42457,7 @@
         <w:rPr>
           <w:rFonts w:ascii="Calibri" w:eastAsia="Calibri" w:hAnsi="Calibri" w:cs="Calibri"/>
         </w:rPr>
-        <w:t>9thirdint [</w:t>
+        <w:t>9fourthint [</w:t>
       </w:r>
       <w:proofErr w:type="spellStart"/>
       <w:proofErr w:type="gramStart"/>
@@ -41535,7 +42485,7 @@
         <w:rPr>
           <w:rFonts w:ascii="Calibri" w:eastAsia="Calibri" w:hAnsi="Calibri" w:cs="Calibri"/>
         </w:rPr>
-        <w:t>9third[</w:t>
+        <w:t>9fourth[</w:t>
       </w:r>
       <w:proofErr w:type="spellStart"/>
       <w:proofErr w:type="gramStart"/>
@@ -41563,7 +42513,7 @@
         <w:rPr>
           <w:rFonts w:ascii="Calibri" w:eastAsia="Calibri" w:hAnsi="Calibri" w:cs="Calibri"/>
         </w:rPr>
-        <w:t>9analysissecond[</w:t>
+        <w:t>9analysisthird[</w:t>
       </w:r>
       <w:proofErr w:type="spellStart"/>
       <w:r>
@@ -41596,7 +42546,7 @@
         <w:rPr>
           <w:rFonts w:ascii="Calibri" w:eastAsia="Calibri" w:hAnsi="Calibri" w:cs="Calibri"/>
         </w:rPr>
-        <w:t>second)+2,j</w:t>
+        <w:t>third)+2,j</w:t>
       </w:r>
       <w:proofErr w:type="gramEnd"/>
       <w:r>
@@ -41615,7 +42565,7 @@
         <w:rPr>
           <w:rFonts w:ascii="Calibri" w:eastAsia="Calibri" w:hAnsi="Calibri" w:cs="Calibri"/>
         </w:rPr>
-        <w:t>9analysissecond[</w:t>
+        <w:t>9analysisthird[</w:t>
       </w:r>
       <w:proofErr w:type="spellStart"/>
       <w:r>
@@ -41648,7 +42598,7 @@
         <w:rPr>
           <w:rFonts w:ascii="Calibri" w:eastAsia="Calibri" w:hAnsi="Calibri" w:cs="Calibri"/>
         </w:rPr>
-        <w:t>second)+2,j</w:t>
+        <w:t>third)+2,j</w:t>
       </w:r>
       <w:proofErr w:type="gramEnd"/>
       <w:r>
@@ -41672,19 +42622,19 @@
         <w:rPr>
           <w:rFonts w:ascii="Calibri" w:eastAsia="Calibri" w:hAnsi="Calibri" w:cs="Calibri"/>
         </w:rPr>
-        <w:t>9analysisthird&lt;-</w:t>
-      </w:r>
-      <w:r>
-        <w:rPr>
-          <w:rFonts w:ascii="Calibri" w:eastAsia="Calibri" w:hAnsi="Calibri" w:cs="Calibri"/>
-        </w:rPr>
-        <w:t>plate</w:t>
-      </w:r>
-      <w:r>
-        <w:rPr>
-          <w:rFonts w:ascii="Calibri" w:eastAsia="Calibri" w:hAnsi="Calibri" w:cs="Calibri"/>
-        </w:rPr>
-        <w:t>9thirdint</w:t>
+        <w:t>9analysisfourth&lt;-</w:t>
+      </w:r>
+      <w:r>
+        <w:rPr>
+          <w:rFonts w:ascii="Calibri" w:eastAsia="Calibri" w:hAnsi="Calibri" w:cs="Calibri"/>
+        </w:rPr>
+        <w:t>plate</w:t>
+      </w:r>
+      <w:r>
+        <w:rPr>
+          <w:rFonts w:ascii="Calibri" w:eastAsia="Calibri" w:hAnsi="Calibri" w:cs="Calibri"/>
+        </w:rPr>
+        <w:t>9fourthint</w:t>
       </w:r>
     </w:p>
     <w:p>
@@ -41735,7 +42685,7 @@
         <w:rPr>
           <w:rFonts w:ascii="Calibri" w:eastAsia="Calibri" w:hAnsi="Calibri" w:cs="Calibri"/>
         </w:rPr>
-        <w:t>9third</w:t>
+        <w:t>9fourth</w:t>
       </w:r>
       <w:proofErr w:type="gramStart"/>
       <w:r>
@@ -41755,7 +42705,7 @@
         <w:rPr>
           <w:rFonts w:ascii="Calibri" w:eastAsia="Calibri" w:hAnsi="Calibri" w:cs="Calibri"/>
         </w:rPr>
-        <w:t>9analysisthird[nrow(</w:t>
+        <w:t>9analysisfourth[nrow(</w:t>
       </w:r>
       <w:r>
         <w:rPr>
@@ -41774,7 +42724,7 @@
         <w:rPr>
           <w:rFonts w:ascii="Calibri" w:eastAsia="Calibri" w:hAnsi="Calibri" w:cs="Calibri"/>
         </w:rPr>
-        <w:t>third)+1,i</w:t>
+        <w:t>fourth)+1,i</w:t>
       </w:r>
       <w:proofErr w:type="gramEnd"/>
       <w:r>
@@ -41801,7 +42751,7 @@
         <w:rPr>
           <w:rFonts w:ascii="Calibri" w:eastAsia="Calibri" w:hAnsi="Calibri" w:cs="Calibri"/>
         </w:rPr>
-        <w:t xml:space="preserve">9thirdint </w:t>
+        <w:t xml:space="preserve">9fourthint </w:t>
       </w:r>
       <w:proofErr w:type="gramStart"/>
       <w:r>
@@ -41818,29 +42768,29 @@
         <w:t>i</w:t>
       </w:r>
       <w:proofErr w:type="spellEnd"/>
+      <w:proofErr w:type="gramEnd"/>
       <w:r>
         <w:rPr>
           <w:rFonts w:ascii="Calibri" w:eastAsia="Calibri" w:hAnsi="Calibri" w:cs="Calibri"/>
         </w:rPr>
         <w:t>])}</w:t>
       </w:r>
-      <w:proofErr w:type="gramEnd"/>
-    </w:p>
-    <w:p>
-      <w:pPr>
-        <w:spacing w:line="257" w:lineRule="auto"/>
-      </w:pPr>
-      <w:r>
-        <w:rPr>
-          <w:rFonts w:ascii="Calibri" w:eastAsia="Calibri" w:hAnsi="Calibri" w:cs="Calibri"/>
-        </w:rPr>
-        <w:t>plate</w:t>
-      </w:r>
-      <w:r>
-        <w:rPr>
-          <w:rFonts w:ascii="Calibri" w:eastAsia="Calibri" w:hAnsi="Calibri" w:cs="Calibri"/>
-        </w:rPr>
-        <w:t>9analysisthird[</w:t>
+    </w:p>
+    <w:p>
+      <w:pPr>
+        <w:spacing w:line="257" w:lineRule="auto"/>
+      </w:pPr>
+      <w:r>
+        <w:rPr>
+          <w:rFonts w:ascii="Calibri" w:eastAsia="Calibri" w:hAnsi="Calibri" w:cs="Calibri"/>
+        </w:rPr>
+        <w:t>plate</w:t>
+      </w:r>
+      <w:r>
+        <w:rPr>
+          <w:rFonts w:ascii="Calibri" w:eastAsia="Calibri" w:hAnsi="Calibri" w:cs="Calibri"/>
+        </w:rPr>
+        <w:t>9analysisfourth[</w:t>
       </w:r>
       <w:proofErr w:type="spellStart"/>
       <w:r>
@@ -41873,7 +42823,7 @@
         <w:rPr>
           <w:rFonts w:ascii="Calibri" w:eastAsia="Calibri" w:hAnsi="Calibri" w:cs="Calibri"/>
         </w:rPr>
-        <w:t>third)+</w:t>
+        <w:t>fourth)+</w:t>
       </w:r>
       <w:proofErr w:type="gramEnd"/>
       <w:r>
@@ -41927,7 +42877,7 @@
         <w:rPr>
           <w:rFonts w:ascii="Calibri" w:eastAsia="Calibri" w:hAnsi="Calibri" w:cs="Calibri"/>
         </w:rPr>
-        <w:t>third[</w:t>
+        <w:t>fourth[</w:t>
       </w:r>
       <w:proofErr w:type="gramEnd"/>
       <w:r>
@@ -41999,7 +42949,7 @@
         <w:rPr>
           <w:rFonts w:ascii="Calibri" w:eastAsia="Calibri" w:hAnsi="Calibri" w:cs="Calibri"/>
         </w:rPr>
-        <w:t>9third</w:t>
+        <w:t>9fourth</w:t>
       </w:r>
       <w:proofErr w:type="gramStart"/>
       <w:r>
@@ -42019,7 +42969,7 @@
         <w:rPr>
           <w:rFonts w:ascii="Calibri" w:eastAsia="Calibri" w:hAnsi="Calibri" w:cs="Calibri"/>
         </w:rPr>
-        <w:t>9analysisthird[nrow(</w:t>
+        <w:t>9analysisfourth[nrow(</w:t>
       </w:r>
       <w:r>
         <w:rPr>
@@ -42038,7 +42988,7 @@
         <w:rPr>
           <w:rFonts w:ascii="Calibri" w:eastAsia="Calibri" w:hAnsi="Calibri" w:cs="Calibri"/>
         </w:rPr>
-        <w:t>third)+3,i</w:t>
+        <w:t>fourth)+3,i</w:t>
       </w:r>
       <w:proofErr w:type="gramEnd"/>
       <w:r>
@@ -42065,7 +43015,7 @@
         <w:rPr>
           <w:rFonts w:ascii="Calibri" w:eastAsia="Calibri" w:hAnsi="Calibri" w:cs="Calibri"/>
         </w:rPr>
-        <w:t xml:space="preserve">9thirdint </w:t>
+        <w:t xml:space="preserve">9fourthint </w:t>
       </w:r>
       <w:proofErr w:type="gramStart"/>
       <w:r>
@@ -42124,1015 +43074,13 @@
         <w:t>i</w:t>
       </w:r>
       <w:proofErr w:type="spellEnd"/>
+      <w:proofErr w:type="gramEnd"/>
       <w:r>
         <w:rPr>
           <w:rFonts w:ascii="Calibri" w:eastAsia="Calibri" w:hAnsi="Calibri" w:cs="Calibri"/>
         </w:rPr>
         <w:t>])}</w:t>
       </w:r>
-      <w:proofErr w:type="gramEnd"/>
-    </w:p>
-    <w:p>
-      <w:pPr>
-        <w:spacing w:line="257" w:lineRule="auto"/>
-      </w:pPr>
-      <w:r>
-        <w:rPr>
-          <w:rFonts w:ascii="Calibri" w:eastAsia="Calibri" w:hAnsi="Calibri" w:cs="Calibri"/>
-        </w:rPr>
-        <w:t>plate</w:t>
-      </w:r>
-      <w:r>
-        <w:rPr>
-          <w:rFonts w:ascii="Calibri" w:eastAsia="Calibri" w:hAnsi="Calibri" w:cs="Calibri"/>
-        </w:rPr>
-        <w:t>9analysisthird[</w:t>
-      </w:r>
-      <w:proofErr w:type="spellStart"/>
-      <w:r>
-        <w:rPr>
-          <w:rFonts w:ascii="Calibri" w:eastAsia="Calibri" w:hAnsi="Calibri" w:cs="Calibri"/>
-        </w:rPr>
-        <w:t>nrow</w:t>
-      </w:r>
-      <w:proofErr w:type="spellEnd"/>
-      <w:r>
-        <w:rPr>
-          <w:rFonts w:ascii="Calibri" w:eastAsia="Calibri" w:hAnsi="Calibri" w:cs="Calibri"/>
-        </w:rPr>
-        <w:t>(</w:t>
-      </w:r>
-      <w:r>
-        <w:rPr>
-          <w:rFonts w:ascii="Calibri" w:eastAsia="Calibri" w:hAnsi="Calibri" w:cs="Calibri"/>
-        </w:rPr>
-        <w:t>plate</w:t>
-      </w:r>
-      <w:r>
-        <w:rPr>
-          <w:rFonts w:ascii="Calibri" w:eastAsia="Calibri" w:hAnsi="Calibri" w:cs="Calibri"/>
-        </w:rPr>
-        <w:t xml:space="preserve">9analysisthird) + </w:t>
-      </w:r>
-      <w:proofErr w:type="gramStart"/>
-      <w:r>
-        <w:rPr>
-          <w:rFonts w:ascii="Calibri" w:eastAsia="Calibri" w:hAnsi="Calibri" w:cs="Calibri"/>
-        </w:rPr>
-        <w:t>1 ,</w:t>
-      </w:r>
-      <w:proofErr w:type="gramEnd"/>
-      <w:r>
-        <w:rPr>
-          <w:rFonts w:ascii="Calibri" w:eastAsia="Calibri" w:hAnsi="Calibri" w:cs="Calibri"/>
-        </w:rPr>
-        <w:t xml:space="preserve"> ] &lt;- NA</w:t>
-      </w:r>
-    </w:p>
-    <w:p>
-      <w:pPr>
-        <w:spacing w:line="257" w:lineRule="auto"/>
-      </w:pPr>
-      <w:proofErr w:type="spellStart"/>
-      <w:r>
-        <w:rPr>
-          <w:rFonts w:ascii="Calibri" w:eastAsia="Calibri" w:hAnsi="Calibri" w:cs="Calibri"/>
-        </w:rPr>
-        <w:t>colnames</w:t>
-      </w:r>
-      <w:proofErr w:type="spellEnd"/>
-      <w:r>
-        <w:rPr>
-          <w:rFonts w:ascii="Calibri" w:eastAsia="Calibri" w:hAnsi="Calibri" w:cs="Calibri"/>
-        </w:rPr>
-        <w:t>(</w:t>
-      </w:r>
-      <w:r>
-        <w:rPr>
-          <w:rFonts w:ascii="Calibri" w:eastAsia="Calibri" w:hAnsi="Calibri" w:cs="Calibri"/>
-        </w:rPr>
-        <w:t>plate</w:t>
-      </w:r>
-      <w:r>
-        <w:rPr>
-          <w:rFonts w:ascii="Calibri" w:eastAsia="Calibri" w:hAnsi="Calibri" w:cs="Calibri"/>
-        </w:rPr>
-        <w:t>9</w:t>
-      </w:r>
-      <w:proofErr w:type="gramStart"/>
-      <w:r>
-        <w:rPr>
-          <w:rFonts w:ascii="Calibri" w:eastAsia="Calibri" w:hAnsi="Calibri" w:cs="Calibri"/>
-        </w:rPr>
-        <w:t>analysisthird)[1]&lt;</w:t>
-      </w:r>
-      <w:proofErr w:type="gramEnd"/>
-      <w:r>
-        <w:rPr>
-          <w:rFonts w:ascii="Calibri" w:eastAsia="Calibri" w:hAnsi="Calibri" w:cs="Calibri"/>
-        </w:rPr>
-        <w:t>-"</w:t>
-      </w:r>
-      <w:r>
-        <w:rPr>
-          <w:rFonts w:ascii="Calibri" w:eastAsia="Calibri" w:hAnsi="Calibri" w:cs="Calibri"/>
-        </w:rPr>
-        <w:t>plate</w:t>
-      </w:r>
-      <w:r>
-        <w:rPr>
-          <w:rFonts w:ascii="Calibri" w:eastAsia="Calibri" w:hAnsi="Calibri" w:cs="Calibri"/>
-        </w:rPr>
-        <w:t>9firstint"</w:t>
-      </w:r>
-    </w:p>
-    <w:p>
-      <w:pPr>
-        <w:spacing w:line="257" w:lineRule="auto"/>
-      </w:pPr>
-      <w:r>
-        <w:rPr>
-          <w:rFonts w:ascii="Calibri" w:eastAsia="Calibri" w:hAnsi="Calibri" w:cs="Calibri"/>
-        </w:rPr>
-        <w:t xml:space="preserve"> </w:t>
-      </w:r>
-    </w:p>
-    <w:p>
-      <w:pPr>
-        <w:spacing w:line="257" w:lineRule="auto"/>
-      </w:pPr>
-      <w:r>
-        <w:rPr>
-          <w:rFonts w:ascii="Calibri" w:eastAsia="Calibri" w:hAnsi="Calibri" w:cs="Calibri"/>
-        </w:rPr>
-        <w:t>plate</w:t>
-      </w:r>
-      <w:r>
-        <w:rPr>
-          <w:rFonts w:ascii="Calibri" w:eastAsia="Calibri" w:hAnsi="Calibri" w:cs="Calibri"/>
-        </w:rPr>
-        <w:t>9fourthint=matrix(</w:t>
-      </w:r>
-      <w:proofErr w:type="spellStart"/>
-      <w:r>
-        <w:rPr>
-          <w:rFonts w:ascii="Calibri" w:eastAsia="Calibri" w:hAnsi="Calibri" w:cs="Calibri"/>
-        </w:rPr>
-        <w:t>nrow</w:t>
-      </w:r>
-      <w:proofErr w:type="spellEnd"/>
-      <w:r>
-        <w:rPr>
-          <w:rFonts w:ascii="Calibri" w:eastAsia="Calibri" w:hAnsi="Calibri" w:cs="Calibri"/>
-        </w:rPr>
-        <w:t>(</w:t>
-      </w:r>
-      <w:r>
-        <w:rPr>
-          <w:rFonts w:ascii="Calibri" w:eastAsia="Calibri" w:hAnsi="Calibri" w:cs="Calibri"/>
-        </w:rPr>
-        <w:t>plate</w:t>
-      </w:r>
-      <w:r>
-        <w:rPr>
-          <w:rFonts w:ascii="Calibri" w:eastAsia="Calibri" w:hAnsi="Calibri" w:cs="Calibri"/>
-        </w:rPr>
-        <w:t>9fourth</w:t>
-      </w:r>
-      <w:proofErr w:type="gramStart"/>
-      <w:r>
-        <w:rPr>
-          <w:rFonts w:ascii="Calibri" w:eastAsia="Calibri" w:hAnsi="Calibri" w:cs="Calibri"/>
-        </w:rPr>
-        <w:t>),</w:t>
-      </w:r>
-      <w:proofErr w:type="spellStart"/>
-      <w:r>
-        <w:rPr>
-          <w:rFonts w:ascii="Calibri" w:eastAsia="Calibri" w:hAnsi="Calibri" w:cs="Calibri"/>
-        </w:rPr>
-        <w:t>ncol</w:t>
-      </w:r>
-      <w:proofErr w:type="spellEnd"/>
-      <w:proofErr w:type="gramEnd"/>
-      <w:r>
-        <w:rPr>
-          <w:rFonts w:ascii="Calibri" w:eastAsia="Calibri" w:hAnsi="Calibri" w:cs="Calibri"/>
-        </w:rPr>
-        <w:t>(</w:t>
-      </w:r>
-      <w:r>
-        <w:rPr>
-          <w:rFonts w:ascii="Calibri" w:eastAsia="Calibri" w:hAnsi="Calibri" w:cs="Calibri"/>
-        </w:rPr>
-        <w:t>plate</w:t>
-      </w:r>
-      <w:r>
-        <w:rPr>
-          <w:rFonts w:ascii="Calibri" w:eastAsia="Calibri" w:hAnsi="Calibri" w:cs="Calibri"/>
-        </w:rPr>
-        <w:t>9fourth))</w:t>
-      </w:r>
-    </w:p>
-    <w:p>
-      <w:pPr>
-        <w:spacing w:line="257" w:lineRule="auto"/>
-      </w:pPr>
-      <w:r>
-        <w:rPr>
-          <w:rFonts w:ascii="Calibri" w:eastAsia="Calibri" w:hAnsi="Calibri" w:cs="Calibri"/>
-        </w:rPr>
-        <w:t>plate</w:t>
-      </w:r>
-      <w:r>
-        <w:rPr>
-          <w:rFonts w:ascii="Calibri" w:eastAsia="Calibri" w:hAnsi="Calibri" w:cs="Calibri"/>
-        </w:rPr>
-        <w:t>9fourthint =</w:t>
-      </w:r>
-      <w:proofErr w:type="spellStart"/>
-      <w:proofErr w:type="gramStart"/>
-      <w:r>
-        <w:rPr>
-          <w:rFonts w:ascii="Calibri" w:eastAsia="Calibri" w:hAnsi="Calibri" w:cs="Calibri"/>
-        </w:rPr>
-        <w:t>data.frame</w:t>
-      </w:r>
-      <w:proofErr w:type="spellEnd"/>
-      <w:proofErr w:type="gramEnd"/>
-      <w:r>
-        <w:rPr>
-          <w:rFonts w:ascii="Calibri" w:eastAsia="Calibri" w:hAnsi="Calibri" w:cs="Calibri"/>
-        </w:rPr>
-        <w:t>(</w:t>
-      </w:r>
-      <w:r>
-        <w:rPr>
-          <w:rFonts w:ascii="Calibri" w:eastAsia="Calibri" w:hAnsi="Calibri" w:cs="Calibri"/>
-        </w:rPr>
-        <w:t>plate</w:t>
-      </w:r>
-      <w:r>
-        <w:rPr>
-          <w:rFonts w:ascii="Calibri" w:eastAsia="Calibri" w:hAnsi="Calibri" w:cs="Calibri"/>
-        </w:rPr>
-        <w:t>9fourthint)</w:t>
-      </w:r>
-    </w:p>
-    <w:p>
-      <w:pPr>
-        <w:spacing w:line="257" w:lineRule="auto"/>
-      </w:pPr>
-      <w:r>
-        <w:rPr>
-          <w:rFonts w:ascii="Calibri" w:eastAsia="Calibri" w:hAnsi="Calibri" w:cs="Calibri"/>
-        </w:rPr>
-        <w:t xml:space="preserve">for (j in </w:t>
-      </w:r>
-      <w:proofErr w:type="gramStart"/>
-      <w:r>
-        <w:rPr>
-          <w:rFonts w:ascii="Calibri" w:eastAsia="Calibri" w:hAnsi="Calibri" w:cs="Calibri"/>
-        </w:rPr>
-        <w:t>1:ncol</w:t>
-      </w:r>
-      <w:proofErr w:type="gramEnd"/>
-      <w:r>
-        <w:rPr>
-          <w:rFonts w:ascii="Calibri" w:eastAsia="Calibri" w:hAnsi="Calibri" w:cs="Calibri"/>
-        </w:rPr>
-        <w:t>(</w:t>
-      </w:r>
-      <w:r>
-        <w:rPr>
-          <w:rFonts w:ascii="Calibri" w:eastAsia="Calibri" w:hAnsi="Calibri" w:cs="Calibri"/>
-        </w:rPr>
-        <w:t>plate</w:t>
-      </w:r>
-      <w:r>
-        <w:rPr>
-          <w:rFonts w:ascii="Calibri" w:eastAsia="Calibri" w:hAnsi="Calibri" w:cs="Calibri"/>
-        </w:rPr>
-        <w:t>9fourth</w:t>
-      </w:r>
-      <w:proofErr w:type="gramStart"/>
-      <w:r>
-        <w:rPr>
-          <w:rFonts w:ascii="Calibri" w:eastAsia="Calibri" w:hAnsi="Calibri" w:cs="Calibri"/>
-        </w:rPr>
-        <w:t>)){</w:t>
-      </w:r>
-      <w:proofErr w:type="gramEnd"/>
-      <w:r>
-        <w:rPr>
-          <w:rFonts w:ascii="Calibri" w:eastAsia="Calibri" w:hAnsi="Calibri" w:cs="Calibri"/>
-        </w:rPr>
-        <w:t xml:space="preserve">                                                               </w:t>
-      </w:r>
-    </w:p>
-    <w:p>
-      <w:pPr>
-        <w:spacing w:line="257" w:lineRule="auto"/>
-      </w:pPr>
-      <w:r>
-        <w:rPr>
-          <w:rFonts w:ascii="Calibri" w:eastAsia="Calibri" w:hAnsi="Calibri" w:cs="Calibri"/>
-        </w:rPr>
-        <w:t xml:space="preserve">for (k in </w:t>
-      </w:r>
-      <w:proofErr w:type="gramStart"/>
-      <w:r>
-        <w:rPr>
-          <w:rFonts w:ascii="Calibri" w:eastAsia="Calibri" w:hAnsi="Calibri" w:cs="Calibri"/>
-        </w:rPr>
-        <w:t>1:nrow</w:t>
-      </w:r>
-      <w:proofErr w:type="gramEnd"/>
-      <w:r>
-        <w:rPr>
-          <w:rFonts w:ascii="Calibri" w:eastAsia="Calibri" w:hAnsi="Calibri" w:cs="Calibri"/>
-        </w:rPr>
-        <w:t>(</w:t>
-      </w:r>
-      <w:r>
-        <w:rPr>
-          <w:rFonts w:ascii="Calibri" w:eastAsia="Calibri" w:hAnsi="Calibri" w:cs="Calibri"/>
-        </w:rPr>
-        <w:t>plate</w:t>
-      </w:r>
-      <w:r>
-        <w:rPr>
-          <w:rFonts w:ascii="Calibri" w:eastAsia="Calibri" w:hAnsi="Calibri" w:cs="Calibri"/>
-        </w:rPr>
-        <w:t>9fourth</w:t>
-      </w:r>
-      <w:proofErr w:type="gramStart"/>
-      <w:r>
-        <w:rPr>
-          <w:rFonts w:ascii="Calibri" w:eastAsia="Calibri" w:hAnsi="Calibri" w:cs="Calibri"/>
-        </w:rPr>
-        <w:t>)){</w:t>
-      </w:r>
-      <w:proofErr w:type="gramEnd"/>
-    </w:p>
-    <w:p>
-      <w:pPr>
-        <w:spacing w:line="257" w:lineRule="auto"/>
-      </w:pPr>
-      <w:r>
-        <w:rPr>
-          <w:rFonts w:ascii="Calibri" w:eastAsia="Calibri" w:hAnsi="Calibri" w:cs="Calibri"/>
-        </w:rPr>
-        <w:t xml:space="preserve">    </w:t>
-      </w:r>
-      <w:r>
-        <w:rPr>
-          <w:rFonts w:ascii="Calibri" w:eastAsia="Calibri" w:hAnsi="Calibri" w:cs="Calibri"/>
-        </w:rPr>
-        <w:t>plate</w:t>
-      </w:r>
-      <w:r>
-        <w:rPr>
-          <w:rFonts w:ascii="Calibri" w:eastAsia="Calibri" w:hAnsi="Calibri" w:cs="Calibri"/>
-        </w:rPr>
-        <w:t>9fourthint [</w:t>
-      </w:r>
-      <w:proofErr w:type="spellStart"/>
-      <w:proofErr w:type="gramStart"/>
-      <w:r>
-        <w:rPr>
-          <w:rFonts w:ascii="Calibri" w:eastAsia="Calibri" w:hAnsi="Calibri" w:cs="Calibri"/>
-        </w:rPr>
-        <w:t>k,j</w:t>
-      </w:r>
-      <w:proofErr w:type="spellEnd"/>
-      <w:proofErr w:type="gramEnd"/>
-      <w:r>
-        <w:rPr>
-          <w:rFonts w:ascii="Calibri" w:eastAsia="Calibri" w:hAnsi="Calibri" w:cs="Calibri"/>
-        </w:rPr>
-        <w:t>]&lt;-(</w:t>
-      </w:r>
-      <w:r>
-        <w:rPr>
-          <w:rFonts w:ascii="Calibri" w:eastAsia="Calibri" w:hAnsi="Calibri" w:cs="Calibri"/>
-        </w:rPr>
-        <w:t>plate</w:t>
-      </w:r>
-      <w:r>
-        <w:rPr>
-          <w:rFonts w:ascii="Calibri" w:eastAsia="Calibri" w:hAnsi="Calibri" w:cs="Calibri"/>
-        </w:rPr>
-        <w:t>9fourth[</w:t>
-      </w:r>
-      <w:proofErr w:type="spellStart"/>
-      <w:proofErr w:type="gramStart"/>
-      <w:r>
-        <w:rPr>
-          <w:rFonts w:ascii="Calibri" w:eastAsia="Calibri" w:hAnsi="Calibri" w:cs="Calibri"/>
-        </w:rPr>
-        <w:t>k,j</w:t>
-      </w:r>
-      <w:proofErr w:type="spellEnd"/>
-      <w:proofErr w:type="gramEnd"/>
-      <w:r>
-        <w:rPr>
-          <w:rFonts w:ascii="Calibri" w:eastAsia="Calibri" w:hAnsi="Calibri" w:cs="Calibri"/>
-        </w:rPr>
-        <w:t xml:space="preserve">]- </w:t>
-      </w:r>
-      <w:r>
-        <w:rPr>
-          <w:rFonts w:ascii="Calibri" w:eastAsia="Calibri" w:hAnsi="Calibri" w:cs="Calibri"/>
-        </w:rPr>
-        <w:t>plate</w:t>
-      </w:r>
-      <w:r>
-        <w:rPr>
-          <w:rFonts w:ascii="Calibri" w:eastAsia="Calibri" w:hAnsi="Calibri" w:cs="Calibri"/>
-        </w:rPr>
-        <w:t>9analysisthird[</w:t>
-      </w:r>
-      <w:proofErr w:type="spellStart"/>
-      <w:r>
-        <w:rPr>
-          <w:rFonts w:ascii="Calibri" w:eastAsia="Calibri" w:hAnsi="Calibri" w:cs="Calibri"/>
-        </w:rPr>
-        <w:t>nrow</w:t>
-      </w:r>
-      <w:proofErr w:type="spellEnd"/>
-      <w:r>
-        <w:rPr>
-          <w:rFonts w:ascii="Calibri" w:eastAsia="Calibri" w:hAnsi="Calibri" w:cs="Calibri"/>
-        </w:rPr>
-        <w:t>(</w:t>
-      </w:r>
-      <w:r>
-        <w:rPr>
-          <w:rFonts w:ascii="Calibri" w:eastAsia="Calibri" w:hAnsi="Calibri" w:cs="Calibri"/>
-        </w:rPr>
-        <w:t>plate</w:t>
-      </w:r>
-      <w:r>
-        <w:rPr>
-          <w:rFonts w:ascii="Calibri" w:eastAsia="Calibri" w:hAnsi="Calibri" w:cs="Calibri"/>
-        </w:rPr>
-        <w:t>9</w:t>
-      </w:r>
-      <w:proofErr w:type="gramStart"/>
-      <w:r>
-        <w:rPr>
-          <w:rFonts w:ascii="Calibri" w:eastAsia="Calibri" w:hAnsi="Calibri" w:cs="Calibri"/>
-        </w:rPr>
-        <w:t>third)+2,j</w:t>
-      </w:r>
-      <w:proofErr w:type="gramEnd"/>
-      <w:r>
-        <w:rPr>
-          <w:rFonts w:ascii="Calibri" w:eastAsia="Calibri" w:hAnsi="Calibri" w:cs="Calibri"/>
-        </w:rPr>
-        <w:t xml:space="preserve">])/ </w:t>
-      </w:r>
-      <w:r>
-        <w:rPr>
-          <w:rFonts w:ascii="Calibri" w:eastAsia="Calibri" w:hAnsi="Calibri" w:cs="Calibri"/>
-        </w:rPr>
-        <w:t>plate</w:t>
-      </w:r>
-      <w:r>
-        <w:rPr>
-          <w:rFonts w:ascii="Calibri" w:eastAsia="Calibri" w:hAnsi="Calibri" w:cs="Calibri"/>
-        </w:rPr>
-        <w:t>9analysisthird[</w:t>
-      </w:r>
-      <w:proofErr w:type="spellStart"/>
-      <w:r>
-        <w:rPr>
-          <w:rFonts w:ascii="Calibri" w:eastAsia="Calibri" w:hAnsi="Calibri" w:cs="Calibri"/>
-        </w:rPr>
-        <w:t>nrow</w:t>
-      </w:r>
-      <w:proofErr w:type="spellEnd"/>
-      <w:r>
-        <w:rPr>
-          <w:rFonts w:ascii="Calibri" w:eastAsia="Calibri" w:hAnsi="Calibri" w:cs="Calibri"/>
-        </w:rPr>
-        <w:t>(</w:t>
-      </w:r>
-      <w:r>
-        <w:rPr>
-          <w:rFonts w:ascii="Calibri" w:eastAsia="Calibri" w:hAnsi="Calibri" w:cs="Calibri"/>
-        </w:rPr>
-        <w:t>plate</w:t>
-      </w:r>
-      <w:r>
-        <w:rPr>
-          <w:rFonts w:ascii="Calibri" w:eastAsia="Calibri" w:hAnsi="Calibri" w:cs="Calibri"/>
-        </w:rPr>
-        <w:t>9</w:t>
-      </w:r>
-      <w:proofErr w:type="gramStart"/>
-      <w:r>
-        <w:rPr>
-          <w:rFonts w:ascii="Calibri" w:eastAsia="Calibri" w:hAnsi="Calibri" w:cs="Calibri"/>
-        </w:rPr>
-        <w:t>third)+2,j</w:t>
-      </w:r>
-      <w:proofErr w:type="gramEnd"/>
-      <w:r>
-        <w:rPr>
-          <w:rFonts w:ascii="Calibri" w:eastAsia="Calibri" w:hAnsi="Calibri" w:cs="Calibri"/>
-        </w:rPr>
-        <w:t>]}}</w:t>
-      </w:r>
-    </w:p>
-    <w:p>
-      <w:pPr>
-        <w:spacing w:line="257" w:lineRule="auto"/>
-      </w:pPr>
-      <w:r>
-        <w:rPr>
-          <w:rFonts w:ascii="Calibri" w:eastAsia="Calibri" w:hAnsi="Calibri" w:cs="Calibri"/>
-        </w:rPr>
-        <w:t>plate</w:t>
-      </w:r>
-      <w:r>
-        <w:rPr>
-          <w:rFonts w:ascii="Calibri" w:eastAsia="Calibri" w:hAnsi="Calibri" w:cs="Calibri"/>
-        </w:rPr>
-        <w:t>9analysisfourth&lt;-</w:t>
-      </w:r>
-      <w:r>
-        <w:rPr>
-          <w:rFonts w:ascii="Calibri" w:eastAsia="Calibri" w:hAnsi="Calibri" w:cs="Calibri"/>
-        </w:rPr>
-        <w:t>plate</w:t>
-      </w:r>
-      <w:r>
-        <w:rPr>
-          <w:rFonts w:ascii="Calibri" w:eastAsia="Calibri" w:hAnsi="Calibri" w:cs="Calibri"/>
-        </w:rPr>
-        <w:t>9fourthint</w:t>
-      </w:r>
-    </w:p>
-    <w:p>
-      <w:pPr>
-        <w:spacing w:line="257" w:lineRule="auto"/>
-      </w:pPr>
-      <w:r>
-        <w:rPr>
-          <w:rFonts w:ascii="Calibri" w:eastAsia="Calibri" w:hAnsi="Calibri" w:cs="Calibri"/>
-        </w:rPr>
-        <w:t>for (</w:t>
-      </w:r>
-      <w:proofErr w:type="spellStart"/>
-      <w:r>
-        <w:rPr>
-          <w:rFonts w:ascii="Calibri" w:eastAsia="Calibri" w:hAnsi="Calibri" w:cs="Calibri"/>
-        </w:rPr>
-        <w:t>i</w:t>
-      </w:r>
-      <w:proofErr w:type="spellEnd"/>
-      <w:r>
-        <w:rPr>
-          <w:rFonts w:ascii="Calibri" w:eastAsia="Calibri" w:hAnsi="Calibri" w:cs="Calibri"/>
-        </w:rPr>
-        <w:t xml:space="preserve"> in </w:t>
-      </w:r>
-      <w:proofErr w:type="gramStart"/>
-      <w:r>
-        <w:rPr>
-          <w:rFonts w:ascii="Calibri" w:eastAsia="Calibri" w:hAnsi="Calibri" w:cs="Calibri"/>
-        </w:rPr>
-        <w:t>1:ncol</w:t>
-      </w:r>
-      <w:proofErr w:type="gramEnd"/>
-      <w:r>
-        <w:rPr>
-          <w:rFonts w:ascii="Calibri" w:eastAsia="Calibri" w:hAnsi="Calibri" w:cs="Calibri"/>
-        </w:rPr>
-        <w:t>(</w:t>
-      </w:r>
-      <w:r>
-        <w:rPr>
-          <w:rFonts w:ascii="Calibri" w:eastAsia="Calibri" w:hAnsi="Calibri" w:cs="Calibri"/>
-        </w:rPr>
-        <w:t>plate</w:t>
-      </w:r>
-      <w:r>
-        <w:rPr>
-          <w:rFonts w:ascii="Calibri" w:eastAsia="Calibri" w:hAnsi="Calibri" w:cs="Calibri"/>
-        </w:rPr>
-        <w:t>9fourth</w:t>
-      </w:r>
-      <w:proofErr w:type="gramStart"/>
-      <w:r>
-        <w:rPr>
-          <w:rFonts w:ascii="Calibri" w:eastAsia="Calibri" w:hAnsi="Calibri" w:cs="Calibri"/>
-        </w:rPr>
-        <w:t>)){</w:t>
-      </w:r>
-      <w:proofErr w:type="gramEnd"/>
-      <w:r>
-        <w:rPr>
-          <w:rFonts w:ascii="Calibri" w:eastAsia="Calibri" w:hAnsi="Calibri" w:cs="Calibri"/>
-        </w:rPr>
-        <w:t>plate</w:t>
-      </w:r>
-      <w:r>
-        <w:rPr>
-          <w:rFonts w:ascii="Calibri" w:eastAsia="Calibri" w:hAnsi="Calibri" w:cs="Calibri"/>
-        </w:rPr>
-        <w:t>9analysisfourth[nrow(</w:t>
-      </w:r>
-      <w:r>
-        <w:rPr>
-          <w:rFonts w:ascii="Calibri" w:eastAsia="Calibri" w:hAnsi="Calibri" w:cs="Calibri"/>
-        </w:rPr>
-        <w:t>plate</w:t>
-      </w:r>
-      <w:r>
-        <w:rPr>
-          <w:rFonts w:ascii="Calibri" w:eastAsia="Calibri" w:hAnsi="Calibri" w:cs="Calibri"/>
-        </w:rPr>
-        <w:t>9</w:t>
-      </w:r>
-      <w:proofErr w:type="gramStart"/>
-      <w:r>
-        <w:rPr>
-          <w:rFonts w:ascii="Calibri" w:eastAsia="Calibri" w:hAnsi="Calibri" w:cs="Calibri"/>
-        </w:rPr>
-        <w:t>fourth)+1,i</w:t>
-      </w:r>
-      <w:proofErr w:type="gramEnd"/>
-      <w:r>
-        <w:rPr>
-          <w:rFonts w:ascii="Calibri" w:eastAsia="Calibri" w:hAnsi="Calibri" w:cs="Calibri"/>
-        </w:rPr>
-        <w:t>]&lt;-</w:t>
-      </w:r>
-      <w:proofErr w:type="gramStart"/>
-      <w:r>
-        <w:rPr>
-          <w:rFonts w:ascii="Calibri" w:eastAsia="Calibri" w:hAnsi="Calibri" w:cs="Calibri"/>
-        </w:rPr>
-        <w:t>max(</w:t>
-      </w:r>
-      <w:proofErr w:type="gramEnd"/>
-      <w:r>
-        <w:rPr>
-          <w:rFonts w:ascii="Calibri" w:eastAsia="Calibri" w:hAnsi="Calibri" w:cs="Calibri"/>
-        </w:rPr>
-        <w:t>plate</w:t>
-      </w:r>
-      <w:r>
-        <w:rPr>
-          <w:rFonts w:ascii="Calibri" w:eastAsia="Calibri" w:hAnsi="Calibri" w:cs="Calibri"/>
-        </w:rPr>
-        <w:t xml:space="preserve">9fourthint </w:t>
-      </w:r>
-      <w:proofErr w:type="gramStart"/>
-      <w:r>
-        <w:rPr>
-          <w:rFonts w:ascii="Calibri" w:eastAsia="Calibri" w:hAnsi="Calibri" w:cs="Calibri"/>
-        </w:rPr>
-        <w:t>[,</w:t>
-      </w:r>
-      <w:proofErr w:type="spellStart"/>
-      <w:r>
-        <w:rPr>
-          <w:rFonts w:ascii="Calibri" w:eastAsia="Calibri" w:hAnsi="Calibri" w:cs="Calibri"/>
-        </w:rPr>
-        <w:t>i</w:t>
-      </w:r>
-      <w:proofErr w:type="spellEnd"/>
-      <w:r>
-        <w:rPr>
-          <w:rFonts w:ascii="Calibri" w:eastAsia="Calibri" w:hAnsi="Calibri" w:cs="Calibri"/>
-        </w:rPr>
-        <w:t>])}</w:t>
-      </w:r>
-      <w:proofErr w:type="gramEnd"/>
-    </w:p>
-    <w:p>
-      <w:pPr>
-        <w:spacing w:line="257" w:lineRule="auto"/>
-      </w:pPr>
-      <w:r>
-        <w:rPr>
-          <w:rFonts w:ascii="Calibri" w:eastAsia="Calibri" w:hAnsi="Calibri" w:cs="Calibri"/>
-        </w:rPr>
-        <w:t>plate</w:t>
-      </w:r>
-      <w:r>
-        <w:rPr>
-          <w:rFonts w:ascii="Calibri" w:eastAsia="Calibri" w:hAnsi="Calibri" w:cs="Calibri"/>
-        </w:rPr>
-        <w:t>9analysisfourth[</w:t>
-      </w:r>
-      <w:proofErr w:type="spellStart"/>
-      <w:r>
-        <w:rPr>
-          <w:rFonts w:ascii="Calibri" w:eastAsia="Calibri" w:hAnsi="Calibri" w:cs="Calibri"/>
-        </w:rPr>
-        <w:t>nrow</w:t>
-      </w:r>
-      <w:proofErr w:type="spellEnd"/>
-      <w:r>
-        <w:rPr>
-          <w:rFonts w:ascii="Calibri" w:eastAsia="Calibri" w:hAnsi="Calibri" w:cs="Calibri"/>
-        </w:rPr>
-        <w:t>(</w:t>
-      </w:r>
-      <w:r>
-        <w:rPr>
-          <w:rFonts w:ascii="Calibri" w:eastAsia="Calibri" w:hAnsi="Calibri" w:cs="Calibri"/>
-        </w:rPr>
-        <w:t>plate</w:t>
-      </w:r>
-      <w:r>
-        <w:rPr>
-          <w:rFonts w:ascii="Calibri" w:eastAsia="Calibri" w:hAnsi="Calibri" w:cs="Calibri"/>
-        </w:rPr>
-        <w:t>9</w:t>
-      </w:r>
-      <w:proofErr w:type="gramStart"/>
-      <w:r>
-        <w:rPr>
-          <w:rFonts w:ascii="Calibri" w:eastAsia="Calibri" w:hAnsi="Calibri" w:cs="Calibri"/>
-        </w:rPr>
-        <w:t>fourth)+</w:t>
-      </w:r>
-      <w:proofErr w:type="gramEnd"/>
-      <w:r>
-        <w:rPr>
-          <w:rFonts w:ascii="Calibri" w:eastAsia="Calibri" w:hAnsi="Calibri" w:cs="Calibri"/>
-        </w:rPr>
-        <w:t>2</w:t>
-      </w:r>
-      <w:proofErr w:type="gramStart"/>
-      <w:r>
-        <w:rPr>
-          <w:rFonts w:ascii="Calibri" w:eastAsia="Calibri" w:hAnsi="Calibri" w:cs="Calibri"/>
-        </w:rPr>
-        <w:t>,]&lt;</w:t>
-      </w:r>
-      <w:proofErr w:type="gramEnd"/>
-      <w:r>
-        <w:rPr>
-          <w:rFonts w:ascii="Calibri" w:eastAsia="Calibri" w:hAnsi="Calibri" w:cs="Calibri"/>
-        </w:rPr>
-        <w:t xml:space="preserve">- </w:t>
-      </w:r>
-      <w:proofErr w:type="spellStart"/>
-      <w:r>
-        <w:rPr>
-          <w:rFonts w:ascii="Calibri" w:eastAsia="Calibri" w:hAnsi="Calibri" w:cs="Calibri"/>
-        </w:rPr>
-        <w:t>sapply</w:t>
-      </w:r>
-      <w:proofErr w:type="spellEnd"/>
-      <w:r>
-        <w:rPr>
-          <w:rFonts w:ascii="Calibri" w:eastAsia="Calibri" w:hAnsi="Calibri" w:cs="Calibri"/>
-        </w:rPr>
-        <w:t>(</w:t>
-      </w:r>
-      <w:r>
-        <w:rPr>
-          <w:rFonts w:ascii="Calibri" w:eastAsia="Calibri" w:hAnsi="Calibri" w:cs="Calibri"/>
-        </w:rPr>
-        <w:t>plate</w:t>
-      </w:r>
-      <w:r>
-        <w:rPr>
-          <w:rFonts w:ascii="Calibri" w:eastAsia="Calibri" w:hAnsi="Calibri" w:cs="Calibri"/>
-        </w:rPr>
-        <w:t>9</w:t>
-      </w:r>
-      <w:proofErr w:type="gramStart"/>
-      <w:r>
-        <w:rPr>
-          <w:rFonts w:ascii="Calibri" w:eastAsia="Calibri" w:hAnsi="Calibri" w:cs="Calibri"/>
-        </w:rPr>
-        <w:t>fourth[</w:t>
-      </w:r>
-      <w:proofErr w:type="gramEnd"/>
-      <w:r>
-        <w:rPr>
-          <w:rFonts w:ascii="Calibri" w:eastAsia="Calibri" w:hAnsi="Calibri" w:cs="Calibri"/>
-        </w:rPr>
-        <w:t xml:space="preserve">], function(x) </w:t>
-      </w:r>
-      <w:proofErr w:type="gramStart"/>
-      <w:r>
-        <w:rPr>
-          <w:rFonts w:ascii="Calibri" w:eastAsia="Calibri" w:hAnsi="Calibri" w:cs="Calibri"/>
-        </w:rPr>
-        <w:t>mean</w:t>
-      </w:r>
-      <w:proofErr w:type="gramEnd"/>
-      <w:r>
-        <w:rPr>
-          <w:rFonts w:ascii="Calibri" w:eastAsia="Calibri" w:hAnsi="Calibri" w:cs="Calibri"/>
-        </w:rPr>
-        <w:t>(</w:t>
-      </w:r>
-      <w:proofErr w:type="gramStart"/>
-      <w:r>
-        <w:rPr>
-          <w:rFonts w:ascii="Calibri" w:eastAsia="Calibri" w:hAnsi="Calibri" w:cs="Calibri"/>
-        </w:rPr>
-        <w:t>tail((</w:t>
-      </w:r>
-      <w:proofErr w:type="gramEnd"/>
-      <w:r>
-        <w:rPr>
-          <w:rFonts w:ascii="Calibri" w:eastAsia="Calibri" w:hAnsi="Calibri" w:cs="Calibri"/>
-        </w:rPr>
-        <w:t>x), 10)))</w:t>
-      </w:r>
-    </w:p>
-    <w:p>
-      <w:pPr>
-        <w:spacing w:line="257" w:lineRule="auto"/>
-      </w:pPr>
-      <w:r>
-        <w:rPr>
-          <w:rFonts w:ascii="Calibri" w:eastAsia="Calibri" w:hAnsi="Calibri" w:cs="Calibri"/>
-        </w:rPr>
-        <w:t>for (</w:t>
-      </w:r>
-      <w:proofErr w:type="spellStart"/>
-      <w:r>
-        <w:rPr>
-          <w:rFonts w:ascii="Calibri" w:eastAsia="Calibri" w:hAnsi="Calibri" w:cs="Calibri"/>
-        </w:rPr>
-        <w:t>i</w:t>
-      </w:r>
-      <w:proofErr w:type="spellEnd"/>
-      <w:r>
-        <w:rPr>
-          <w:rFonts w:ascii="Calibri" w:eastAsia="Calibri" w:hAnsi="Calibri" w:cs="Calibri"/>
-        </w:rPr>
-        <w:t xml:space="preserve"> in </w:t>
-      </w:r>
-      <w:proofErr w:type="gramStart"/>
-      <w:r>
-        <w:rPr>
-          <w:rFonts w:ascii="Calibri" w:eastAsia="Calibri" w:hAnsi="Calibri" w:cs="Calibri"/>
-        </w:rPr>
-        <w:t>1:ncol</w:t>
-      </w:r>
-      <w:proofErr w:type="gramEnd"/>
-      <w:r>
-        <w:rPr>
-          <w:rFonts w:ascii="Calibri" w:eastAsia="Calibri" w:hAnsi="Calibri" w:cs="Calibri"/>
-        </w:rPr>
-        <w:t>(</w:t>
-      </w:r>
-      <w:r>
-        <w:rPr>
-          <w:rFonts w:ascii="Calibri" w:eastAsia="Calibri" w:hAnsi="Calibri" w:cs="Calibri"/>
-        </w:rPr>
-        <w:t>plate</w:t>
-      </w:r>
-      <w:r>
-        <w:rPr>
-          <w:rFonts w:ascii="Calibri" w:eastAsia="Calibri" w:hAnsi="Calibri" w:cs="Calibri"/>
-        </w:rPr>
-        <w:t>9fourth</w:t>
-      </w:r>
-      <w:proofErr w:type="gramStart"/>
-      <w:r>
-        <w:rPr>
-          <w:rFonts w:ascii="Calibri" w:eastAsia="Calibri" w:hAnsi="Calibri" w:cs="Calibri"/>
-        </w:rPr>
-        <w:t>)){</w:t>
-      </w:r>
-      <w:proofErr w:type="gramEnd"/>
-      <w:r>
-        <w:rPr>
-          <w:rFonts w:ascii="Calibri" w:eastAsia="Calibri" w:hAnsi="Calibri" w:cs="Calibri"/>
-        </w:rPr>
-        <w:t>plate</w:t>
-      </w:r>
-      <w:r>
-        <w:rPr>
-          <w:rFonts w:ascii="Calibri" w:eastAsia="Calibri" w:hAnsi="Calibri" w:cs="Calibri"/>
-        </w:rPr>
-        <w:t>9analysisfourth[nrow(</w:t>
-      </w:r>
-      <w:r>
-        <w:rPr>
-          <w:rFonts w:ascii="Calibri" w:eastAsia="Calibri" w:hAnsi="Calibri" w:cs="Calibri"/>
-        </w:rPr>
-        <w:t>plate</w:t>
-      </w:r>
-      <w:r>
-        <w:rPr>
-          <w:rFonts w:ascii="Calibri" w:eastAsia="Calibri" w:hAnsi="Calibri" w:cs="Calibri"/>
-        </w:rPr>
-        <w:t>9</w:t>
-      </w:r>
-      <w:proofErr w:type="gramStart"/>
-      <w:r>
-        <w:rPr>
-          <w:rFonts w:ascii="Calibri" w:eastAsia="Calibri" w:hAnsi="Calibri" w:cs="Calibri"/>
-        </w:rPr>
-        <w:t>fourth)+3,i</w:t>
-      </w:r>
-      <w:proofErr w:type="gramEnd"/>
-      <w:r>
-        <w:rPr>
-          <w:rFonts w:ascii="Calibri" w:eastAsia="Calibri" w:hAnsi="Calibri" w:cs="Calibri"/>
-        </w:rPr>
-        <w:t>]&lt;-</w:t>
-      </w:r>
-      <w:proofErr w:type="gramStart"/>
-      <w:r>
-        <w:rPr>
-          <w:rFonts w:ascii="Calibri" w:eastAsia="Calibri" w:hAnsi="Calibri" w:cs="Calibri"/>
-        </w:rPr>
-        <w:t>max(</w:t>
-      </w:r>
-      <w:proofErr w:type="gramEnd"/>
-      <w:r>
-        <w:rPr>
-          <w:rFonts w:ascii="Calibri" w:eastAsia="Calibri" w:hAnsi="Calibri" w:cs="Calibri"/>
-        </w:rPr>
-        <w:t>plate</w:t>
-      </w:r>
-      <w:r>
-        <w:rPr>
-          <w:rFonts w:ascii="Calibri" w:eastAsia="Calibri" w:hAnsi="Calibri" w:cs="Calibri"/>
-        </w:rPr>
-        <w:t xml:space="preserve">9fourthint </w:t>
-      </w:r>
-      <w:proofErr w:type="gramStart"/>
-      <w:r>
-        <w:rPr>
-          <w:rFonts w:ascii="Calibri" w:eastAsia="Calibri" w:hAnsi="Calibri" w:cs="Calibri"/>
-        </w:rPr>
-        <w:t>[,</w:t>
-      </w:r>
-      <w:proofErr w:type="spellStart"/>
-      <w:r>
-        <w:rPr>
-          <w:rFonts w:ascii="Calibri" w:eastAsia="Calibri" w:hAnsi="Calibri" w:cs="Calibri"/>
-        </w:rPr>
-        <w:t>i</w:t>
-      </w:r>
-      <w:proofErr w:type="spellEnd"/>
-      <w:proofErr w:type="gramEnd"/>
-      <w:r>
-        <w:rPr>
-          <w:rFonts w:ascii="Calibri" w:eastAsia="Calibri" w:hAnsi="Calibri" w:cs="Calibri"/>
-        </w:rPr>
-        <w:t xml:space="preserve">])- </w:t>
-      </w:r>
-      <w:proofErr w:type="gramStart"/>
-      <w:r>
-        <w:rPr>
-          <w:rFonts w:ascii="Calibri" w:eastAsia="Calibri" w:hAnsi="Calibri" w:cs="Calibri"/>
-        </w:rPr>
-        <w:t>max(</w:t>
-      </w:r>
-      <w:proofErr w:type="gramEnd"/>
-      <w:r>
-        <w:rPr>
-          <w:rFonts w:ascii="Calibri" w:eastAsia="Calibri" w:hAnsi="Calibri" w:cs="Calibri"/>
-        </w:rPr>
-        <w:t>plate</w:t>
-      </w:r>
-      <w:r>
-        <w:rPr>
-          <w:rFonts w:ascii="Calibri" w:eastAsia="Calibri" w:hAnsi="Calibri" w:cs="Calibri"/>
-        </w:rPr>
-        <w:t xml:space="preserve">9firstint </w:t>
-      </w:r>
-      <w:proofErr w:type="gramStart"/>
-      <w:r>
-        <w:rPr>
-          <w:rFonts w:ascii="Calibri" w:eastAsia="Calibri" w:hAnsi="Calibri" w:cs="Calibri"/>
-        </w:rPr>
-        <w:t>[,</w:t>
-      </w:r>
-      <w:proofErr w:type="spellStart"/>
-      <w:r>
-        <w:rPr>
-          <w:rFonts w:ascii="Calibri" w:eastAsia="Calibri" w:hAnsi="Calibri" w:cs="Calibri"/>
-        </w:rPr>
-        <w:t>i</w:t>
-      </w:r>
-      <w:proofErr w:type="spellEnd"/>
-      <w:r>
-        <w:rPr>
-          <w:rFonts w:ascii="Calibri" w:eastAsia="Calibri" w:hAnsi="Calibri" w:cs="Calibri"/>
-        </w:rPr>
-        <w:t>])}</w:t>
-      </w:r>
-      <w:proofErr w:type="gramEnd"/>
     </w:p>
     <w:p>
       <w:pPr>
@@ -43809,13 +43757,13 @@
         <w:t>i</w:t>
       </w:r>
       <w:proofErr w:type="spellEnd"/>
+      <w:proofErr w:type="gramEnd"/>
       <w:r>
         <w:rPr>
           <w:rFonts w:ascii="Calibri" w:eastAsia="Calibri" w:hAnsi="Calibri" w:cs="Calibri"/>
         </w:rPr>
         <w:t>])}</w:t>
       </w:r>
-      <w:proofErr w:type="gramEnd"/>
     </w:p>
     <w:p>
       <w:pPr>
@@ -44115,13 +44063,13 @@
         <w:t>i</w:t>
       </w:r>
       <w:proofErr w:type="spellEnd"/>
+      <w:proofErr w:type="gramEnd"/>
       <w:r>
         <w:rPr>
           <w:rFonts w:ascii="Calibri" w:eastAsia="Calibri" w:hAnsi="Calibri" w:cs="Calibri"/>
         </w:rPr>
         <w:t>])}</w:t>
       </w:r>
-      <w:proofErr w:type="gramEnd"/>
     </w:p>
     <w:p>
       <w:pPr>
@@ -44490,14 +44438,12 @@
         <w:t>i</w:t>
       </w:r>
       <w:proofErr w:type="spellEnd"/>
-      <w:proofErr w:type="gramStart"/>
       <w:r>
         <w:rPr>
           <w:rFonts w:ascii="Calibri" w:eastAsia="Calibri" w:hAnsi="Calibri" w:cs="Calibri"/>
         </w:rPr>
         <w:t>])}</w:t>
       </w:r>
-      <w:proofErr w:type="gramEnd"/>
     </w:p>
     <w:p>
       <w:pPr>
@@ -44673,20 +44619,707 @@
       <w:pPr>
         <w:spacing w:line="257" w:lineRule="auto"/>
       </w:pPr>
-      <w:proofErr w:type="gramStart"/>
-      <w:r>
-        <w:rPr>
-          <w:rFonts w:ascii="Calibri" w:eastAsia="Calibri" w:hAnsi="Calibri" w:cs="Calibri"/>
-        </w:rPr>
-        <w:t>for (k in</w:t>
-      </w:r>
-      <w:proofErr w:type="gramEnd"/>
+      <w:r>
+        <w:rPr>
+          <w:rFonts w:ascii="Calibri" w:eastAsia="Calibri" w:hAnsi="Calibri" w:cs="Calibri"/>
+        </w:rPr>
+        <w:t xml:space="preserve">for (k in </w:t>
+      </w:r>
+      <w:proofErr w:type="gramStart"/>
+      <w:r>
+        <w:rPr>
+          <w:rFonts w:ascii="Calibri" w:eastAsia="Calibri" w:hAnsi="Calibri" w:cs="Calibri"/>
+        </w:rPr>
+        <w:t>1:nrow</w:t>
+      </w:r>
+      <w:proofErr w:type="gramEnd"/>
+      <w:r>
+        <w:rPr>
+          <w:rFonts w:ascii="Calibri" w:eastAsia="Calibri" w:hAnsi="Calibri" w:cs="Calibri"/>
+        </w:rPr>
+        <w:t>(</w:t>
+      </w:r>
+      <w:r>
+        <w:rPr>
+          <w:rFonts w:ascii="Calibri" w:eastAsia="Calibri" w:hAnsi="Calibri" w:cs="Calibri"/>
+        </w:rPr>
+        <w:t>plate</w:t>
+      </w:r>
+      <w:r>
+        <w:rPr>
+          <w:rFonts w:ascii="Calibri" w:eastAsia="Calibri" w:hAnsi="Calibri" w:cs="Calibri"/>
+        </w:rPr>
+        <w:t>10first</w:t>
+      </w:r>
+      <w:proofErr w:type="gramStart"/>
+      <w:r>
+        <w:rPr>
+          <w:rFonts w:ascii="Calibri" w:eastAsia="Calibri" w:hAnsi="Calibri" w:cs="Calibri"/>
+        </w:rPr>
+        <w:t>)){</w:t>
+      </w:r>
+      <w:proofErr w:type="gramEnd"/>
+    </w:p>
+    <w:p>
+      <w:pPr>
+        <w:spacing w:line="257" w:lineRule="auto"/>
+      </w:pPr>
+      <w:r>
+        <w:rPr>
+          <w:rFonts w:ascii="Calibri" w:eastAsia="Calibri" w:hAnsi="Calibri" w:cs="Calibri"/>
+        </w:rPr>
+        <w:t xml:space="preserve">    </w:t>
+      </w:r>
+      <w:r>
+        <w:rPr>
+          <w:rFonts w:ascii="Calibri" w:eastAsia="Calibri" w:hAnsi="Calibri" w:cs="Calibri"/>
+        </w:rPr>
+        <w:t>plate</w:t>
+      </w:r>
+      <w:r>
+        <w:rPr>
+          <w:rFonts w:ascii="Calibri" w:eastAsia="Calibri" w:hAnsi="Calibri" w:cs="Calibri"/>
+        </w:rPr>
+        <w:t>10firstint [</w:t>
+      </w:r>
+      <w:proofErr w:type="gramStart"/>
+      <w:r>
+        <w:rPr>
+          <w:rFonts w:ascii="Calibri" w:eastAsia="Calibri" w:hAnsi="Calibri" w:cs="Calibri"/>
+        </w:rPr>
+        <w:t>k,j</w:t>
+      </w:r>
+      <w:proofErr w:type="gramEnd"/>
+      <w:r>
+        <w:rPr>
+          <w:rFonts w:ascii="Calibri" w:eastAsia="Calibri" w:hAnsi="Calibri" w:cs="Calibri"/>
+        </w:rPr>
+        <w:t>]&lt;-(</w:t>
+      </w:r>
+      <w:r>
+        <w:rPr>
+          <w:rFonts w:ascii="Calibri" w:eastAsia="Calibri" w:hAnsi="Calibri" w:cs="Calibri"/>
+        </w:rPr>
+        <w:t>plate</w:t>
+      </w:r>
+      <w:r>
+        <w:rPr>
+          <w:rFonts w:ascii="Calibri" w:eastAsia="Calibri" w:hAnsi="Calibri" w:cs="Calibri"/>
+        </w:rPr>
+        <w:t>10first[</w:t>
+      </w:r>
+      <w:proofErr w:type="gramStart"/>
+      <w:r>
+        <w:rPr>
+          <w:rFonts w:ascii="Calibri" w:eastAsia="Calibri" w:hAnsi="Calibri" w:cs="Calibri"/>
+        </w:rPr>
+        <w:t>k,j</w:t>
+      </w:r>
+      <w:proofErr w:type="gramEnd"/>
+      <w:r>
+        <w:rPr>
+          <w:rFonts w:ascii="Calibri" w:eastAsia="Calibri" w:hAnsi="Calibri" w:cs="Calibri"/>
+        </w:rPr>
+        <w:t>]-</w:t>
+      </w:r>
+      <w:r>
+        <w:rPr>
+          <w:rFonts w:ascii="Calibri" w:eastAsia="Calibri" w:hAnsi="Calibri" w:cs="Calibri"/>
+        </w:rPr>
+        <w:t>plate</w:t>
+      </w:r>
+      <w:r>
+        <w:rPr>
+          <w:rFonts w:ascii="Calibri" w:eastAsia="Calibri" w:hAnsi="Calibri" w:cs="Calibri"/>
+        </w:rPr>
+        <w:t>10average[</w:t>
+      </w:r>
+      <w:proofErr w:type="gramStart"/>
+      <w:r>
+        <w:rPr>
+          <w:rFonts w:ascii="Calibri" w:eastAsia="Calibri" w:hAnsi="Calibri" w:cs="Calibri"/>
+        </w:rPr>
+        <w:t>1,j</w:t>
+      </w:r>
+      <w:proofErr w:type="gramEnd"/>
+      <w:r>
+        <w:rPr>
+          <w:rFonts w:ascii="Calibri" w:eastAsia="Calibri" w:hAnsi="Calibri" w:cs="Calibri"/>
+        </w:rPr>
+        <w:t>])/</w:t>
+      </w:r>
+      <w:r>
+        <w:rPr>
+          <w:rFonts w:ascii="Calibri" w:eastAsia="Calibri" w:hAnsi="Calibri" w:cs="Calibri"/>
+        </w:rPr>
+        <w:t>plate</w:t>
+      </w:r>
+      <w:r>
+        <w:rPr>
+          <w:rFonts w:ascii="Calibri" w:eastAsia="Calibri" w:hAnsi="Calibri" w:cs="Calibri"/>
+        </w:rPr>
+        <w:t>10average[</w:t>
+      </w:r>
+      <w:proofErr w:type="gramStart"/>
+      <w:r>
+        <w:rPr>
+          <w:rFonts w:ascii="Calibri" w:eastAsia="Calibri" w:hAnsi="Calibri" w:cs="Calibri"/>
+        </w:rPr>
+        <w:t>1,j</w:t>
+      </w:r>
+      <w:proofErr w:type="gramEnd"/>
+      <w:r>
+        <w:rPr>
+          <w:rFonts w:ascii="Calibri" w:eastAsia="Calibri" w:hAnsi="Calibri" w:cs="Calibri"/>
+        </w:rPr>
+        <w:t>]}}</w:t>
+      </w:r>
+    </w:p>
+    <w:p>
+      <w:pPr>
+        <w:spacing w:line="257" w:lineRule="auto"/>
+      </w:pPr>
+      <w:r>
+        <w:rPr>
+          <w:rFonts w:ascii="Calibri" w:eastAsia="Calibri" w:hAnsi="Calibri" w:cs="Calibri"/>
+        </w:rPr>
+        <w:t>plate</w:t>
+      </w:r>
+      <w:r>
+        <w:rPr>
+          <w:rFonts w:ascii="Calibri" w:eastAsia="Calibri" w:hAnsi="Calibri" w:cs="Calibri"/>
+        </w:rPr>
+        <w:t>10analysisfirst&lt;-</w:t>
+      </w:r>
+      <w:r>
+        <w:rPr>
+          <w:rFonts w:ascii="Calibri" w:eastAsia="Calibri" w:hAnsi="Calibri" w:cs="Calibri"/>
+        </w:rPr>
+        <w:t>plate</w:t>
+      </w:r>
+      <w:r>
+        <w:rPr>
+          <w:rFonts w:ascii="Calibri" w:eastAsia="Calibri" w:hAnsi="Calibri" w:cs="Calibri"/>
+        </w:rPr>
+        <w:t>10firstint</w:t>
+      </w:r>
+    </w:p>
+    <w:p>
+      <w:pPr>
+        <w:spacing w:line="257" w:lineRule="auto"/>
+      </w:pPr>
+      <w:r>
+        <w:rPr>
+          <w:rFonts w:ascii="Calibri" w:eastAsia="Calibri" w:hAnsi="Calibri" w:cs="Calibri"/>
+        </w:rPr>
+        <w:t>for (</w:t>
+      </w:r>
+      <w:proofErr w:type="spellStart"/>
+      <w:r>
+        <w:rPr>
+          <w:rFonts w:ascii="Calibri" w:eastAsia="Calibri" w:hAnsi="Calibri" w:cs="Calibri"/>
+        </w:rPr>
+        <w:t>i</w:t>
+      </w:r>
+      <w:proofErr w:type="spellEnd"/>
+      <w:r>
+        <w:rPr>
+          <w:rFonts w:ascii="Calibri" w:eastAsia="Calibri" w:hAnsi="Calibri" w:cs="Calibri"/>
+        </w:rPr>
+        <w:t xml:space="preserve"> in </w:t>
+      </w:r>
+      <w:proofErr w:type="gramStart"/>
+      <w:r>
+        <w:rPr>
+          <w:rFonts w:ascii="Calibri" w:eastAsia="Calibri" w:hAnsi="Calibri" w:cs="Calibri"/>
+        </w:rPr>
+        <w:t>1:ncol</w:t>
+      </w:r>
+      <w:proofErr w:type="gramEnd"/>
+      <w:r>
+        <w:rPr>
+          <w:rFonts w:ascii="Calibri" w:eastAsia="Calibri" w:hAnsi="Calibri" w:cs="Calibri"/>
+        </w:rPr>
+        <w:t>(</w:t>
+      </w:r>
+      <w:r>
+        <w:rPr>
+          <w:rFonts w:ascii="Calibri" w:eastAsia="Calibri" w:hAnsi="Calibri" w:cs="Calibri"/>
+        </w:rPr>
+        <w:t>plate</w:t>
+      </w:r>
+      <w:r>
+        <w:rPr>
+          <w:rFonts w:ascii="Calibri" w:eastAsia="Calibri" w:hAnsi="Calibri" w:cs="Calibri"/>
+        </w:rPr>
+        <w:t>10first</w:t>
+      </w:r>
+      <w:proofErr w:type="gramStart"/>
+      <w:r>
+        <w:rPr>
+          <w:rFonts w:ascii="Calibri" w:eastAsia="Calibri" w:hAnsi="Calibri" w:cs="Calibri"/>
+        </w:rPr>
+        <w:t>)){</w:t>
+      </w:r>
+      <w:proofErr w:type="gramEnd"/>
+      <w:r>
+        <w:rPr>
+          <w:rFonts w:ascii="Calibri" w:eastAsia="Calibri" w:hAnsi="Calibri" w:cs="Calibri"/>
+        </w:rPr>
+        <w:t>plate</w:t>
+      </w:r>
+      <w:r>
+        <w:rPr>
+          <w:rFonts w:ascii="Calibri" w:eastAsia="Calibri" w:hAnsi="Calibri" w:cs="Calibri"/>
+        </w:rPr>
+        <w:t>10analysisfirst[nrow(</w:t>
+      </w:r>
+      <w:r>
+        <w:rPr>
+          <w:rFonts w:ascii="Calibri" w:eastAsia="Calibri" w:hAnsi="Calibri" w:cs="Calibri"/>
+        </w:rPr>
+        <w:t>plate</w:t>
+      </w:r>
+      <w:r>
+        <w:rPr>
+          <w:rFonts w:ascii="Calibri" w:eastAsia="Calibri" w:hAnsi="Calibri" w:cs="Calibri"/>
+        </w:rPr>
+        <w:t>10</w:t>
+      </w:r>
+      <w:proofErr w:type="gramStart"/>
+      <w:r>
+        <w:rPr>
+          <w:rFonts w:ascii="Calibri" w:eastAsia="Calibri" w:hAnsi="Calibri" w:cs="Calibri"/>
+        </w:rPr>
+        <w:t>first)+1,i</w:t>
+      </w:r>
+      <w:proofErr w:type="gramEnd"/>
+      <w:r>
+        <w:rPr>
+          <w:rFonts w:ascii="Calibri" w:eastAsia="Calibri" w:hAnsi="Calibri" w:cs="Calibri"/>
+        </w:rPr>
+        <w:t>]&lt;-</w:t>
+      </w:r>
+      <w:proofErr w:type="gramStart"/>
+      <w:r>
+        <w:rPr>
+          <w:rFonts w:ascii="Calibri" w:eastAsia="Calibri" w:hAnsi="Calibri" w:cs="Calibri"/>
+        </w:rPr>
+        <w:t>max(</w:t>
+      </w:r>
+      <w:proofErr w:type="gramEnd"/>
+      <w:r>
+        <w:rPr>
+          <w:rFonts w:ascii="Calibri" w:eastAsia="Calibri" w:hAnsi="Calibri" w:cs="Calibri"/>
+        </w:rPr>
+        <w:t>plate</w:t>
+      </w:r>
+      <w:r>
+        <w:rPr>
+          <w:rFonts w:ascii="Calibri" w:eastAsia="Calibri" w:hAnsi="Calibri" w:cs="Calibri"/>
+        </w:rPr>
+        <w:t xml:space="preserve">10firstint </w:t>
+      </w:r>
+      <w:proofErr w:type="gramStart"/>
+      <w:r>
+        <w:rPr>
+          <w:rFonts w:ascii="Calibri" w:eastAsia="Calibri" w:hAnsi="Calibri" w:cs="Calibri"/>
+        </w:rPr>
+        <w:t>[,</w:t>
+      </w:r>
+      <w:proofErr w:type="spellStart"/>
+      <w:r>
+        <w:rPr>
+          <w:rFonts w:ascii="Calibri" w:eastAsia="Calibri" w:hAnsi="Calibri" w:cs="Calibri"/>
+        </w:rPr>
+        <w:t>i</w:t>
+      </w:r>
+      <w:proofErr w:type="spellEnd"/>
+      <w:proofErr w:type="gramEnd"/>
+      <w:r>
+        <w:rPr>
+          <w:rFonts w:ascii="Calibri" w:eastAsia="Calibri" w:hAnsi="Calibri" w:cs="Calibri"/>
+        </w:rPr>
+        <w:t>])}</w:t>
+      </w:r>
+    </w:p>
+    <w:p>
+      <w:pPr>
+        <w:spacing w:line="257" w:lineRule="auto"/>
+      </w:pPr>
+      <w:r>
+        <w:rPr>
+          <w:rFonts w:ascii="Calibri" w:eastAsia="Calibri" w:hAnsi="Calibri" w:cs="Calibri"/>
+        </w:rPr>
+        <w:t>plate</w:t>
+      </w:r>
+      <w:r>
+        <w:rPr>
+          <w:rFonts w:ascii="Calibri" w:eastAsia="Calibri" w:hAnsi="Calibri" w:cs="Calibri"/>
+        </w:rPr>
+        <w:t>10analysisfirst[</w:t>
+      </w:r>
+      <w:proofErr w:type="spellStart"/>
+      <w:r>
+        <w:rPr>
+          <w:rFonts w:ascii="Calibri" w:eastAsia="Calibri" w:hAnsi="Calibri" w:cs="Calibri"/>
+        </w:rPr>
+        <w:t>nrow</w:t>
+      </w:r>
+      <w:proofErr w:type="spellEnd"/>
+      <w:r>
+        <w:rPr>
+          <w:rFonts w:ascii="Calibri" w:eastAsia="Calibri" w:hAnsi="Calibri" w:cs="Calibri"/>
+        </w:rPr>
+        <w:t>(</w:t>
+      </w:r>
+      <w:r>
+        <w:rPr>
+          <w:rFonts w:ascii="Calibri" w:eastAsia="Calibri" w:hAnsi="Calibri" w:cs="Calibri"/>
+        </w:rPr>
+        <w:t>plate</w:t>
+      </w:r>
+      <w:r>
+        <w:rPr>
+          <w:rFonts w:ascii="Calibri" w:eastAsia="Calibri" w:hAnsi="Calibri" w:cs="Calibri"/>
+        </w:rPr>
+        <w:t>10</w:t>
+      </w:r>
+      <w:proofErr w:type="gramStart"/>
+      <w:r>
+        <w:rPr>
+          <w:rFonts w:ascii="Calibri" w:eastAsia="Calibri" w:hAnsi="Calibri" w:cs="Calibri"/>
+        </w:rPr>
+        <w:t>first)+</w:t>
+      </w:r>
+      <w:proofErr w:type="gramEnd"/>
+      <w:r>
+        <w:rPr>
+          <w:rFonts w:ascii="Calibri" w:eastAsia="Calibri" w:hAnsi="Calibri" w:cs="Calibri"/>
+        </w:rPr>
+        <w:t>2</w:t>
+      </w:r>
+      <w:proofErr w:type="gramStart"/>
+      <w:r>
+        <w:rPr>
+          <w:rFonts w:ascii="Calibri" w:eastAsia="Calibri" w:hAnsi="Calibri" w:cs="Calibri"/>
+        </w:rPr>
+        <w:t>,]&lt;</w:t>
+      </w:r>
+      <w:proofErr w:type="gramEnd"/>
+      <w:r>
+        <w:rPr>
+          <w:rFonts w:ascii="Calibri" w:eastAsia="Calibri" w:hAnsi="Calibri" w:cs="Calibri"/>
+        </w:rPr>
+        <w:t xml:space="preserve">- </w:t>
+      </w:r>
+      <w:proofErr w:type="spellStart"/>
+      <w:r>
+        <w:rPr>
+          <w:rFonts w:ascii="Calibri" w:eastAsia="Calibri" w:hAnsi="Calibri" w:cs="Calibri"/>
+        </w:rPr>
+        <w:t>sapply</w:t>
+      </w:r>
+      <w:proofErr w:type="spellEnd"/>
+      <w:r>
+        <w:rPr>
+          <w:rFonts w:ascii="Calibri" w:eastAsia="Calibri" w:hAnsi="Calibri" w:cs="Calibri"/>
+        </w:rPr>
+        <w:t>(</w:t>
+      </w:r>
+      <w:r>
+        <w:rPr>
+          <w:rFonts w:ascii="Calibri" w:eastAsia="Calibri" w:hAnsi="Calibri" w:cs="Calibri"/>
+        </w:rPr>
+        <w:t>plate</w:t>
+      </w:r>
+      <w:r>
+        <w:rPr>
+          <w:rFonts w:ascii="Calibri" w:eastAsia="Calibri" w:hAnsi="Calibri" w:cs="Calibri"/>
+        </w:rPr>
+        <w:t>10</w:t>
+      </w:r>
+      <w:proofErr w:type="gramStart"/>
+      <w:r>
+        <w:rPr>
+          <w:rFonts w:ascii="Calibri" w:eastAsia="Calibri" w:hAnsi="Calibri" w:cs="Calibri"/>
+        </w:rPr>
+        <w:t>first[</w:t>
+      </w:r>
+      <w:proofErr w:type="gramEnd"/>
+      <w:r>
+        <w:rPr>
+          <w:rFonts w:ascii="Calibri" w:eastAsia="Calibri" w:hAnsi="Calibri" w:cs="Calibri"/>
+        </w:rPr>
+        <w:t xml:space="preserve">], function(x) </w:t>
+      </w:r>
+      <w:proofErr w:type="gramStart"/>
+      <w:r>
+        <w:rPr>
+          <w:rFonts w:ascii="Calibri" w:eastAsia="Calibri" w:hAnsi="Calibri" w:cs="Calibri"/>
+        </w:rPr>
+        <w:t>mean</w:t>
+      </w:r>
+      <w:proofErr w:type="gramEnd"/>
+      <w:r>
+        <w:rPr>
+          <w:rFonts w:ascii="Calibri" w:eastAsia="Calibri" w:hAnsi="Calibri" w:cs="Calibri"/>
+        </w:rPr>
+        <w:t>(tail((x), 10)))</w:t>
+      </w:r>
+    </w:p>
+    <w:p>
+      <w:pPr>
+        <w:spacing w:line="257" w:lineRule="auto"/>
+      </w:pPr>
+      <w:r>
+        <w:rPr>
+          <w:rFonts w:ascii="Calibri" w:eastAsia="Calibri" w:hAnsi="Calibri" w:cs="Calibri"/>
+        </w:rPr>
+        <w:t>plate</w:t>
+      </w:r>
+      <w:r>
+        <w:rPr>
+          <w:rFonts w:ascii="Calibri" w:eastAsia="Calibri" w:hAnsi="Calibri" w:cs="Calibri"/>
+        </w:rPr>
+        <w:t>10analysisfirst[</w:t>
+      </w:r>
+      <w:proofErr w:type="spellStart"/>
+      <w:r>
+        <w:rPr>
+          <w:rFonts w:ascii="Calibri" w:eastAsia="Calibri" w:hAnsi="Calibri" w:cs="Calibri"/>
+        </w:rPr>
+        <w:t>nrow</w:t>
+      </w:r>
+      <w:proofErr w:type="spellEnd"/>
+      <w:r>
+        <w:rPr>
+          <w:rFonts w:ascii="Calibri" w:eastAsia="Calibri" w:hAnsi="Calibri" w:cs="Calibri"/>
+        </w:rPr>
+        <w:t>(</w:t>
+      </w:r>
+      <w:r>
+        <w:rPr>
+          <w:rFonts w:ascii="Calibri" w:eastAsia="Calibri" w:hAnsi="Calibri" w:cs="Calibri"/>
+        </w:rPr>
+        <w:t>plate</w:t>
+      </w:r>
+      <w:r>
+        <w:rPr>
+          <w:rFonts w:ascii="Calibri" w:eastAsia="Calibri" w:hAnsi="Calibri" w:cs="Calibri"/>
+        </w:rPr>
+        <w:t xml:space="preserve">10analysisfirst) + </w:t>
+      </w:r>
+      <w:proofErr w:type="gramStart"/>
+      <w:r>
+        <w:rPr>
+          <w:rFonts w:ascii="Calibri" w:eastAsia="Calibri" w:hAnsi="Calibri" w:cs="Calibri"/>
+        </w:rPr>
+        <w:t>1 ,</w:t>
+      </w:r>
+      <w:proofErr w:type="gramEnd"/>
+      <w:r>
+        <w:rPr>
+          <w:rFonts w:ascii="Calibri" w:eastAsia="Calibri" w:hAnsi="Calibri" w:cs="Calibri"/>
+        </w:rPr>
+        <w:t xml:space="preserve"> ] &lt;- NA</w:t>
+      </w:r>
+    </w:p>
+    <w:p>
+      <w:pPr>
+        <w:spacing w:line="257" w:lineRule="auto"/>
+      </w:pPr>
       <w:r>
         <w:rPr>
           <w:rFonts w:ascii="Calibri" w:eastAsia="Calibri" w:hAnsi="Calibri" w:cs="Calibri"/>
         </w:rPr>
         <w:t xml:space="preserve"> </w:t>
       </w:r>
+    </w:p>
+    <w:p>
+      <w:pPr>
+        <w:spacing w:line="257" w:lineRule="auto"/>
+      </w:pPr>
+      <w:r>
+        <w:rPr>
+          <w:rFonts w:ascii="Calibri" w:eastAsia="Calibri" w:hAnsi="Calibri" w:cs="Calibri"/>
+        </w:rPr>
+        <w:t>plate</w:t>
+      </w:r>
+      <w:r>
+        <w:rPr>
+          <w:rFonts w:ascii="Calibri" w:eastAsia="Calibri" w:hAnsi="Calibri" w:cs="Calibri"/>
+        </w:rPr>
+        <w:t>10secondint=matrix(</w:t>
+      </w:r>
+      <w:proofErr w:type="spellStart"/>
+      <w:r>
+        <w:rPr>
+          <w:rFonts w:ascii="Calibri" w:eastAsia="Calibri" w:hAnsi="Calibri" w:cs="Calibri"/>
+        </w:rPr>
+        <w:t>nrow</w:t>
+      </w:r>
+      <w:proofErr w:type="spellEnd"/>
+      <w:r>
+        <w:rPr>
+          <w:rFonts w:ascii="Calibri" w:eastAsia="Calibri" w:hAnsi="Calibri" w:cs="Calibri"/>
+        </w:rPr>
+        <w:t>(</w:t>
+      </w:r>
+      <w:r>
+        <w:rPr>
+          <w:rFonts w:ascii="Calibri" w:eastAsia="Calibri" w:hAnsi="Calibri" w:cs="Calibri"/>
+        </w:rPr>
+        <w:t>plate</w:t>
+      </w:r>
+      <w:r>
+        <w:rPr>
+          <w:rFonts w:ascii="Calibri" w:eastAsia="Calibri" w:hAnsi="Calibri" w:cs="Calibri"/>
+        </w:rPr>
+        <w:t>10second</w:t>
+      </w:r>
+      <w:proofErr w:type="gramStart"/>
+      <w:r>
+        <w:rPr>
+          <w:rFonts w:ascii="Calibri" w:eastAsia="Calibri" w:hAnsi="Calibri" w:cs="Calibri"/>
+        </w:rPr>
+        <w:t>),</w:t>
+      </w:r>
+      <w:proofErr w:type="spellStart"/>
+      <w:r>
+        <w:rPr>
+          <w:rFonts w:ascii="Calibri" w:eastAsia="Calibri" w:hAnsi="Calibri" w:cs="Calibri"/>
+        </w:rPr>
+        <w:t>ncol</w:t>
+      </w:r>
+      <w:proofErr w:type="spellEnd"/>
+      <w:proofErr w:type="gramEnd"/>
+      <w:r>
+        <w:rPr>
+          <w:rFonts w:ascii="Calibri" w:eastAsia="Calibri" w:hAnsi="Calibri" w:cs="Calibri"/>
+        </w:rPr>
+        <w:t>(</w:t>
+      </w:r>
+      <w:r>
+        <w:rPr>
+          <w:rFonts w:ascii="Calibri" w:eastAsia="Calibri" w:hAnsi="Calibri" w:cs="Calibri"/>
+        </w:rPr>
+        <w:t>plate</w:t>
+      </w:r>
+      <w:r>
+        <w:rPr>
+          <w:rFonts w:ascii="Calibri" w:eastAsia="Calibri" w:hAnsi="Calibri" w:cs="Calibri"/>
+        </w:rPr>
+        <w:t>10second))</w:t>
+      </w:r>
+    </w:p>
+    <w:p>
+      <w:pPr>
+        <w:spacing w:line="257" w:lineRule="auto"/>
+      </w:pPr>
+      <w:r>
+        <w:rPr>
+          <w:rFonts w:ascii="Calibri" w:eastAsia="Calibri" w:hAnsi="Calibri" w:cs="Calibri"/>
+        </w:rPr>
+        <w:lastRenderedPageBreak/>
+        <w:t>plate</w:t>
+      </w:r>
+      <w:r>
+        <w:rPr>
+          <w:rFonts w:ascii="Calibri" w:eastAsia="Calibri" w:hAnsi="Calibri" w:cs="Calibri"/>
+        </w:rPr>
+        <w:t>10secondint =</w:t>
+      </w:r>
+      <w:proofErr w:type="spellStart"/>
+      <w:proofErr w:type="gramStart"/>
+      <w:r>
+        <w:rPr>
+          <w:rFonts w:ascii="Calibri" w:eastAsia="Calibri" w:hAnsi="Calibri" w:cs="Calibri"/>
+        </w:rPr>
+        <w:t>data.frame</w:t>
+      </w:r>
+      <w:proofErr w:type="spellEnd"/>
+      <w:proofErr w:type="gramEnd"/>
+      <w:r>
+        <w:rPr>
+          <w:rFonts w:ascii="Calibri" w:eastAsia="Calibri" w:hAnsi="Calibri" w:cs="Calibri"/>
+        </w:rPr>
+        <w:t>(</w:t>
+      </w:r>
+      <w:r>
+        <w:rPr>
+          <w:rFonts w:ascii="Calibri" w:eastAsia="Calibri" w:hAnsi="Calibri" w:cs="Calibri"/>
+        </w:rPr>
+        <w:t>plate</w:t>
+      </w:r>
+      <w:r>
+        <w:rPr>
+          <w:rFonts w:ascii="Calibri" w:eastAsia="Calibri" w:hAnsi="Calibri" w:cs="Calibri"/>
+        </w:rPr>
+        <w:t>10secondint)</w:t>
+      </w:r>
+    </w:p>
+    <w:p>
+      <w:pPr>
+        <w:spacing w:line="257" w:lineRule="auto"/>
+      </w:pPr>
+      <w:r>
+        <w:rPr>
+          <w:rFonts w:ascii="Calibri" w:eastAsia="Calibri" w:hAnsi="Calibri" w:cs="Calibri"/>
+        </w:rPr>
+        <w:t xml:space="preserve">for (j in </w:t>
+      </w:r>
+      <w:proofErr w:type="gramStart"/>
+      <w:r>
+        <w:rPr>
+          <w:rFonts w:ascii="Calibri" w:eastAsia="Calibri" w:hAnsi="Calibri" w:cs="Calibri"/>
+        </w:rPr>
+        <w:t>1:ncol</w:t>
+      </w:r>
+      <w:proofErr w:type="gramEnd"/>
+      <w:r>
+        <w:rPr>
+          <w:rFonts w:ascii="Calibri" w:eastAsia="Calibri" w:hAnsi="Calibri" w:cs="Calibri"/>
+        </w:rPr>
+        <w:t>(</w:t>
+      </w:r>
+      <w:r>
+        <w:rPr>
+          <w:rFonts w:ascii="Calibri" w:eastAsia="Calibri" w:hAnsi="Calibri" w:cs="Calibri"/>
+        </w:rPr>
+        <w:t>plate</w:t>
+      </w:r>
+      <w:r>
+        <w:rPr>
+          <w:rFonts w:ascii="Calibri" w:eastAsia="Calibri" w:hAnsi="Calibri" w:cs="Calibri"/>
+        </w:rPr>
+        <w:t>10second</w:t>
+      </w:r>
+      <w:proofErr w:type="gramStart"/>
+      <w:r>
+        <w:rPr>
+          <w:rFonts w:ascii="Calibri" w:eastAsia="Calibri" w:hAnsi="Calibri" w:cs="Calibri"/>
+        </w:rPr>
+        <w:t>)){</w:t>
+      </w:r>
+      <w:proofErr w:type="gramEnd"/>
+      <w:r>
+        <w:rPr>
+          <w:rFonts w:ascii="Calibri" w:eastAsia="Calibri" w:hAnsi="Calibri" w:cs="Calibri"/>
+        </w:rPr>
+        <w:t xml:space="preserve">                                                               </w:t>
+      </w:r>
+    </w:p>
+    <w:p>
+      <w:pPr>
+        <w:spacing w:line="257" w:lineRule="auto"/>
+      </w:pPr>
+      <w:r>
+        <w:rPr>
+          <w:rFonts w:ascii="Calibri" w:eastAsia="Calibri" w:hAnsi="Calibri" w:cs="Calibri"/>
+        </w:rPr>
+        <w:t xml:space="preserve">for (k in </w:t>
+      </w:r>
       <w:proofErr w:type="gramStart"/>
       <w:r>
         <w:rPr>
@@ -44711,7 +45344,7 @@
         <w:rPr>
           <w:rFonts w:ascii="Calibri" w:eastAsia="Calibri" w:hAnsi="Calibri" w:cs="Calibri"/>
         </w:rPr>
-        <w:t>10first</w:t>
+        <w:t>10second</w:t>
       </w:r>
       <w:proofErr w:type="gramStart"/>
       <w:r>
@@ -44742,8 +45375,9 @@
         <w:rPr>
           <w:rFonts w:ascii="Calibri" w:eastAsia="Calibri" w:hAnsi="Calibri" w:cs="Calibri"/>
         </w:rPr>
-        <w:t>10firstint [</w:t>
-      </w:r>
+        <w:t>10secondint [</w:t>
+      </w:r>
+      <w:proofErr w:type="spellStart"/>
       <w:proofErr w:type="gramStart"/>
       <w:r>
         <w:rPr>
@@ -44751,6 +45385,7 @@
         </w:rPr>
         <w:t>k,j</w:t>
       </w:r>
+      <w:proofErr w:type="spellEnd"/>
       <w:proofErr w:type="gramEnd"/>
       <w:r>
         <w:rPr>
@@ -44768,8 +45403,9 @@
         <w:rPr>
           <w:rFonts w:ascii="Calibri" w:eastAsia="Calibri" w:hAnsi="Calibri" w:cs="Calibri"/>
         </w:rPr>
-        <w:t>10first[</w:t>
-      </w:r>
+        <w:t>10second[</w:t>
+      </w:r>
+      <w:proofErr w:type="spellStart"/>
       <w:proofErr w:type="gramStart"/>
       <w:r>
         <w:rPr>
@@ -44777,57 +45413,110 @@
         </w:rPr>
         <w:t>k,j</w:t>
       </w:r>
-      <w:proofErr w:type="gramEnd"/>
-      <w:r>
-        <w:rPr>
-          <w:rFonts w:ascii="Calibri" w:eastAsia="Calibri" w:hAnsi="Calibri" w:cs="Calibri"/>
-        </w:rPr>
-        <w:t>]-</w:t>
-      </w:r>
-      <w:r>
-        <w:rPr>
-          <w:rFonts w:ascii="Calibri" w:eastAsia="Calibri" w:hAnsi="Calibri" w:cs="Calibri"/>
-        </w:rPr>
-        <w:t>plate</w:t>
-      </w:r>
-      <w:r>
-        <w:rPr>
-          <w:rFonts w:ascii="Calibri" w:eastAsia="Calibri" w:hAnsi="Calibri" w:cs="Calibri"/>
-        </w:rPr>
-        <w:t>10average[</w:t>
-      </w:r>
-      <w:proofErr w:type="gramStart"/>
-      <w:r>
-        <w:rPr>
-          <w:rFonts w:ascii="Calibri" w:eastAsia="Calibri" w:hAnsi="Calibri" w:cs="Calibri"/>
-        </w:rPr>
-        <w:t>1,j</w:t>
-      </w:r>
-      <w:proofErr w:type="gramEnd"/>
-      <w:r>
-        <w:rPr>
-          <w:rFonts w:ascii="Calibri" w:eastAsia="Calibri" w:hAnsi="Calibri" w:cs="Calibri"/>
-        </w:rPr>
-        <w:t>])/</w:t>
-      </w:r>
-      <w:r>
-        <w:rPr>
-          <w:rFonts w:ascii="Calibri" w:eastAsia="Calibri" w:hAnsi="Calibri" w:cs="Calibri"/>
-        </w:rPr>
-        <w:t>plate</w:t>
-      </w:r>
-      <w:r>
-        <w:rPr>
-          <w:rFonts w:ascii="Calibri" w:eastAsia="Calibri" w:hAnsi="Calibri" w:cs="Calibri"/>
-        </w:rPr>
-        <w:t>10average[</w:t>
-      </w:r>
-      <w:proofErr w:type="gramStart"/>
-      <w:r>
-        <w:rPr>
-          <w:rFonts w:ascii="Calibri" w:eastAsia="Calibri" w:hAnsi="Calibri" w:cs="Calibri"/>
-        </w:rPr>
-        <w:t>1,j</w:t>
+      <w:proofErr w:type="spellEnd"/>
+      <w:proofErr w:type="gramEnd"/>
+      <w:r>
+        <w:rPr>
+          <w:rFonts w:ascii="Calibri" w:eastAsia="Calibri" w:hAnsi="Calibri" w:cs="Calibri"/>
+        </w:rPr>
+        <w:t xml:space="preserve">]- </w:t>
+      </w:r>
+      <w:r>
+        <w:rPr>
+          <w:rFonts w:ascii="Calibri" w:eastAsia="Calibri" w:hAnsi="Calibri" w:cs="Calibri"/>
+        </w:rPr>
+        <w:t>plate</w:t>
+      </w:r>
+      <w:r>
+        <w:rPr>
+          <w:rFonts w:ascii="Calibri" w:eastAsia="Calibri" w:hAnsi="Calibri" w:cs="Calibri"/>
+        </w:rPr>
+        <w:t>10analysisfirst[</w:t>
+      </w:r>
+      <w:proofErr w:type="spellStart"/>
+      <w:r>
+        <w:rPr>
+          <w:rFonts w:ascii="Calibri" w:eastAsia="Calibri" w:hAnsi="Calibri" w:cs="Calibri"/>
+        </w:rPr>
+        <w:t>nrow</w:t>
+      </w:r>
+      <w:proofErr w:type="spellEnd"/>
+      <w:r>
+        <w:rPr>
+          <w:rFonts w:ascii="Calibri" w:eastAsia="Calibri" w:hAnsi="Calibri" w:cs="Calibri"/>
+        </w:rPr>
+        <w:t>(</w:t>
+      </w:r>
+      <w:r>
+        <w:rPr>
+          <w:rFonts w:ascii="Calibri" w:eastAsia="Calibri" w:hAnsi="Calibri" w:cs="Calibri"/>
+        </w:rPr>
+        <w:t>plate</w:t>
+      </w:r>
+      <w:r>
+        <w:rPr>
+          <w:rFonts w:ascii="Calibri" w:eastAsia="Calibri" w:hAnsi="Calibri" w:cs="Calibri"/>
+        </w:rPr>
+        <w:t>10</w:t>
+      </w:r>
+      <w:proofErr w:type="gramStart"/>
+      <w:r>
+        <w:rPr>
+          <w:rFonts w:ascii="Calibri" w:eastAsia="Calibri" w:hAnsi="Calibri" w:cs="Calibri"/>
+        </w:rPr>
+        <w:t>first)+2,j</w:t>
+      </w:r>
+      <w:proofErr w:type="gramEnd"/>
+      <w:r>
+        <w:rPr>
+          <w:rFonts w:ascii="Calibri" w:eastAsia="Calibri" w:hAnsi="Calibri" w:cs="Calibri"/>
+        </w:rPr>
+        <w:t xml:space="preserve">])/ </w:t>
+      </w:r>
+      <w:r>
+        <w:rPr>
+          <w:rFonts w:ascii="Calibri" w:eastAsia="Calibri" w:hAnsi="Calibri" w:cs="Calibri"/>
+        </w:rPr>
+        <w:t>plate</w:t>
+      </w:r>
+      <w:r>
+        <w:rPr>
+          <w:rFonts w:ascii="Calibri" w:eastAsia="Calibri" w:hAnsi="Calibri" w:cs="Calibri"/>
+        </w:rPr>
+        <w:t>10analysisfirst[</w:t>
+      </w:r>
+      <w:proofErr w:type="spellStart"/>
+      <w:r>
+        <w:rPr>
+          <w:rFonts w:ascii="Calibri" w:eastAsia="Calibri" w:hAnsi="Calibri" w:cs="Calibri"/>
+        </w:rPr>
+        <w:t>nrow</w:t>
+      </w:r>
+      <w:proofErr w:type="spellEnd"/>
+      <w:r>
+        <w:rPr>
+          <w:rFonts w:ascii="Calibri" w:eastAsia="Calibri" w:hAnsi="Calibri" w:cs="Calibri"/>
+        </w:rPr>
+        <w:t>(</w:t>
+      </w:r>
+      <w:r>
+        <w:rPr>
+          <w:rFonts w:ascii="Calibri" w:eastAsia="Calibri" w:hAnsi="Calibri" w:cs="Calibri"/>
+        </w:rPr>
+        <w:t>plate</w:t>
+      </w:r>
+      <w:r>
+        <w:rPr>
+          <w:rFonts w:ascii="Calibri" w:eastAsia="Calibri" w:hAnsi="Calibri" w:cs="Calibri"/>
+        </w:rPr>
+        <w:t>10</w:t>
+      </w:r>
+      <w:proofErr w:type="gramStart"/>
+      <w:r>
+        <w:rPr>
+          <w:rFonts w:ascii="Calibri" w:eastAsia="Calibri" w:hAnsi="Calibri" w:cs="Calibri"/>
+        </w:rPr>
+        <w:t>first)+2,j</w:t>
       </w:r>
       <w:proofErr w:type="gramEnd"/>
       <w:r>
@@ -44851,19 +45540,19 @@
         <w:rPr>
           <w:rFonts w:ascii="Calibri" w:eastAsia="Calibri" w:hAnsi="Calibri" w:cs="Calibri"/>
         </w:rPr>
-        <w:t>10analysisfirst&lt;-</w:t>
-      </w:r>
-      <w:r>
-        <w:rPr>
-          <w:rFonts w:ascii="Calibri" w:eastAsia="Calibri" w:hAnsi="Calibri" w:cs="Calibri"/>
-        </w:rPr>
-        <w:t>plate</w:t>
-      </w:r>
-      <w:r>
-        <w:rPr>
-          <w:rFonts w:ascii="Calibri" w:eastAsia="Calibri" w:hAnsi="Calibri" w:cs="Calibri"/>
-        </w:rPr>
-        <w:t>10firstint</w:t>
+        <w:t>10analysissecond&lt;-</w:t>
+      </w:r>
+      <w:r>
+        <w:rPr>
+          <w:rFonts w:ascii="Calibri" w:eastAsia="Calibri" w:hAnsi="Calibri" w:cs="Calibri"/>
+        </w:rPr>
+        <w:t>plate</w:t>
+      </w:r>
+      <w:r>
+        <w:rPr>
+          <w:rFonts w:ascii="Calibri" w:eastAsia="Calibri" w:hAnsi="Calibri" w:cs="Calibri"/>
+        </w:rPr>
+        <w:t>10secondint</w:t>
       </w:r>
     </w:p>
     <w:p>
@@ -44914,7 +45603,7 @@
         <w:rPr>
           <w:rFonts w:ascii="Calibri" w:eastAsia="Calibri" w:hAnsi="Calibri" w:cs="Calibri"/>
         </w:rPr>
-        <w:t>10first</w:t>
+        <w:t>10second</w:t>
       </w:r>
       <w:proofErr w:type="gramStart"/>
       <w:r>
@@ -44934,7 +45623,7 @@
         <w:rPr>
           <w:rFonts w:ascii="Calibri" w:eastAsia="Calibri" w:hAnsi="Calibri" w:cs="Calibri"/>
         </w:rPr>
-        <w:t>10analysisfirst[nrow(</w:t>
+        <w:t>10analysissecond[nrow(</w:t>
       </w:r>
       <w:r>
         <w:rPr>
@@ -44953,7 +45642,7 @@
         <w:rPr>
           <w:rFonts w:ascii="Calibri" w:eastAsia="Calibri" w:hAnsi="Calibri" w:cs="Calibri"/>
         </w:rPr>
-        <w:t>first)+1,i</w:t>
+        <w:t>second)+1,i</w:t>
       </w:r>
       <w:proofErr w:type="gramEnd"/>
       <w:r>
@@ -44980,6 +45669,312 @@
         <w:rPr>
           <w:rFonts w:ascii="Calibri" w:eastAsia="Calibri" w:hAnsi="Calibri" w:cs="Calibri"/>
         </w:rPr>
+        <w:t xml:space="preserve">10secondint </w:t>
+      </w:r>
+      <w:proofErr w:type="gramStart"/>
+      <w:r>
+        <w:rPr>
+          <w:rFonts w:ascii="Calibri" w:eastAsia="Calibri" w:hAnsi="Calibri" w:cs="Calibri"/>
+        </w:rPr>
+        <w:t>[,</w:t>
+      </w:r>
+      <w:proofErr w:type="spellStart"/>
+      <w:r>
+        <w:rPr>
+          <w:rFonts w:ascii="Calibri" w:eastAsia="Calibri" w:hAnsi="Calibri" w:cs="Calibri"/>
+        </w:rPr>
+        <w:t>i</w:t>
+      </w:r>
+      <w:proofErr w:type="spellEnd"/>
+      <w:proofErr w:type="gramEnd"/>
+      <w:r>
+        <w:rPr>
+          <w:rFonts w:ascii="Calibri" w:eastAsia="Calibri" w:hAnsi="Calibri" w:cs="Calibri"/>
+        </w:rPr>
+        <w:t>])}</w:t>
+      </w:r>
+    </w:p>
+    <w:p>
+      <w:pPr>
+        <w:spacing w:line="257" w:lineRule="auto"/>
+      </w:pPr>
+      <w:r>
+        <w:rPr>
+          <w:rFonts w:ascii="Calibri" w:eastAsia="Calibri" w:hAnsi="Calibri" w:cs="Calibri"/>
+        </w:rPr>
+        <w:t>plate</w:t>
+      </w:r>
+      <w:r>
+        <w:rPr>
+          <w:rFonts w:ascii="Calibri" w:eastAsia="Calibri" w:hAnsi="Calibri" w:cs="Calibri"/>
+        </w:rPr>
+        <w:t>10analysissecond[</w:t>
+      </w:r>
+      <w:proofErr w:type="spellStart"/>
+      <w:r>
+        <w:rPr>
+          <w:rFonts w:ascii="Calibri" w:eastAsia="Calibri" w:hAnsi="Calibri" w:cs="Calibri"/>
+        </w:rPr>
+        <w:t>nrow</w:t>
+      </w:r>
+      <w:proofErr w:type="spellEnd"/>
+      <w:r>
+        <w:rPr>
+          <w:rFonts w:ascii="Calibri" w:eastAsia="Calibri" w:hAnsi="Calibri" w:cs="Calibri"/>
+        </w:rPr>
+        <w:t>(</w:t>
+      </w:r>
+      <w:r>
+        <w:rPr>
+          <w:rFonts w:ascii="Calibri" w:eastAsia="Calibri" w:hAnsi="Calibri" w:cs="Calibri"/>
+        </w:rPr>
+        <w:t>plate</w:t>
+      </w:r>
+      <w:r>
+        <w:rPr>
+          <w:rFonts w:ascii="Calibri" w:eastAsia="Calibri" w:hAnsi="Calibri" w:cs="Calibri"/>
+        </w:rPr>
+        <w:t>10</w:t>
+      </w:r>
+      <w:proofErr w:type="gramStart"/>
+      <w:r>
+        <w:rPr>
+          <w:rFonts w:ascii="Calibri" w:eastAsia="Calibri" w:hAnsi="Calibri" w:cs="Calibri"/>
+        </w:rPr>
+        <w:t>second)+</w:t>
+      </w:r>
+      <w:proofErr w:type="gramEnd"/>
+      <w:r>
+        <w:rPr>
+          <w:rFonts w:ascii="Calibri" w:eastAsia="Calibri" w:hAnsi="Calibri" w:cs="Calibri"/>
+        </w:rPr>
+        <w:t>2</w:t>
+      </w:r>
+      <w:proofErr w:type="gramStart"/>
+      <w:r>
+        <w:rPr>
+          <w:rFonts w:ascii="Calibri" w:eastAsia="Calibri" w:hAnsi="Calibri" w:cs="Calibri"/>
+        </w:rPr>
+        <w:t>,]&lt;</w:t>
+      </w:r>
+      <w:proofErr w:type="gramEnd"/>
+      <w:r>
+        <w:rPr>
+          <w:rFonts w:ascii="Calibri" w:eastAsia="Calibri" w:hAnsi="Calibri" w:cs="Calibri"/>
+        </w:rPr>
+        <w:t xml:space="preserve">- </w:t>
+      </w:r>
+      <w:proofErr w:type="spellStart"/>
+      <w:r>
+        <w:rPr>
+          <w:rFonts w:ascii="Calibri" w:eastAsia="Calibri" w:hAnsi="Calibri" w:cs="Calibri"/>
+        </w:rPr>
+        <w:t>sapply</w:t>
+      </w:r>
+      <w:proofErr w:type="spellEnd"/>
+      <w:r>
+        <w:rPr>
+          <w:rFonts w:ascii="Calibri" w:eastAsia="Calibri" w:hAnsi="Calibri" w:cs="Calibri"/>
+        </w:rPr>
+        <w:t>(</w:t>
+      </w:r>
+      <w:r>
+        <w:rPr>
+          <w:rFonts w:ascii="Calibri" w:eastAsia="Calibri" w:hAnsi="Calibri" w:cs="Calibri"/>
+        </w:rPr>
+        <w:t>plate</w:t>
+      </w:r>
+      <w:r>
+        <w:rPr>
+          <w:rFonts w:ascii="Calibri" w:eastAsia="Calibri" w:hAnsi="Calibri" w:cs="Calibri"/>
+        </w:rPr>
+        <w:t>10</w:t>
+      </w:r>
+      <w:proofErr w:type="gramStart"/>
+      <w:r>
+        <w:rPr>
+          <w:rFonts w:ascii="Calibri" w:eastAsia="Calibri" w:hAnsi="Calibri" w:cs="Calibri"/>
+        </w:rPr>
+        <w:t>second[</w:t>
+      </w:r>
+      <w:proofErr w:type="gramEnd"/>
+      <w:r>
+        <w:rPr>
+          <w:rFonts w:ascii="Calibri" w:eastAsia="Calibri" w:hAnsi="Calibri" w:cs="Calibri"/>
+        </w:rPr>
+        <w:t xml:space="preserve">], function(x) </w:t>
+      </w:r>
+      <w:proofErr w:type="gramStart"/>
+      <w:r>
+        <w:rPr>
+          <w:rFonts w:ascii="Calibri" w:eastAsia="Calibri" w:hAnsi="Calibri" w:cs="Calibri"/>
+        </w:rPr>
+        <w:t>mean</w:t>
+      </w:r>
+      <w:proofErr w:type="gramEnd"/>
+      <w:r>
+        <w:rPr>
+          <w:rFonts w:ascii="Calibri" w:eastAsia="Calibri" w:hAnsi="Calibri" w:cs="Calibri"/>
+        </w:rPr>
+        <w:t>(tail((x), 10)))</w:t>
+      </w:r>
+    </w:p>
+    <w:p>
+      <w:pPr>
+        <w:spacing w:line="257" w:lineRule="auto"/>
+      </w:pPr>
+      <w:r>
+        <w:rPr>
+          <w:rFonts w:ascii="Calibri" w:eastAsia="Calibri" w:hAnsi="Calibri" w:cs="Calibri"/>
+        </w:rPr>
+        <w:t>for (</w:t>
+      </w:r>
+      <w:proofErr w:type="spellStart"/>
+      <w:r>
+        <w:rPr>
+          <w:rFonts w:ascii="Calibri" w:eastAsia="Calibri" w:hAnsi="Calibri" w:cs="Calibri"/>
+        </w:rPr>
+        <w:t>i</w:t>
+      </w:r>
+      <w:proofErr w:type="spellEnd"/>
+      <w:r>
+        <w:rPr>
+          <w:rFonts w:ascii="Calibri" w:eastAsia="Calibri" w:hAnsi="Calibri" w:cs="Calibri"/>
+        </w:rPr>
+        <w:t xml:space="preserve"> in </w:t>
+      </w:r>
+      <w:proofErr w:type="gramStart"/>
+      <w:r>
+        <w:rPr>
+          <w:rFonts w:ascii="Calibri" w:eastAsia="Calibri" w:hAnsi="Calibri" w:cs="Calibri"/>
+        </w:rPr>
+        <w:t>1:ncol</w:t>
+      </w:r>
+      <w:proofErr w:type="gramEnd"/>
+      <w:r>
+        <w:rPr>
+          <w:rFonts w:ascii="Calibri" w:eastAsia="Calibri" w:hAnsi="Calibri" w:cs="Calibri"/>
+        </w:rPr>
+        <w:t>(</w:t>
+      </w:r>
+      <w:r>
+        <w:rPr>
+          <w:rFonts w:ascii="Calibri" w:eastAsia="Calibri" w:hAnsi="Calibri" w:cs="Calibri"/>
+        </w:rPr>
+        <w:t>plate</w:t>
+      </w:r>
+      <w:r>
+        <w:rPr>
+          <w:rFonts w:ascii="Calibri" w:eastAsia="Calibri" w:hAnsi="Calibri" w:cs="Calibri"/>
+        </w:rPr>
+        <w:t>10second</w:t>
+      </w:r>
+      <w:proofErr w:type="gramStart"/>
+      <w:r>
+        <w:rPr>
+          <w:rFonts w:ascii="Calibri" w:eastAsia="Calibri" w:hAnsi="Calibri" w:cs="Calibri"/>
+        </w:rPr>
+        <w:t>)){</w:t>
+      </w:r>
+      <w:proofErr w:type="gramEnd"/>
+      <w:r>
+        <w:rPr>
+          <w:rFonts w:ascii="Calibri" w:eastAsia="Calibri" w:hAnsi="Calibri" w:cs="Calibri"/>
+        </w:rPr>
+        <w:t>plate</w:t>
+      </w:r>
+      <w:r>
+        <w:rPr>
+          <w:rFonts w:ascii="Calibri" w:eastAsia="Calibri" w:hAnsi="Calibri" w:cs="Calibri"/>
+        </w:rPr>
+        <w:t>10analysissecond[nrow(</w:t>
+      </w:r>
+      <w:r>
+        <w:rPr>
+          <w:rFonts w:ascii="Calibri" w:eastAsia="Calibri" w:hAnsi="Calibri" w:cs="Calibri"/>
+        </w:rPr>
+        <w:t>plate</w:t>
+      </w:r>
+      <w:r>
+        <w:rPr>
+          <w:rFonts w:ascii="Calibri" w:eastAsia="Calibri" w:hAnsi="Calibri" w:cs="Calibri"/>
+        </w:rPr>
+        <w:t>10</w:t>
+      </w:r>
+      <w:proofErr w:type="gramStart"/>
+      <w:r>
+        <w:rPr>
+          <w:rFonts w:ascii="Calibri" w:eastAsia="Calibri" w:hAnsi="Calibri" w:cs="Calibri"/>
+        </w:rPr>
+        <w:t>second)+3,i</w:t>
+      </w:r>
+      <w:proofErr w:type="gramEnd"/>
+      <w:r>
+        <w:rPr>
+          <w:rFonts w:ascii="Calibri" w:eastAsia="Calibri" w:hAnsi="Calibri" w:cs="Calibri"/>
+        </w:rPr>
+        <w:t>]&lt;-</w:t>
+      </w:r>
+      <w:proofErr w:type="gramStart"/>
+      <w:r>
+        <w:rPr>
+          <w:rFonts w:ascii="Calibri" w:eastAsia="Calibri" w:hAnsi="Calibri" w:cs="Calibri"/>
+        </w:rPr>
+        <w:t>max(</w:t>
+      </w:r>
+      <w:proofErr w:type="gramEnd"/>
+      <w:r>
+        <w:rPr>
+          <w:rFonts w:ascii="Calibri" w:eastAsia="Calibri" w:hAnsi="Calibri" w:cs="Calibri"/>
+        </w:rPr>
+        <w:t>plate</w:t>
+      </w:r>
+      <w:r>
+        <w:rPr>
+          <w:rFonts w:ascii="Calibri" w:eastAsia="Calibri" w:hAnsi="Calibri" w:cs="Calibri"/>
+        </w:rPr>
+        <w:t xml:space="preserve">10secondint </w:t>
+      </w:r>
+      <w:proofErr w:type="gramStart"/>
+      <w:r>
+        <w:rPr>
+          <w:rFonts w:ascii="Calibri" w:eastAsia="Calibri" w:hAnsi="Calibri" w:cs="Calibri"/>
+        </w:rPr>
+        <w:t>[,</w:t>
+      </w:r>
+      <w:proofErr w:type="spellStart"/>
+      <w:r>
+        <w:rPr>
+          <w:rFonts w:ascii="Calibri" w:eastAsia="Calibri" w:hAnsi="Calibri" w:cs="Calibri"/>
+        </w:rPr>
+        <w:t>i</w:t>
+      </w:r>
+      <w:proofErr w:type="spellEnd"/>
+      <w:proofErr w:type="gramEnd"/>
+      <w:r>
+        <w:rPr>
+          <w:rFonts w:ascii="Calibri" w:eastAsia="Calibri" w:hAnsi="Calibri" w:cs="Calibri"/>
+        </w:rPr>
+        <w:t xml:space="preserve">])- </w:t>
+      </w:r>
+      <w:proofErr w:type="gramStart"/>
+      <w:r>
+        <w:rPr>
+          <w:rFonts w:ascii="Calibri" w:eastAsia="Calibri" w:hAnsi="Calibri" w:cs="Calibri"/>
+        </w:rPr>
+        <w:t>max(</w:t>
+      </w:r>
+      <w:proofErr w:type="gramEnd"/>
+      <w:r>
+        <w:rPr>
+          <w:rFonts w:ascii="Calibri" w:eastAsia="Calibri" w:hAnsi="Calibri" w:cs="Calibri"/>
+        </w:rPr>
+        <w:t>plate</w:t>
+      </w:r>
+      <w:r>
+        <w:rPr>
+          <w:rFonts w:ascii="Calibri" w:eastAsia="Calibri" w:hAnsi="Calibri" w:cs="Calibri"/>
+        </w:rPr>
         <w:t xml:space="preserve">10firstint </w:t>
       </w:r>
       <w:proofErr w:type="gramStart"/>
@@ -44997,29 +45992,29 @@
         <w:t>i</w:t>
       </w:r>
       <w:proofErr w:type="spellEnd"/>
+      <w:proofErr w:type="gramEnd"/>
       <w:r>
         <w:rPr>
           <w:rFonts w:ascii="Calibri" w:eastAsia="Calibri" w:hAnsi="Calibri" w:cs="Calibri"/>
         </w:rPr>
         <w:t>])}</w:t>
       </w:r>
-      <w:proofErr w:type="gramEnd"/>
-    </w:p>
-    <w:p>
-      <w:pPr>
-        <w:spacing w:line="257" w:lineRule="auto"/>
-      </w:pPr>
-      <w:r>
-        <w:rPr>
-          <w:rFonts w:ascii="Calibri" w:eastAsia="Calibri" w:hAnsi="Calibri" w:cs="Calibri"/>
-        </w:rPr>
-        <w:t>plate</w:t>
-      </w:r>
-      <w:r>
-        <w:rPr>
-          <w:rFonts w:ascii="Calibri" w:eastAsia="Calibri" w:hAnsi="Calibri" w:cs="Calibri"/>
-        </w:rPr>
-        <w:t>10analysisfirst[</w:t>
+    </w:p>
+    <w:p>
+      <w:pPr>
+        <w:spacing w:line="257" w:lineRule="auto"/>
+      </w:pPr>
+      <w:r>
+        <w:rPr>
+          <w:rFonts w:ascii="Calibri" w:eastAsia="Calibri" w:hAnsi="Calibri" w:cs="Calibri"/>
+        </w:rPr>
+        <w:t>plate</w:t>
+      </w:r>
+      <w:r>
+        <w:rPr>
+          <w:rFonts w:ascii="Calibri" w:eastAsia="Calibri" w:hAnsi="Calibri" w:cs="Calibri"/>
+        </w:rPr>
+        <w:t>10analysissecond[</w:t>
       </w:r>
       <w:proofErr w:type="spellStart"/>
       <w:r>
@@ -45045,6 +46040,51 @@
         <w:rPr>
           <w:rFonts w:ascii="Calibri" w:eastAsia="Calibri" w:hAnsi="Calibri" w:cs="Calibri"/>
         </w:rPr>
+        <w:t xml:space="preserve">10analysissecond) + </w:t>
+      </w:r>
+      <w:proofErr w:type="gramStart"/>
+      <w:r>
+        <w:rPr>
+          <w:rFonts w:ascii="Calibri" w:eastAsia="Calibri" w:hAnsi="Calibri" w:cs="Calibri"/>
+        </w:rPr>
+        <w:t>1 ,</w:t>
+      </w:r>
+      <w:proofErr w:type="gramEnd"/>
+      <w:r>
+        <w:rPr>
+          <w:rFonts w:ascii="Calibri" w:eastAsia="Calibri" w:hAnsi="Calibri" w:cs="Calibri"/>
+        </w:rPr>
+        <w:t xml:space="preserve"> ] &lt;- NA</w:t>
+      </w:r>
+    </w:p>
+    <w:p>
+      <w:pPr>
+        <w:spacing w:line="257" w:lineRule="auto"/>
+      </w:pPr>
+      <w:proofErr w:type="spellStart"/>
+      <w:r>
+        <w:rPr>
+          <w:rFonts w:ascii="Calibri" w:eastAsia="Calibri" w:hAnsi="Calibri" w:cs="Calibri"/>
+        </w:rPr>
+        <w:t>colnames</w:t>
+      </w:r>
+      <w:proofErr w:type="spellEnd"/>
+      <w:r>
+        <w:rPr>
+          <w:rFonts w:ascii="Calibri" w:eastAsia="Calibri" w:hAnsi="Calibri" w:cs="Calibri"/>
+        </w:rPr>
+        <w:t>(</w:t>
+      </w:r>
+      <w:r>
+        <w:rPr>
+          <w:rFonts w:ascii="Calibri" w:eastAsia="Calibri" w:hAnsi="Calibri" w:cs="Calibri"/>
+        </w:rPr>
+        <w:t>plate</w:t>
+      </w:r>
+      <w:r>
+        <w:rPr>
+          <w:rFonts w:ascii="Calibri" w:eastAsia="Calibri" w:hAnsi="Calibri" w:cs="Calibri"/>
+        </w:rPr>
         <w:t>10</w:t>
       </w:r>
       <w:proofErr w:type="gramStart"/>
@@ -45052,35 +46092,330 @@
         <w:rPr>
           <w:rFonts w:ascii="Calibri" w:eastAsia="Calibri" w:hAnsi="Calibri" w:cs="Calibri"/>
         </w:rPr>
-        <w:t>first)+</w:t>
-      </w:r>
-      <w:proofErr w:type="gramEnd"/>
-      <w:r>
-        <w:rPr>
-          <w:rFonts w:ascii="Calibri" w:eastAsia="Calibri" w:hAnsi="Calibri" w:cs="Calibri"/>
-        </w:rPr>
-        <w:t>2</w:t>
-      </w:r>
-      <w:proofErr w:type="gramStart"/>
-      <w:r>
-        <w:rPr>
-          <w:rFonts w:ascii="Calibri" w:eastAsia="Calibri" w:hAnsi="Calibri" w:cs="Calibri"/>
-        </w:rPr>
-        <w:t>,]&lt;</w:t>
-      </w:r>
-      <w:proofErr w:type="gramEnd"/>
-      <w:r>
-        <w:rPr>
-          <w:rFonts w:ascii="Calibri" w:eastAsia="Calibri" w:hAnsi="Calibri" w:cs="Calibri"/>
-        </w:rPr>
-        <w:t xml:space="preserve">- </w:t>
-      </w:r>
-      <w:proofErr w:type="spellStart"/>
-      <w:r>
-        <w:rPr>
-          <w:rFonts w:ascii="Calibri" w:eastAsia="Calibri" w:hAnsi="Calibri" w:cs="Calibri"/>
-        </w:rPr>
-        <w:t>sapply</w:t>
+        <w:t>analysissecond)[1]&lt;</w:t>
+      </w:r>
+      <w:proofErr w:type="gramEnd"/>
+      <w:r>
+        <w:rPr>
+          <w:rFonts w:ascii="Calibri" w:eastAsia="Calibri" w:hAnsi="Calibri" w:cs="Calibri"/>
+        </w:rPr>
+        <w:t>-"</w:t>
+      </w:r>
+      <w:r>
+        <w:rPr>
+          <w:rFonts w:ascii="Calibri" w:eastAsia="Calibri" w:hAnsi="Calibri" w:cs="Calibri"/>
+        </w:rPr>
+        <w:t>plate</w:t>
+      </w:r>
+      <w:r>
+        <w:rPr>
+          <w:rFonts w:ascii="Calibri" w:eastAsia="Calibri" w:hAnsi="Calibri" w:cs="Calibri"/>
+        </w:rPr>
+        <w:t>10firstint"</w:t>
+      </w:r>
+    </w:p>
+    <w:p>
+      <w:pPr>
+        <w:spacing w:line="257" w:lineRule="auto"/>
+      </w:pPr>
+      <w:r>
+        <w:rPr>
+          <w:rFonts w:ascii="Calibri" w:eastAsia="Calibri" w:hAnsi="Calibri" w:cs="Calibri"/>
+        </w:rPr>
+        <w:t>plate</w:t>
+      </w:r>
+      <w:r>
+        <w:rPr>
+          <w:rFonts w:ascii="Calibri" w:eastAsia="Calibri" w:hAnsi="Calibri" w:cs="Calibri"/>
+        </w:rPr>
+        <w:t>10thirdint=matrix(</w:t>
+      </w:r>
+      <w:proofErr w:type="spellStart"/>
+      <w:r>
+        <w:rPr>
+          <w:rFonts w:ascii="Calibri" w:eastAsia="Calibri" w:hAnsi="Calibri" w:cs="Calibri"/>
+        </w:rPr>
+        <w:t>nrow</w:t>
+      </w:r>
+      <w:proofErr w:type="spellEnd"/>
+      <w:r>
+        <w:rPr>
+          <w:rFonts w:ascii="Calibri" w:eastAsia="Calibri" w:hAnsi="Calibri" w:cs="Calibri"/>
+        </w:rPr>
+        <w:t>(</w:t>
+      </w:r>
+      <w:r>
+        <w:rPr>
+          <w:rFonts w:ascii="Calibri" w:eastAsia="Calibri" w:hAnsi="Calibri" w:cs="Calibri"/>
+        </w:rPr>
+        <w:t>plate</w:t>
+      </w:r>
+      <w:r>
+        <w:rPr>
+          <w:rFonts w:ascii="Calibri" w:eastAsia="Calibri" w:hAnsi="Calibri" w:cs="Calibri"/>
+        </w:rPr>
+        <w:t>10third</w:t>
+      </w:r>
+      <w:proofErr w:type="gramStart"/>
+      <w:r>
+        <w:rPr>
+          <w:rFonts w:ascii="Calibri" w:eastAsia="Calibri" w:hAnsi="Calibri" w:cs="Calibri"/>
+        </w:rPr>
+        <w:t>),</w:t>
+      </w:r>
+      <w:proofErr w:type="spellStart"/>
+      <w:r>
+        <w:rPr>
+          <w:rFonts w:ascii="Calibri" w:eastAsia="Calibri" w:hAnsi="Calibri" w:cs="Calibri"/>
+        </w:rPr>
+        <w:t>ncol</w:t>
+      </w:r>
+      <w:proofErr w:type="spellEnd"/>
+      <w:proofErr w:type="gramEnd"/>
+      <w:r>
+        <w:rPr>
+          <w:rFonts w:ascii="Calibri" w:eastAsia="Calibri" w:hAnsi="Calibri" w:cs="Calibri"/>
+        </w:rPr>
+        <w:t>(</w:t>
+      </w:r>
+      <w:r>
+        <w:rPr>
+          <w:rFonts w:ascii="Calibri" w:eastAsia="Calibri" w:hAnsi="Calibri" w:cs="Calibri"/>
+        </w:rPr>
+        <w:t>plate</w:t>
+      </w:r>
+      <w:r>
+        <w:rPr>
+          <w:rFonts w:ascii="Calibri" w:eastAsia="Calibri" w:hAnsi="Calibri" w:cs="Calibri"/>
+        </w:rPr>
+        <w:t>10third))</w:t>
+      </w:r>
+    </w:p>
+    <w:p>
+      <w:pPr>
+        <w:spacing w:line="257" w:lineRule="auto"/>
+      </w:pPr>
+      <w:r>
+        <w:rPr>
+          <w:rFonts w:ascii="Calibri" w:eastAsia="Calibri" w:hAnsi="Calibri" w:cs="Calibri"/>
+        </w:rPr>
+        <w:t>plate</w:t>
+      </w:r>
+      <w:r>
+        <w:rPr>
+          <w:rFonts w:ascii="Calibri" w:eastAsia="Calibri" w:hAnsi="Calibri" w:cs="Calibri"/>
+        </w:rPr>
+        <w:t>10thirdint =</w:t>
+      </w:r>
+      <w:proofErr w:type="spellStart"/>
+      <w:proofErr w:type="gramStart"/>
+      <w:r>
+        <w:rPr>
+          <w:rFonts w:ascii="Calibri" w:eastAsia="Calibri" w:hAnsi="Calibri" w:cs="Calibri"/>
+        </w:rPr>
+        <w:t>data.frame</w:t>
+      </w:r>
+      <w:proofErr w:type="spellEnd"/>
+      <w:proofErr w:type="gramEnd"/>
+      <w:r>
+        <w:rPr>
+          <w:rFonts w:ascii="Calibri" w:eastAsia="Calibri" w:hAnsi="Calibri" w:cs="Calibri"/>
+        </w:rPr>
+        <w:t>(</w:t>
+      </w:r>
+      <w:r>
+        <w:rPr>
+          <w:rFonts w:ascii="Calibri" w:eastAsia="Calibri" w:hAnsi="Calibri" w:cs="Calibri"/>
+        </w:rPr>
+        <w:t>plate</w:t>
+      </w:r>
+      <w:r>
+        <w:rPr>
+          <w:rFonts w:ascii="Calibri" w:eastAsia="Calibri" w:hAnsi="Calibri" w:cs="Calibri"/>
+        </w:rPr>
+        <w:t>10thirdint)</w:t>
+      </w:r>
+    </w:p>
+    <w:p>
+      <w:pPr>
+        <w:spacing w:line="257" w:lineRule="auto"/>
+      </w:pPr>
+      <w:r>
+        <w:rPr>
+          <w:rFonts w:ascii="Calibri" w:eastAsia="Calibri" w:hAnsi="Calibri" w:cs="Calibri"/>
+        </w:rPr>
+        <w:t xml:space="preserve">for (j in </w:t>
+      </w:r>
+      <w:proofErr w:type="gramStart"/>
+      <w:r>
+        <w:rPr>
+          <w:rFonts w:ascii="Calibri" w:eastAsia="Calibri" w:hAnsi="Calibri" w:cs="Calibri"/>
+        </w:rPr>
+        <w:t>1:ncol</w:t>
+      </w:r>
+      <w:proofErr w:type="gramEnd"/>
+      <w:r>
+        <w:rPr>
+          <w:rFonts w:ascii="Calibri" w:eastAsia="Calibri" w:hAnsi="Calibri" w:cs="Calibri"/>
+        </w:rPr>
+        <w:t>(</w:t>
+      </w:r>
+      <w:r>
+        <w:rPr>
+          <w:rFonts w:ascii="Calibri" w:eastAsia="Calibri" w:hAnsi="Calibri" w:cs="Calibri"/>
+        </w:rPr>
+        <w:t>plate</w:t>
+      </w:r>
+      <w:r>
+        <w:rPr>
+          <w:rFonts w:ascii="Calibri" w:eastAsia="Calibri" w:hAnsi="Calibri" w:cs="Calibri"/>
+        </w:rPr>
+        <w:t>10third</w:t>
+      </w:r>
+      <w:proofErr w:type="gramStart"/>
+      <w:r>
+        <w:rPr>
+          <w:rFonts w:ascii="Calibri" w:eastAsia="Calibri" w:hAnsi="Calibri" w:cs="Calibri"/>
+        </w:rPr>
+        <w:t>)){</w:t>
+      </w:r>
+      <w:proofErr w:type="gramEnd"/>
+      <w:r>
+        <w:rPr>
+          <w:rFonts w:ascii="Calibri" w:eastAsia="Calibri" w:hAnsi="Calibri" w:cs="Calibri"/>
+        </w:rPr>
+        <w:t xml:space="preserve">                                                               </w:t>
+      </w:r>
+    </w:p>
+    <w:p>
+      <w:pPr>
+        <w:spacing w:line="257" w:lineRule="auto"/>
+      </w:pPr>
+      <w:r>
+        <w:rPr>
+          <w:rFonts w:ascii="Calibri" w:eastAsia="Calibri" w:hAnsi="Calibri" w:cs="Calibri"/>
+        </w:rPr>
+        <w:t xml:space="preserve">for (k in </w:t>
+      </w:r>
+      <w:proofErr w:type="gramStart"/>
+      <w:r>
+        <w:rPr>
+          <w:rFonts w:ascii="Calibri" w:eastAsia="Calibri" w:hAnsi="Calibri" w:cs="Calibri"/>
+        </w:rPr>
+        <w:t>1:nrow</w:t>
+      </w:r>
+      <w:proofErr w:type="gramEnd"/>
+      <w:r>
+        <w:rPr>
+          <w:rFonts w:ascii="Calibri" w:eastAsia="Calibri" w:hAnsi="Calibri" w:cs="Calibri"/>
+        </w:rPr>
+        <w:t>(</w:t>
+      </w:r>
+      <w:r>
+        <w:rPr>
+          <w:rFonts w:ascii="Calibri" w:eastAsia="Calibri" w:hAnsi="Calibri" w:cs="Calibri"/>
+        </w:rPr>
+        <w:t>plate</w:t>
+      </w:r>
+      <w:r>
+        <w:rPr>
+          <w:rFonts w:ascii="Calibri" w:eastAsia="Calibri" w:hAnsi="Calibri" w:cs="Calibri"/>
+        </w:rPr>
+        <w:t>10third</w:t>
+      </w:r>
+      <w:proofErr w:type="gramStart"/>
+      <w:r>
+        <w:rPr>
+          <w:rFonts w:ascii="Calibri" w:eastAsia="Calibri" w:hAnsi="Calibri" w:cs="Calibri"/>
+        </w:rPr>
+        <w:t>)){</w:t>
+      </w:r>
+      <w:proofErr w:type="gramEnd"/>
+    </w:p>
+    <w:p>
+      <w:pPr>
+        <w:spacing w:line="257" w:lineRule="auto"/>
+      </w:pPr>
+      <w:r>
+        <w:rPr>
+          <w:rFonts w:ascii="Calibri" w:eastAsia="Calibri" w:hAnsi="Calibri" w:cs="Calibri"/>
+        </w:rPr>
+        <w:t xml:space="preserve">    </w:t>
+      </w:r>
+      <w:r>
+        <w:rPr>
+          <w:rFonts w:ascii="Calibri" w:eastAsia="Calibri" w:hAnsi="Calibri" w:cs="Calibri"/>
+        </w:rPr>
+        <w:t>plate</w:t>
+      </w:r>
+      <w:r>
+        <w:rPr>
+          <w:rFonts w:ascii="Calibri" w:eastAsia="Calibri" w:hAnsi="Calibri" w:cs="Calibri"/>
+        </w:rPr>
+        <w:t>10thirdint [</w:t>
+      </w:r>
+      <w:proofErr w:type="spellStart"/>
+      <w:proofErr w:type="gramStart"/>
+      <w:r>
+        <w:rPr>
+          <w:rFonts w:ascii="Calibri" w:eastAsia="Calibri" w:hAnsi="Calibri" w:cs="Calibri"/>
+        </w:rPr>
+        <w:t>k,j</w:t>
+      </w:r>
+      <w:proofErr w:type="spellEnd"/>
+      <w:proofErr w:type="gramEnd"/>
+      <w:r>
+        <w:rPr>
+          <w:rFonts w:ascii="Calibri" w:eastAsia="Calibri" w:hAnsi="Calibri" w:cs="Calibri"/>
+        </w:rPr>
+        <w:t>]&lt;-(</w:t>
+      </w:r>
+      <w:r>
+        <w:rPr>
+          <w:rFonts w:ascii="Calibri" w:eastAsia="Calibri" w:hAnsi="Calibri" w:cs="Calibri"/>
+        </w:rPr>
+        <w:t>plate</w:t>
+      </w:r>
+      <w:r>
+        <w:rPr>
+          <w:rFonts w:ascii="Calibri" w:eastAsia="Calibri" w:hAnsi="Calibri" w:cs="Calibri"/>
+        </w:rPr>
+        <w:t>10third[</w:t>
+      </w:r>
+      <w:proofErr w:type="spellStart"/>
+      <w:proofErr w:type="gramStart"/>
+      <w:r>
+        <w:rPr>
+          <w:rFonts w:ascii="Calibri" w:eastAsia="Calibri" w:hAnsi="Calibri" w:cs="Calibri"/>
+        </w:rPr>
+        <w:t>k,j</w:t>
+      </w:r>
+      <w:proofErr w:type="spellEnd"/>
+      <w:proofErr w:type="gramEnd"/>
+      <w:r>
+        <w:rPr>
+          <w:rFonts w:ascii="Calibri" w:eastAsia="Calibri" w:hAnsi="Calibri" w:cs="Calibri"/>
+        </w:rPr>
+        <w:t xml:space="preserve">]- </w:t>
+      </w:r>
+      <w:r>
+        <w:rPr>
+          <w:rFonts w:ascii="Calibri" w:eastAsia="Calibri" w:hAnsi="Calibri" w:cs="Calibri"/>
+        </w:rPr>
+        <w:t>plate</w:t>
+      </w:r>
+      <w:r>
+        <w:rPr>
+          <w:rFonts w:ascii="Calibri" w:eastAsia="Calibri" w:hAnsi="Calibri" w:cs="Calibri"/>
+        </w:rPr>
+        <w:t>10analysissecond[</w:t>
+      </w:r>
+      <w:proofErr w:type="spellStart"/>
+      <w:r>
+        <w:rPr>
+          <w:rFonts w:ascii="Calibri" w:eastAsia="Calibri" w:hAnsi="Calibri" w:cs="Calibri"/>
+        </w:rPr>
+        <w:t>nrow</w:t>
       </w:r>
       <w:proofErr w:type="spellEnd"/>
       <w:r>
@@ -45106,59 +46441,26 @@
         <w:rPr>
           <w:rFonts w:ascii="Calibri" w:eastAsia="Calibri" w:hAnsi="Calibri" w:cs="Calibri"/>
         </w:rPr>
-        <w:t>first[</w:t>
-      </w:r>
-      <w:proofErr w:type="gramEnd"/>
-      <w:r>
-        <w:rPr>
-          <w:rFonts w:ascii="Calibri" w:eastAsia="Calibri" w:hAnsi="Calibri" w:cs="Calibri"/>
-        </w:rPr>
-        <w:t xml:space="preserve">], function(x) </w:t>
-      </w:r>
-      <w:proofErr w:type="gramStart"/>
-      <w:r>
-        <w:rPr>
-          <w:rFonts w:ascii="Calibri" w:eastAsia="Calibri" w:hAnsi="Calibri" w:cs="Calibri"/>
-        </w:rPr>
-        <w:t>mean</w:t>
-      </w:r>
-      <w:proofErr w:type="gramEnd"/>
-      <w:r>
-        <w:rPr>
-          <w:rFonts w:ascii="Calibri" w:eastAsia="Calibri" w:hAnsi="Calibri" w:cs="Calibri"/>
-        </w:rPr>
-        <w:t>(</w:t>
-      </w:r>
-      <w:proofErr w:type="gramStart"/>
-      <w:r>
-        <w:rPr>
-          <w:rFonts w:ascii="Calibri" w:eastAsia="Calibri" w:hAnsi="Calibri" w:cs="Calibri"/>
-        </w:rPr>
-        <w:t>tail((</w:t>
-      </w:r>
-      <w:proofErr w:type="gramEnd"/>
-      <w:r>
-        <w:rPr>
-          <w:rFonts w:ascii="Calibri" w:eastAsia="Calibri" w:hAnsi="Calibri" w:cs="Calibri"/>
-        </w:rPr>
-        <w:t>x), 10)))</w:t>
-      </w:r>
-    </w:p>
-    <w:p>
-      <w:pPr>
-        <w:spacing w:line="257" w:lineRule="auto"/>
-      </w:pPr>
-      <w:r>
-        <w:rPr>
-          <w:rFonts w:ascii="Calibri" w:eastAsia="Calibri" w:hAnsi="Calibri" w:cs="Calibri"/>
-        </w:rPr>
-        <w:t>plate</w:t>
-      </w:r>
-      <w:r>
-        <w:rPr>
-          <w:rFonts w:ascii="Calibri" w:eastAsia="Calibri" w:hAnsi="Calibri" w:cs="Calibri"/>
-        </w:rPr>
-        <w:t>10analysisfirst[</w:t>
+        <w:t>second)+2,j</w:t>
+      </w:r>
+      <w:proofErr w:type="gramEnd"/>
+      <w:r>
+        <w:rPr>
+          <w:rFonts w:ascii="Calibri" w:eastAsia="Calibri" w:hAnsi="Calibri" w:cs="Calibri"/>
+        </w:rPr>
+        <w:t xml:space="preserve">])/ </w:t>
+      </w:r>
+      <w:r>
+        <w:rPr>
+          <w:rFonts w:ascii="Calibri" w:eastAsia="Calibri" w:hAnsi="Calibri" w:cs="Calibri"/>
+        </w:rPr>
+        <w:t>plate</w:t>
+      </w:r>
+      <w:r>
+        <w:rPr>
+          <w:rFonts w:ascii="Calibri" w:eastAsia="Calibri" w:hAnsi="Calibri" w:cs="Calibri"/>
+        </w:rPr>
+        <w:t>10analysissecond[</w:t>
       </w:r>
       <w:proofErr w:type="spellStart"/>
       <w:r>
@@ -45184,166 +46486,75 @@
         <w:rPr>
           <w:rFonts w:ascii="Calibri" w:eastAsia="Calibri" w:hAnsi="Calibri" w:cs="Calibri"/>
         </w:rPr>
-        <w:t xml:space="preserve">10analysisfirst) + </w:t>
-      </w:r>
-      <w:proofErr w:type="gramStart"/>
-      <w:r>
-        <w:rPr>
-          <w:rFonts w:ascii="Calibri" w:eastAsia="Calibri" w:hAnsi="Calibri" w:cs="Calibri"/>
-        </w:rPr>
-        <w:t>1 ,</w:t>
-      </w:r>
-      <w:proofErr w:type="gramEnd"/>
-      <w:r>
-        <w:rPr>
-          <w:rFonts w:ascii="Calibri" w:eastAsia="Calibri" w:hAnsi="Calibri" w:cs="Calibri"/>
-        </w:rPr>
-        <w:t xml:space="preserve"> ] &lt;- NA</w:t>
-      </w:r>
-    </w:p>
-    <w:p>
-      <w:pPr>
-        <w:spacing w:line="257" w:lineRule="auto"/>
-      </w:pPr>
-      <w:r>
-        <w:rPr>
-          <w:rFonts w:ascii="Calibri" w:eastAsia="Calibri" w:hAnsi="Calibri" w:cs="Calibri"/>
-        </w:rPr>
-        <w:t xml:space="preserve"> </w:t>
-      </w:r>
-    </w:p>
-    <w:p>
-      <w:pPr>
-        <w:spacing w:line="257" w:lineRule="auto"/>
-      </w:pPr>
-      <w:r>
-        <w:rPr>
-          <w:rFonts w:ascii="Calibri" w:eastAsia="Calibri" w:hAnsi="Calibri" w:cs="Calibri"/>
-        </w:rPr>
-        <w:t>plate</w:t>
-      </w:r>
-      <w:r>
-        <w:rPr>
-          <w:rFonts w:ascii="Calibri" w:eastAsia="Calibri" w:hAnsi="Calibri" w:cs="Calibri"/>
-        </w:rPr>
-        <w:t>10secondint=matrix(</w:t>
-      </w:r>
-      <w:proofErr w:type="spellStart"/>
-      <w:r>
-        <w:rPr>
-          <w:rFonts w:ascii="Calibri" w:eastAsia="Calibri" w:hAnsi="Calibri" w:cs="Calibri"/>
-        </w:rPr>
-        <w:t>nrow</w:t>
-      </w:r>
-      <w:proofErr w:type="spellEnd"/>
-      <w:r>
-        <w:rPr>
-          <w:rFonts w:ascii="Calibri" w:eastAsia="Calibri" w:hAnsi="Calibri" w:cs="Calibri"/>
-        </w:rPr>
-        <w:t>(</w:t>
-      </w:r>
-      <w:r>
-        <w:rPr>
-          <w:rFonts w:ascii="Calibri" w:eastAsia="Calibri" w:hAnsi="Calibri" w:cs="Calibri"/>
-        </w:rPr>
-        <w:t>plate</w:t>
-      </w:r>
-      <w:r>
-        <w:rPr>
-          <w:rFonts w:ascii="Calibri" w:eastAsia="Calibri" w:hAnsi="Calibri" w:cs="Calibri"/>
-        </w:rPr>
-        <w:t>10second</w:t>
-      </w:r>
-      <w:proofErr w:type="gramStart"/>
-      <w:r>
-        <w:rPr>
-          <w:rFonts w:ascii="Calibri" w:eastAsia="Calibri" w:hAnsi="Calibri" w:cs="Calibri"/>
-        </w:rPr>
-        <w:t>),</w:t>
-      </w:r>
-      <w:proofErr w:type="spellStart"/>
-      <w:r>
-        <w:rPr>
-          <w:rFonts w:ascii="Calibri" w:eastAsia="Calibri" w:hAnsi="Calibri" w:cs="Calibri"/>
-        </w:rPr>
-        <w:t>ncol</w:t>
-      </w:r>
-      <w:proofErr w:type="spellEnd"/>
-      <w:proofErr w:type="gramEnd"/>
-      <w:r>
-        <w:rPr>
-          <w:rFonts w:ascii="Calibri" w:eastAsia="Calibri" w:hAnsi="Calibri" w:cs="Calibri"/>
-        </w:rPr>
-        <w:t>(</w:t>
-      </w:r>
-      <w:r>
-        <w:rPr>
-          <w:rFonts w:ascii="Calibri" w:eastAsia="Calibri" w:hAnsi="Calibri" w:cs="Calibri"/>
-        </w:rPr>
-        <w:t>plate</w:t>
-      </w:r>
-      <w:r>
-        <w:rPr>
-          <w:rFonts w:ascii="Calibri" w:eastAsia="Calibri" w:hAnsi="Calibri" w:cs="Calibri"/>
-        </w:rPr>
-        <w:t>10second))</w:t>
-      </w:r>
-    </w:p>
-    <w:p>
-      <w:pPr>
-        <w:spacing w:line="257" w:lineRule="auto"/>
-      </w:pPr>
-      <w:r>
-        <w:rPr>
-          <w:rFonts w:ascii="Calibri" w:eastAsia="Calibri" w:hAnsi="Calibri" w:cs="Calibri"/>
-        </w:rPr>
-        <w:lastRenderedPageBreak/>
-        <w:t>plate</w:t>
-      </w:r>
-      <w:r>
-        <w:rPr>
-          <w:rFonts w:ascii="Calibri" w:eastAsia="Calibri" w:hAnsi="Calibri" w:cs="Calibri"/>
-        </w:rPr>
-        <w:t>10secondint =</w:t>
-      </w:r>
-      <w:proofErr w:type="spellStart"/>
-      <w:proofErr w:type="gramStart"/>
-      <w:r>
-        <w:rPr>
-          <w:rFonts w:ascii="Calibri" w:eastAsia="Calibri" w:hAnsi="Calibri" w:cs="Calibri"/>
-        </w:rPr>
-        <w:t>data.frame</w:t>
-      </w:r>
-      <w:proofErr w:type="spellEnd"/>
-      <w:proofErr w:type="gramEnd"/>
-      <w:r>
-        <w:rPr>
-          <w:rFonts w:ascii="Calibri" w:eastAsia="Calibri" w:hAnsi="Calibri" w:cs="Calibri"/>
-        </w:rPr>
-        <w:t>(</w:t>
-      </w:r>
-      <w:r>
-        <w:rPr>
-          <w:rFonts w:ascii="Calibri" w:eastAsia="Calibri" w:hAnsi="Calibri" w:cs="Calibri"/>
-        </w:rPr>
-        <w:t>plate</w:t>
-      </w:r>
-      <w:r>
-        <w:rPr>
-          <w:rFonts w:ascii="Calibri" w:eastAsia="Calibri" w:hAnsi="Calibri" w:cs="Calibri"/>
-        </w:rPr>
-        <w:t>10secondint)</w:t>
-      </w:r>
-    </w:p>
-    <w:p>
-      <w:pPr>
-        <w:spacing w:line="257" w:lineRule="auto"/>
-      </w:pPr>
-      <w:r>
-        <w:rPr>
-          <w:rFonts w:ascii="Calibri" w:eastAsia="Calibri" w:hAnsi="Calibri" w:cs="Calibri"/>
-        </w:rPr>
-        <w:t xml:space="preserve">for (j in </w:t>
+        <w:t>10</w:t>
+      </w:r>
+      <w:proofErr w:type="gramStart"/>
+      <w:r>
+        <w:rPr>
+          <w:rFonts w:ascii="Calibri" w:eastAsia="Calibri" w:hAnsi="Calibri" w:cs="Calibri"/>
+        </w:rPr>
+        <w:t>second)+2,j</w:t>
+      </w:r>
+      <w:proofErr w:type="gramEnd"/>
+      <w:r>
+        <w:rPr>
+          <w:rFonts w:ascii="Calibri" w:eastAsia="Calibri" w:hAnsi="Calibri" w:cs="Calibri"/>
+        </w:rPr>
+        <w:t>]}}</w:t>
+      </w:r>
+    </w:p>
+    <w:p>
+      <w:pPr>
+        <w:spacing w:line="257" w:lineRule="auto"/>
+      </w:pPr>
+      <w:r>
+        <w:rPr>
+          <w:rFonts w:ascii="Calibri" w:eastAsia="Calibri" w:hAnsi="Calibri" w:cs="Calibri"/>
+        </w:rPr>
+        <w:t>plate</w:t>
+      </w:r>
+      <w:r>
+        <w:rPr>
+          <w:rFonts w:ascii="Calibri" w:eastAsia="Calibri" w:hAnsi="Calibri" w:cs="Calibri"/>
+        </w:rPr>
+        <w:t>10analysisthird&lt;-</w:t>
+      </w:r>
+      <w:r>
+        <w:rPr>
+          <w:rFonts w:ascii="Calibri" w:eastAsia="Calibri" w:hAnsi="Calibri" w:cs="Calibri"/>
+        </w:rPr>
+        <w:t>plate</w:t>
+      </w:r>
+      <w:r>
+        <w:rPr>
+          <w:rFonts w:ascii="Calibri" w:eastAsia="Calibri" w:hAnsi="Calibri" w:cs="Calibri"/>
+        </w:rPr>
+        <w:t>10thirdint</w:t>
+      </w:r>
+    </w:p>
+    <w:p>
+      <w:pPr>
+        <w:spacing w:line="257" w:lineRule="auto"/>
+      </w:pPr>
+      <w:r>
+        <w:rPr>
+          <w:rFonts w:ascii="Calibri" w:eastAsia="Calibri" w:hAnsi="Calibri" w:cs="Calibri"/>
+        </w:rPr>
+        <w:t>for (</w:t>
+      </w:r>
+      <w:proofErr w:type="spellStart"/>
+      <w:r>
+        <w:rPr>
+          <w:rFonts w:ascii="Calibri" w:eastAsia="Calibri" w:hAnsi="Calibri" w:cs="Calibri"/>
+        </w:rPr>
+        <w:t>i</w:t>
+      </w:r>
+      <w:proofErr w:type="spellEnd"/>
+      <w:r>
+        <w:rPr>
+          <w:rFonts w:ascii="Calibri" w:eastAsia="Calibri" w:hAnsi="Calibri" w:cs="Calibri"/>
+        </w:rPr>
+        <w:t xml:space="preserve"> in </w:t>
       </w:r>
       <w:proofErr w:type="gramStart"/>
       <w:r>
@@ -45369,7 +46580,7 @@
         <w:rPr>
           <w:rFonts w:ascii="Calibri" w:eastAsia="Calibri" w:hAnsi="Calibri" w:cs="Calibri"/>
         </w:rPr>
-        <w:t>10second</w:t>
+        <w:t>10third</w:t>
       </w:r>
       <w:proofErr w:type="gramStart"/>
       <w:r>
@@ -45383,145 +46594,13 @@
         <w:rPr>
           <w:rFonts w:ascii="Calibri" w:eastAsia="Calibri" w:hAnsi="Calibri" w:cs="Calibri"/>
         </w:rPr>
-        <w:t xml:space="preserve">                                                               </w:t>
-      </w:r>
-    </w:p>
-    <w:p>
-      <w:pPr>
-        <w:spacing w:line="257" w:lineRule="auto"/>
-      </w:pPr>
-      <w:r>
-        <w:rPr>
-          <w:rFonts w:ascii="Calibri" w:eastAsia="Calibri" w:hAnsi="Calibri" w:cs="Calibri"/>
-        </w:rPr>
-        <w:t xml:space="preserve">for (k in </w:t>
-      </w:r>
-      <w:proofErr w:type="gramStart"/>
-      <w:r>
-        <w:rPr>
-          <w:rFonts w:ascii="Calibri" w:eastAsia="Calibri" w:hAnsi="Calibri" w:cs="Calibri"/>
-        </w:rPr>
-        <w:t>1:nrow</w:t>
-      </w:r>
-      <w:proofErr w:type="gramEnd"/>
-      <w:r>
-        <w:rPr>
-          <w:rFonts w:ascii="Calibri" w:eastAsia="Calibri" w:hAnsi="Calibri" w:cs="Calibri"/>
-        </w:rPr>
-        <w:t>(</w:t>
-      </w:r>
-      <w:r>
-        <w:rPr>
-          <w:rFonts w:ascii="Calibri" w:eastAsia="Calibri" w:hAnsi="Calibri" w:cs="Calibri"/>
-        </w:rPr>
-        <w:t>plate</w:t>
-      </w:r>
-      <w:r>
-        <w:rPr>
-          <w:rFonts w:ascii="Calibri" w:eastAsia="Calibri" w:hAnsi="Calibri" w:cs="Calibri"/>
-        </w:rPr>
-        <w:t>10second</w:t>
-      </w:r>
-      <w:proofErr w:type="gramStart"/>
-      <w:r>
-        <w:rPr>
-          <w:rFonts w:ascii="Calibri" w:eastAsia="Calibri" w:hAnsi="Calibri" w:cs="Calibri"/>
-        </w:rPr>
-        <w:t>)){</w:t>
-      </w:r>
-      <w:proofErr w:type="gramEnd"/>
-    </w:p>
-    <w:p>
-      <w:pPr>
-        <w:spacing w:line="257" w:lineRule="auto"/>
-      </w:pPr>
-      <w:r>
-        <w:rPr>
-          <w:rFonts w:ascii="Calibri" w:eastAsia="Calibri" w:hAnsi="Calibri" w:cs="Calibri"/>
-        </w:rPr>
-        <w:t xml:space="preserve">    </w:t>
-      </w:r>
-      <w:r>
-        <w:rPr>
-          <w:rFonts w:ascii="Calibri" w:eastAsia="Calibri" w:hAnsi="Calibri" w:cs="Calibri"/>
-        </w:rPr>
-        <w:t>plate</w:t>
-      </w:r>
-      <w:r>
-        <w:rPr>
-          <w:rFonts w:ascii="Calibri" w:eastAsia="Calibri" w:hAnsi="Calibri" w:cs="Calibri"/>
-        </w:rPr>
-        <w:t>10secondint [</w:t>
-      </w:r>
-      <w:proofErr w:type="spellStart"/>
-      <w:proofErr w:type="gramStart"/>
-      <w:r>
-        <w:rPr>
-          <w:rFonts w:ascii="Calibri" w:eastAsia="Calibri" w:hAnsi="Calibri" w:cs="Calibri"/>
-        </w:rPr>
-        <w:t>k,j</w:t>
-      </w:r>
-      <w:proofErr w:type="spellEnd"/>
-      <w:proofErr w:type="gramEnd"/>
-      <w:r>
-        <w:rPr>
-          <w:rFonts w:ascii="Calibri" w:eastAsia="Calibri" w:hAnsi="Calibri" w:cs="Calibri"/>
-        </w:rPr>
-        <w:t>]&lt;-(</w:t>
-      </w:r>
-      <w:r>
-        <w:rPr>
-          <w:rFonts w:ascii="Calibri" w:eastAsia="Calibri" w:hAnsi="Calibri" w:cs="Calibri"/>
-        </w:rPr>
-        <w:t>plate</w:t>
-      </w:r>
-      <w:r>
-        <w:rPr>
-          <w:rFonts w:ascii="Calibri" w:eastAsia="Calibri" w:hAnsi="Calibri" w:cs="Calibri"/>
-        </w:rPr>
-        <w:t>10second[</w:t>
-      </w:r>
-      <w:proofErr w:type="spellStart"/>
-      <w:proofErr w:type="gramStart"/>
-      <w:r>
-        <w:rPr>
-          <w:rFonts w:ascii="Calibri" w:eastAsia="Calibri" w:hAnsi="Calibri" w:cs="Calibri"/>
-        </w:rPr>
-        <w:t>k,j</w:t>
-      </w:r>
-      <w:proofErr w:type="spellEnd"/>
-      <w:proofErr w:type="gramEnd"/>
-      <w:r>
-        <w:rPr>
-          <w:rFonts w:ascii="Calibri" w:eastAsia="Calibri" w:hAnsi="Calibri" w:cs="Calibri"/>
-        </w:rPr>
-        <w:t xml:space="preserve">]- </w:t>
-      </w:r>
-      <w:r>
-        <w:rPr>
-          <w:rFonts w:ascii="Calibri" w:eastAsia="Calibri" w:hAnsi="Calibri" w:cs="Calibri"/>
-        </w:rPr>
-        <w:t>plate</w:t>
-      </w:r>
-      <w:r>
-        <w:rPr>
-          <w:rFonts w:ascii="Calibri" w:eastAsia="Calibri" w:hAnsi="Calibri" w:cs="Calibri"/>
-        </w:rPr>
-        <w:t>10analysisfirst[</w:t>
-      </w:r>
-      <w:proofErr w:type="spellStart"/>
-      <w:r>
-        <w:rPr>
-          <w:rFonts w:ascii="Calibri" w:eastAsia="Calibri" w:hAnsi="Calibri" w:cs="Calibri"/>
-        </w:rPr>
-        <w:t>nrow</w:t>
-      </w:r>
-      <w:proofErr w:type="spellEnd"/>
-      <w:r>
-        <w:rPr>
-          <w:rFonts w:ascii="Calibri" w:eastAsia="Calibri" w:hAnsi="Calibri" w:cs="Calibri"/>
-        </w:rPr>
-        <w:t>(</w:t>
+        <w:t>plate</w:t>
+      </w:r>
+      <w:r>
+        <w:rPr>
+          <w:rFonts w:ascii="Calibri" w:eastAsia="Calibri" w:hAnsi="Calibri" w:cs="Calibri"/>
+        </w:rPr>
+        <w:t>10analysisthird[nrow(</w:t>
       </w:r>
       <w:r>
         <w:rPr>
@@ -45540,106 +46619,41 @@
         <w:rPr>
           <w:rFonts w:ascii="Calibri" w:eastAsia="Calibri" w:hAnsi="Calibri" w:cs="Calibri"/>
         </w:rPr>
-        <w:t>first)+2,j</w:t>
-      </w:r>
-      <w:proofErr w:type="gramEnd"/>
-      <w:r>
-        <w:rPr>
-          <w:rFonts w:ascii="Calibri" w:eastAsia="Calibri" w:hAnsi="Calibri" w:cs="Calibri"/>
-        </w:rPr>
-        <w:t xml:space="preserve">])/ </w:t>
-      </w:r>
-      <w:r>
-        <w:rPr>
-          <w:rFonts w:ascii="Calibri" w:eastAsia="Calibri" w:hAnsi="Calibri" w:cs="Calibri"/>
-        </w:rPr>
-        <w:t>plate</w:t>
-      </w:r>
-      <w:r>
-        <w:rPr>
-          <w:rFonts w:ascii="Calibri" w:eastAsia="Calibri" w:hAnsi="Calibri" w:cs="Calibri"/>
-        </w:rPr>
-        <w:t>10analysisfirst[</w:t>
-      </w:r>
-      <w:proofErr w:type="spellStart"/>
-      <w:r>
-        <w:rPr>
-          <w:rFonts w:ascii="Calibri" w:eastAsia="Calibri" w:hAnsi="Calibri" w:cs="Calibri"/>
-        </w:rPr>
-        <w:t>nrow</w:t>
-      </w:r>
-      <w:proofErr w:type="spellEnd"/>
-      <w:r>
-        <w:rPr>
-          <w:rFonts w:ascii="Calibri" w:eastAsia="Calibri" w:hAnsi="Calibri" w:cs="Calibri"/>
-        </w:rPr>
-        <w:t>(</w:t>
-      </w:r>
-      <w:r>
-        <w:rPr>
-          <w:rFonts w:ascii="Calibri" w:eastAsia="Calibri" w:hAnsi="Calibri" w:cs="Calibri"/>
-        </w:rPr>
-        <w:t>plate</w:t>
-      </w:r>
-      <w:r>
-        <w:rPr>
-          <w:rFonts w:ascii="Calibri" w:eastAsia="Calibri" w:hAnsi="Calibri" w:cs="Calibri"/>
-        </w:rPr>
-        <w:t>10</w:t>
-      </w:r>
-      <w:proofErr w:type="gramStart"/>
-      <w:r>
-        <w:rPr>
-          <w:rFonts w:ascii="Calibri" w:eastAsia="Calibri" w:hAnsi="Calibri" w:cs="Calibri"/>
-        </w:rPr>
-        <w:t>first)+2,j</w:t>
-      </w:r>
-      <w:proofErr w:type="gramEnd"/>
-      <w:r>
-        <w:rPr>
-          <w:rFonts w:ascii="Calibri" w:eastAsia="Calibri" w:hAnsi="Calibri" w:cs="Calibri"/>
-        </w:rPr>
-        <w:t>]}}</w:t>
-      </w:r>
-    </w:p>
-    <w:p>
-      <w:pPr>
-        <w:spacing w:line="257" w:lineRule="auto"/>
-      </w:pPr>
-      <w:r>
-        <w:rPr>
-          <w:rFonts w:ascii="Calibri" w:eastAsia="Calibri" w:hAnsi="Calibri" w:cs="Calibri"/>
-        </w:rPr>
-        <w:t>plate</w:t>
-      </w:r>
-      <w:r>
-        <w:rPr>
-          <w:rFonts w:ascii="Calibri" w:eastAsia="Calibri" w:hAnsi="Calibri" w:cs="Calibri"/>
-        </w:rPr>
-        <w:t>10analysissecond&lt;-</w:t>
-      </w:r>
-      <w:r>
-        <w:rPr>
-          <w:rFonts w:ascii="Calibri" w:eastAsia="Calibri" w:hAnsi="Calibri" w:cs="Calibri"/>
-        </w:rPr>
-        <w:t>plate</w:t>
-      </w:r>
-      <w:r>
-        <w:rPr>
-          <w:rFonts w:ascii="Calibri" w:eastAsia="Calibri" w:hAnsi="Calibri" w:cs="Calibri"/>
-        </w:rPr>
-        <w:t>10secondint</w:t>
-      </w:r>
-    </w:p>
-    <w:p>
-      <w:pPr>
-        <w:spacing w:line="257" w:lineRule="auto"/>
-      </w:pPr>
-      <w:r>
-        <w:rPr>
-          <w:rFonts w:ascii="Calibri" w:eastAsia="Calibri" w:hAnsi="Calibri" w:cs="Calibri"/>
-        </w:rPr>
-        <w:t>for (</w:t>
+        <w:t>third)+1,i</w:t>
+      </w:r>
+      <w:proofErr w:type="gramEnd"/>
+      <w:r>
+        <w:rPr>
+          <w:rFonts w:ascii="Calibri" w:eastAsia="Calibri" w:hAnsi="Calibri" w:cs="Calibri"/>
+        </w:rPr>
+        <w:t>]&lt;-</w:t>
+      </w:r>
+      <w:proofErr w:type="gramStart"/>
+      <w:r>
+        <w:rPr>
+          <w:rFonts w:ascii="Calibri" w:eastAsia="Calibri" w:hAnsi="Calibri" w:cs="Calibri"/>
+        </w:rPr>
+        <w:t>max(</w:t>
+      </w:r>
+      <w:proofErr w:type="gramEnd"/>
+      <w:r>
+        <w:rPr>
+          <w:rFonts w:ascii="Calibri" w:eastAsia="Calibri" w:hAnsi="Calibri" w:cs="Calibri"/>
+        </w:rPr>
+        <w:t>plate</w:t>
+      </w:r>
+      <w:r>
+        <w:rPr>
+          <w:rFonts w:ascii="Calibri" w:eastAsia="Calibri" w:hAnsi="Calibri" w:cs="Calibri"/>
+        </w:rPr>
+        <w:t xml:space="preserve">10thirdint </w:t>
+      </w:r>
+      <w:proofErr w:type="gramStart"/>
+      <w:r>
+        <w:rPr>
+          <w:rFonts w:ascii="Calibri" w:eastAsia="Calibri" w:hAnsi="Calibri" w:cs="Calibri"/>
+        </w:rPr>
+        <w:t>[,</w:t>
       </w:r>
       <w:proofErr w:type="spellStart"/>
       <w:r>
@@ -45649,119 +46663,6 @@
         <w:t>i</w:t>
       </w:r>
       <w:proofErr w:type="spellEnd"/>
-      <w:r>
-        <w:rPr>
-          <w:rFonts w:ascii="Calibri" w:eastAsia="Calibri" w:hAnsi="Calibri" w:cs="Calibri"/>
-        </w:rPr>
-        <w:t xml:space="preserve"> in </w:t>
-      </w:r>
-      <w:proofErr w:type="gramStart"/>
-      <w:r>
-        <w:rPr>
-          <w:rFonts w:ascii="Calibri" w:eastAsia="Calibri" w:hAnsi="Calibri" w:cs="Calibri"/>
-        </w:rPr>
-        <w:t>1:ncol</w:t>
-      </w:r>
-      <w:proofErr w:type="gramEnd"/>
-      <w:r>
-        <w:rPr>
-          <w:rFonts w:ascii="Calibri" w:eastAsia="Calibri" w:hAnsi="Calibri" w:cs="Calibri"/>
-        </w:rPr>
-        <w:t>(</w:t>
-      </w:r>
-      <w:r>
-        <w:rPr>
-          <w:rFonts w:ascii="Calibri" w:eastAsia="Calibri" w:hAnsi="Calibri" w:cs="Calibri"/>
-        </w:rPr>
-        <w:t>plate</w:t>
-      </w:r>
-      <w:r>
-        <w:rPr>
-          <w:rFonts w:ascii="Calibri" w:eastAsia="Calibri" w:hAnsi="Calibri" w:cs="Calibri"/>
-        </w:rPr>
-        <w:t>10second</w:t>
-      </w:r>
-      <w:proofErr w:type="gramStart"/>
-      <w:r>
-        <w:rPr>
-          <w:rFonts w:ascii="Calibri" w:eastAsia="Calibri" w:hAnsi="Calibri" w:cs="Calibri"/>
-        </w:rPr>
-        <w:t>)){</w:t>
-      </w:r>
-      <w:proofErr w:type="gramEnd"/>
-      <w:r>
-        <w:rPr>
-          <w:rFonts w:ascii="Calibri" w:eastAsia="Calibri" w:hAnsi="Calibri" w:cs="Calibri"/>
-        </w:rPr>
-        <w:t>plate</w:t>
-      </w:r>
-      <w:r>
-        <w:rPr>
-          <w:rFonts w:ascii="Calibri" w:eastAsia="Calibri" w:hAnsi="Calibri" w:cs="Calibri"/>
-        </w:rPr>
-        <w:t>10analysissecond[nrow(</w:t>
-      </w:r>
-      <w:r>
-        <w:rPr>
-          <w:rFonts w:ascii="Calibri" w:eastAsia="Calibri" w:hAnsi="Calibri" w:cs="Calibri"/>
-        </w:rPr>
-        <w:t>plate</w:t>
-      </w:r>
-      <w:r>
-        <w:rPr>
-          <w:rFonts w:ascii="Calibri" w:eastAsia="Calibri" w:hAnsi="Calibri" w:cs="Calibri"/>
-        </w:rPr>
-        <w:t>10</w:t>
-      </w:r>
-      <w:proofErr w:type="gramStart"/>
-      <w:r>
-        <w:rPr>
-          <w:rFonts w:ascii="Calibri" w:eastAsia="Calibri" w:hAnsi="Calibri" w:cs="Calibri"/>
-        </w:rPr>
-        <w:t>second)+1,i</w:t>
-      </w:r>
-      <w:proofErr w:type="gramEnd"/>
-      <w:r>
-        <w:rPr>
-          <w:rFonts w:ascii="Calibri" w:eastAsia="Calibri" w:hAnsi="Calibri" w:cs="Calibri"/>
-        </w:rPr>
-        <w:t>]&lt;-</w:t>
-      </w:r>
-      <w:proofErr w:type="gramStart"/>
-      <w:r>
-        <w:rPr>
-          <w:rFonts w:ascii="Calibri" w:eastAsia="Calibri" w:hAnsi="Calibri" w:cs="Calibri"/>
-        </w:rPr>
-        <w:t>max(</w:t>
-      </w:r>
-      <w:proofErr w:type="gramEnd"/>
-      <w:r>
-        <w:rPr>
-          <w:rFonts w:ascii="Calibri" w:eastAsia="Calibri" w:hAnsi="Calibri" w:cs="Calibri"/>
-        </w:rPr>
-        <w:t>plate</w:t>
-      </w:r>
-      <w:r>
-        <w:rPr>
-          <w:rFonts w:ascii="Calibri" w:eastAsia="Calibri" w:hAnsi="Calibri" w:cs="Calibri"/>
-        </w:rPr>
-        <w:t xml:space="preserve">10secondint </w:t>
-      </w:r>
-      <w:proofErr w:type="gramStart"/>
-      <w:r>
-        <w:rPr>
-          <w:rFonts w:ascii="Calibri" w:eastAsia="Calibri" w:hAnsi="Calibri" w:cs="Calibri"/>
-        </w:rPr>
-        <w:t>[,</w:t>
-      </w:r>
-      <w:proofErr w:type="spellStart"/>
-      <w:r>
-        <w:rPr>
-          <w:rFonts w:ascii="Calibri" w:eastAsia="Calibri" w:hAnsi="Calibri" w:cs="Calibri"/>
-        </w:rPr>
-        <w:t>i</w:t>
-      </w:r>
-      <w:proofErr w:type="spellEnd"/>
       <w:proofErr w:type="gramEnd"/>
       <w:r>
         <w:rPr>
@@ -45769,983 +46670,6 @@
         </w:rPr>
         <w:t>])}</w:t>
       </w:r>
-    </w:p>
-    <w:p>
-      <w:pPr>
-        <w:spacing w:line="257" w:lineRule="auto"/>
-      </w:pPr>
-      <w:r>
-        <w:rPr>
-          <w:rFonts w:ascii="Calibri" w:eastAsia="Calibri" w:hAnsi="Calibri" w:cs="Calibri"/>
-        </w:rPr>
-        <w:t>plate</w:t>
-      </w:r>
-      <w:r>
-        <w:rPr>
-          <w:rFonts w:ascii="Calibri" w:eastAsia="Calibri" w:hAnsi="Calibri" w:cs="Calibri"/>
-        </w:rPr>
-        <w:t>10analysissecond[</w:t>
-      </w:r>
-      <w:proofErr w:type="spellStart"/>
-      <w:r>
-        <w:rPr>
-          <w:rFonts w:ascii="Calibri" w:eastAsia="Calibri" w:hAnsi="Calibri" w:cs="Calibri"/>
-        </w:rPr>
-        <w:t>nrow</w:t>
-      </w:r>
-      <w:proofErr w:type="spellEnd"/>
-      <w:r>
-        <w:rPr>
-          <w:rFonts w:ascii="Calibri" w:eastAsia="Calibri" w:hAnsi="Calibri" w:cs="Calibri"/>
-        </w:rPr>
-        <w:t>(</w:t>
-      </w:r>
-      <w:r>
-        <w:rPr>
-          <w:rFonts w:ascii="Calibri" w:eastAsia="Calibri" w:hAnsi="Calibri" w:cs="Calibri"/>
-        </w:rPr>
-        <w:t>plate</w:t>
-      </w:r>
-      <w:r>
-        <w:rPr>
-          <w:rFonts w:ascii="Calibri" w:eastAsia="Calibri" w:hAnsi="Calibri" w:cs="Calibri"/>
-        </w:rPr>
-        <w:t>10</w:t>
-      </w:r>
-      <w:proofErr w:type="gramStart"/>
-      <w:r>
-        <w:rPr>
-          <w:rFonts w:ascii="Calibri" w:eastAsia="Calibri" w:hAnsi="Calibri" w:cs="Calibri"/>
-        </w:rPr>
-        <w:t>second)+</w:t>
-      </w:r>
-      <w:proofErr w:type="gramEnd"/>
-      <w:r>
-        <w:rPr>
-          <w:rFonts w:ascii="Calibri" w:eastAsia="Calibri" w:hAnsi="Calibri" w:cs="Calibri"/>
-        </w:rPr>
-        <w:t>2</w:t>
-      </w:r>
-      <w:proofErr w:type="gramStart"/>
-      <w:r>
-        <w:rPr>
-          <w:rFonts w:ascii="Calibri" w:eastAsia="Calibri" w:hAnsi="Calibri" w:cs="Calibri"/>
-        </w:rPr>
-        <w:t>,]&lt;</w:t>
-      </w:r>
-      <w:proofErr w:type="gramEnd"/>
-      <w:r>
-        <w:rPr>
-          <w:rFonts w:ascii="Calibri" w:eastAsia="Calibri" w:hAnsi="Calibri" w:cs="Calibri"/>
-        </w:rPr>
-        <w:t xml:space="preserve">- </w:t>
-      </w:r>
-      <w:proofErr w:type="spellStart"/>
-      <w:r>
-        <w:rPr>
-          <w:rFonts w:ascii="Calibri" w:eastAsia="Calibri" w:hAnsi="Calibri" w:cs="Calibri"/>
-        </w:rPr>
-        <w:t>sapply</w:t>
-      </w:r>
-      <w:proofErr w:type="spellEnd"/>
-      <w:r>
-        <w:rPr>
-          <w:rFonts w:ascii="Calibri" w:eastAsia="Calibri" w:hAnsi="Calibri" w:cs="Calibri"/>
-        </w:rPr>
-        <w:t>(</w:t>
-      </w:r>
-      <w:r>
-        <w:rPr>
-          <w:rFonts w:ascii="Calibri" w:eastAsia="Calibri" w:hAnsi="Calibri" w:cs="Calibri"/>
-        </w:rPr>
-        <w:t>plate</w:t>
-      </w:r>
-      <w:r>
-        <w:rPr>
-          <w:rFonts w:ascii="Calibri" w:eastAsia="Calibri" w:hAnsi="Calibri" w:cs="Calibri"/>
-        </w:rPr>
-        <w:t>10</w:t>
-      </w:r>
-      <w:proofErr w:type="gramStart"/>
-      <w:r>
-        <w:rPr>
-          <w:rFonts w:ascii="Calibri" w:eastAsia="Calibri" w:hAnsi="Calibri" w:cs="Calibri"/>
-        </w:rPr>
-        <w:t>second[</w:t>
-      </w:r>
-      <w:proofErr w:type="gramEnd"/>
-      <w:r>
-        <w:rPr>
-          <w:rFonts w:ascii="Calibri" w:eastAsia="Calibri" w:hAnsi="Calibri" w:cs="Calibri"/>
-        </w:rPr>
-        <w:t xml:space="preserve">], function(x) </w:t>
-      </w:r>
-      <w:proofErr w:type="gramStart"/>
-      <w:r>
-        <w:rPr>
-          <w:rFonts w:ascii="Calibri" w:eastAsia="Calibri" w:hAnsi="Calibri" w:cs="Calibri"/>
-        </w:rPr>
-        <w:t>mean</w:t>
-      </w:r>
-      <w:proofErr w:type="gramEnd"/>
-      <w:r>
-        <w:rPr>
-          <w:rFonts w:ascii="Calibri" w:eastAsia="Calibri" w:hAnsi="Calibri" w:cs="Calibri"/>
-        </w:rPr>
-        <w:t>(tail((x), 10)))</w:t>
-      </w:r>
-    </w:p>
-    <w:p>
-      <w:pPr>
-        <w:spacing w:line="257" w:lineRule="auto"/>
-      </w:pPr>
-      <w:r>
-        <w:rPr>
-          <w:rFonts w:ascii="Calibri" w:eastAsia="Calibri" w:hAnsi="Calibri" w:cs="Calibri"/>
-        </w:rPr>
-        <w:t>for (</w:t>
-      </w:r>
-      <w:proofErr w:type="spellStart"/>
-      <w:r>
-        <w:rPr>
-          <w:rFonts w:ascii="Calibri" w:eastAsia="Calibri" w:hAnsi="Calibri" w:cs="Calibri"/>
-        </w:rPr>
-        <w:t>i</w:t>
-      </w:r>
-      <w:proofErr w:type="spellEnd"/>
-      <w:r>
-        <w:rPr>
-          <w:rFonts w:ascii="Calibri" w:eastAsia="Calibri" w:hAnsi="Calibri" w:cs="Calibri"/>
-        </w:rPr>
-        <w:t xml:space="preserve"> in </w:t>
-      </w:r>
-      <w:proofErr w:type="gramStart"/>
-      <w:r>
-        <w:rPr>
-          <w:rFonts w:ascii="Calibri" w:eastAsia="Calibri" w:hAnsi="Calibri" w:cs="Calibri"/>
-        </w:rPr>
-        <w:t>1:ncol</w:t>
-      </w:r>
-      <w:proofErr w:type="gramEnd"/>
-      <w:r>
-        <w:rPr>
-          <w:rFonts w:ascii="Calibri" w:eastAsia="Calibri" w:hAnsi="Calibri" w:cs="Calibri"/>
-        </w:rPr>
-        <w:t>(</w:t>
-      </w:r>
-      <w:r>
-        <w:rPr>
-          <w:rFonts w:ascii="Calibri" w:eastAsia="Calibri" w:hAnsi="Calibri" w:cs="Calibri"/>
-        </w:rPr>
-        <w:t>plate</w:t>
-      </w:r>
-      <w:r>
-        <w:rPr>
-          <w:rFonts w:ascii="Calibri" w:eastAsia="Calibri" w:hAnsi="Calibri" w:cs="Calibri"/>
-        </w:rPr>
-        <w:t>10second</w:t>
-      </w:r>
-      <w:proofErr w:type="gramStart"/>
-      <w:r>
-        <w:rPr>
-          <w:rFonts w:ascii="Calibri" w:eastAsia="Calibri" w:hAnsi="Calibri" w:cs="Calibri"/>
-        </w:rPr>
-        <w:t>)){</w:t>
-      </w:r>
-      <w:proofErr w:type="gramEnd"/>
-      <w:r>
-        <w:rPr>
-          <w:rFonts w:ascii="Calibri" w:eastAsia="Calibri" w:hAnsi="Calibri" w:cs="Calibri"/>
-        </w:rPr>
-        <w:t>plate</w:t>
-      </w:r>
-      <w:r>
-        <w:rPr>
-          <w:rFonts w:ascii="Calibri" w:eastAsia="Calibri" w:hAnsi="Calibri" w:cs="Calibri"/>
-        </w:rPr>
-        <w:t>10analysissecond[nrow(</w:t>
-      </w:r>
-      <w:r>
-        <w:rPr>
-          <w:rFonts w:ascii="Calibri" w:eastAsia="Calibri" w:hAnsi="Calibri" w:cs="Calibri"/>
-        </w:rPr>
-        <w:t>plate</w:t>
-      </w:r>
-      <w:r>
-        <w:rPr>
-          <w:rFonts w:ascii="Calibri" w:eastAsia="Calibri" w:hAnsi="Calibri" w:cs="Calibri"/>
-        </w:rPr>
-        <w:t>10</w:t>
-      </w:r>
-      <w:proofErr w:type="gramStart"/>
-      <w:r>
-        <w:rPr>
-          <w:rFonts w:ascii="Calibri" w:eastAsia="Calibri" w:hAnsi="Calibri" w:cs="Calibri"/>
-        </w:rPr>
-        <w:t>second)+3,i</w:t>
-      </w:r>
-      <w:proofErr w:type="gramEnd"/>
-      <w:r>
-        <w:rPr>
-          <w:rFonts w:ascii="Calibri" w:eastAsia="Calibri" w:hAnsi="Calibri" w:cs="Calibri"/>
-        </w:rPr>
-        <w:t>]&lt;-</w:t>
-      </w:r>
-      <w:proofErr w:type="gramStart"/>
-      <w:r>
-        <w:rPr>
-          <w:rFonts w:ascii="Calibri" w:eastAsia="Calibri" w:hAnsi="Calibri" w:cs="Calibri"/>
-        </w:rPr>
-        <w:t>max(</w:t>
-      </w:r>
-      <w:proofErr w:type="gramEnd"/>
-      <w:r>
-        <w:rPr>
-          <w:rFonts w:ascii="Calibri" w:eastAsia="Calibri" w:hAnsi="Calibri" w:cs="Calibri"/>
-        </w:rPr>
-        <w:t>plate</w:t>
-      </w:r>
-      <w:r>
-        <w:rPr>
-          <w:rFonts w:ascii="Calibri" w:eastAsia="Calibri" w:hAnsi="Calibri" w:cs="Calibri"/>
-        </w:rPr>
-        <w:t xml:space="preserve">10secondint </w:t>
-      </w:r>
-      <w:proofErr w:type="gramStart"/>
-      <w:r>
-        <w:rPr>
-          <w:rFonts w:ascii="Calibri" w:eastAsia="Calibri" w:hAnsi="Calibri" w:cs="Calibri"/>
-        </w:rPr>
-        <w:t>[,</w:t>
-      </w:r>
-      <w:proofErr w:type="spellStart"/>
-      <w:r>
-        <w:rPr>
-          <w:rFonts w:ascii="Calibri" w:eastAsia="Calibri" w:hAnsi="Calibri" w:cs="Calibri"/>
-        </w:rPr>
-        <w:t>i</w:t>
-      </w:r>
-      <w:proofErr w:type="spellEnd"/>
-      <w:proofErr w:type="gramEnd"/>
-      <w:r>
-        <w:rPr>
-          <w:rFonts w:ascii="Calibri" w:eastAsia="Calibri" w:hAnsi="Calibri" w:cs="Calibri"/>
-        </w:rPr>
-        <w:t xml:space="preserve">])- </w:t>
-      </w:r>
-      <w:proofErr w:type="gramStart"/>
-      <w:r>
-        <w:rPr>
-          <w:rFonts w:ascii="Calibri" w:eastAsia="Calibri" w:hAnsi="Calibri" w:cs="Calibri"/>
-        </w:rPr>
-        <w:t>max(</w:t>
-      </w:r>
-      <w:proofErr w:type="gramEnd"/>
-      <w:r>
-        <w:rPr>
-          <w:rFonts w:ascii="Calibri" w:eastAsia="Calibri" w:hAnsi="Calibri" w:cs="Calibri"/>
-        </w:rPr>
-        <w:t>plate</w:t>
-      </w:r>
-      <w:r>
-        <w:rPr>
-          <w:rFonts w:ascii="Calibri" w:eastAsia="Calibri" w:hAnsi="Calibri" w:cs="Calibri"/>
-        </w:rPr>
-        <w:t xml:space="preserve">10firstint </w:t>
-      </w:r>
-      <w:proofErr w:type="gramStart"/>
-      <w:r>
-        <w:rPr>
-          <w:rFonts w:ascii="Calibri" w:eastAsia="Calibri" w:hAnsi="Calibri" w:cs="Calibri"/>
-        </w:rPr>
-        <w:t>[,</w:t>
-      </w:r>
-      <w:proofErr w:type="spellStart"/>
-      <w:r>
-        <w:rPr>
-          <w:rFonts w:ascii="Calibri" w:eastAsia="Calibri" w:hAnsi="Calibri" w:cs="Calibri"/>
-        </w:rPr>
-        <w:t>i</w:t>
-      </w:r>
-      <w:proofErr w:type="spellEnd"/>
-      <w:proofErr w:type="gramEnd"/>
-      <w:r>
-        <w:rPr>
-          <w:rFonts w:ascii="Calibri" w:eastAsia="Calibri" w:hAnsi="Calibri" w:cs="Calibri"/>
-        </w:rPr>
-        <w:t>])}</w:t>
-      </w:r>
-    </w:p>
-    <w:p>
-      <w:pPr>
-        <w:spacing w:line="257" w:lineRule="auto"/>
-      </w:pPr>
-      <w:r>
-        <w:rPr>
-          <w:rFonts w:ascii="Calibri" w:eastAsia="Calibri" w:hAnsi="Calibri" w:cs="Calibri"/>
-        </w:rPr>
-        <w:t>plate</w:t>
-      </w:r>
-      <w:r>
-        <w:rPr>
-          <w:rFonts w:ascii="Calibri" w:eastAsia="Calibri" w:hAnsi="Calibri" w:cs="Calibri"/>
-        </w:rPr>
-        <w:t>10analysissecond[</w:t>
-      </w:r>
-      <w:proofErr w:type="spellStart"/>
-      <w:r>
-        <w:rPr>
-          <w:rFonts w:ascii="Calibri" w:eastAsia="Calibri" w:hAnsi="Calibri" w:cs="Calibri"/>
-        </w:rPr>
-        <w:t>nrow</w:t>
-      </w:r>
-      <w:proofErr w:type="spellEnd"/>
-      <w:r>
-        <w:rPr>
-          <w:rFonts w:ascii="Calibri" w:eastAsia="Calibri" w:hAnsi="Calibri" w:cs="Calibri"/>
-        </w:rPr>
-        <w:t>(</w:t>
-      </w:r>
-      <w:r>
-        <w:rPr>
-          <w:rFonts w:ascii="Calibri" w:eastAsia="Calibri" w:hAnsi="Calibri" w:cs="Calibri"/>
-        </w:rPr>
-        <w:t>plate</w:t>
-      </w:r>
-      <w:r>
-        <w:rPr>
-          <w:rFonts w:ascii="Calibri" w:eastAsia="Calibri" w:hAnsi="Calibri" w:cs="Calibri"/>
-        </w:rPr>
-        <w:t xml:space="preserve">10analysissecond) + </w:t>
-      </w:r>
-      <w:proofErr w:type="gramStart"/>
-      <w:r>
-        <w:rPr>
-          <w:rFonts w:ascii="Calibri" w:eastAsia="Calibri" w:hAnsi="Calibri" w:cs="Calibri"/>
-        </w:rPr>
-        <w:t>1 ,</w:t>
-      </w:r>
-      <w:proofErr w:type="gramEnd"/>
-      <w:r>
-        <w:rPr>
-          <w:rFonts w:ascii="Calibri" w:eastAsia="Calibri" w:hAnsi="Calibri" w:cs="Calibri"/>
-        </w:rPr>
-        <w:t xml:space="preserve"> ] &lt;- NA</w:t>
-      </w:r>
-    </w:p>
-    <w:p>
-      <w:pPr>
-        <w:spacing w:line="257" w:lineRule="auto"/>
-      </w:pPr>
-      <w:proofErr w:type="spellStart"/>
-      <w:r>
-        <w:rPr>
-          <w:rFonts w:ascii="Calibri" w:eastAsia="Calibri" w:hAnsi="Calibri" w:cs="Calibri"/>
-        </w:rPr>
-        <w:t>colnames</w:t>
-      </w:r>
-      <w:proofErr w:type="spellEnd"/>
-      <w:r>
-        <w:rPr>
-          <w:rFonts w:ascii="Calibri" w:eastAsia="Calibri" w:hAnsi="Calibri" w:cs="Calibri"/>
-        </w:rPr>
-        <w:t>(</w:t>
-      </w:r>
-      <w:r>
-        <w:rPr>
-          <w:rFonts w:ascii="Calibri" w:eastAsia="Calibri" w:hAnsi="Calibri" w:cs="Calibri"/>
-        </w:rPr>
-        <w:t>plate</w:t>
-      </w:r>
-      <w:r>
-        <w:rPr>
-          <w:rFonts w:ascii="Calibri" w:eastAsia="Calibri" w:hAnsi="Calibri" w:cs="Calibri"/>
-        </w:rPr>
-        <w:t>10</w:t>
-      </w:r>
-      <w:proofErr w:type="gramStart"/>
-      <w:r>
-        <w:rPr>
-          <w:rFonts w:ascii="Calibri" w:eastAsia="Calibri" w:hAnsi="Calibri" w:cs="Calibri"/>
-        </w:rPr>
-        <w:t>analysissecond)[1]&lt;</w:t>
-      </w:r>
-      <w:proofErr w:type="gramEnd"/>
-      <w:r>
-        <w:rPr>
-          <w:rFonts w:ascii="Calibri" w:eastAsia="Calibri" w:hAnsi="Calibri" w:cs="Calibri"/>
-        </w:rPr>
-        <w:t>-"</w:t>
-      </w:r>
-      <w:r>
-        <w:rPr>
-          <w:rFonts w:ascii="Calibri" w:eastAsia="Calibri" w:hAnsi="Calibri" w:cs="Calibri"/>
-        </w:rPr>
-        <w:t>plate</w:t>
-      </w:r>
-      <w:r>
-        <w:rPr>
-          <w:rFonts w:ascii="Calibri" w:eastAsia="Calibri" w:hAnsi="Calibri" w:cs="Calibri"/>
-        </w:rPr>
-        <w:t>10firstint"</w:t>
-      </w:r>
-    </w:p>
-    <w:p>
-      <w:pPr>
-        <w:spacing w:line="257" w:lineRule="auto"/>
-      </w:pPr>
-      <w:r>
-        <w:rPr>
-          <w:rFonts w:ascii="Calibri" w:eastAsia="Calibri" w:hAnsi="Calibri" w:cs="Calibri"/>
-        </w:rPr>
-        <w:t>plate</w:t>
-      </w:r>
-      <w:r>
-        <w:rPr>
-          <w:rFonts w:ascii="Calibri" w:eastAsia="Calibri" w:hAnsi="Calibri" w:cs="Calibri"/>
-        </w:rPr>
-        <w:t>10thirdint=matrix(</w:t>
-      </w:r>
-      <w:proofErr w:type="spellStart"/>
-      <w:r>
-        <w:rPr>
-          <w:rFonts w:ascii="Calibri" w:eastAsia="Calibri" w:hAnsi="Calibri" w:cs="Calibri"/>
-        </w:rPr>
-        <w:t>nrow</w:t>
-      </w:r>
-      <w:proofErr w:type="spellEnd"/>
-      <w:r>
-        <w:rPr>
-          <w:rFonts w:ascii="Calibri" w:eastAsia="Calibri" w:hAnsi="Calibri" w:cs="Calibri"/>
-        </w:rPr>
-        <w:t>(</w:t>
-      </w:r>
-      <w:r>
-        <w:rPr>
-          <w:rFonts w:ascii="Calibri" w:eastAsia="Calibri" w:hAnsi="Calibri" w:cs="Calibri"/>
-        </w:rPr>
-        <w:t>plate</w:t>
-      </w:r>
-      <w:r>
-        <w:rPr>
-          <w:rFonts w:ascii="Calibri" w:eastAsia="Calibri" w:hAnsi="Calibri" w:cs="Calibri"/>
-        </w:rPr>
-        <w:t>10third</w:t>
-      </w:r>
-      <w:proofErr w:type="gramStart"/>
-      <w:r>
-        <w:rPr>
-          <w:rFonts w:ascii="Calibri" w:eastAsia="Calibri" w:hAnsi="Calibri" w:cs="Calibri"/>
-        </w:rPr>
-        <w:t>),</w:t>
-      </w:r>
-      <w:proofErr w:type="spellStart"/>
-      <w:r>
-        <w:rPr>
-          <w:rFonts w:ascii="Calibri" w:eastAsia="Calibri" w:hAnsi="Calibri" w:cs="Calibri"/>
-        </w:rPr>
-        <w:t>ncol</w:t>
-      </w:r>
-      <w:proofErr w:type="spellEnd"/>
-      <w:proofErr w:type="gramEnd"/>
-      <w:r>
-        <w:rPr>
-          <w:rFonts w:ascii="Calibri" w:eastAsia="Calibri" w:hAnsi="Calibri" w:cs="Calibri"/>
-        </w:rPr>
-        <w:t>(</w:t>
-      </w:r>
-      <w:r>
-        <w:rPr>
-          <w:rFonts w:ascii="Calibri" w:eastAsia="Calibri" w:hAnsi="Calibri" w:cs="Calibri"/>
-        </w:rPr>
-        <w:t>plate</w:t>
-      </w:r>
-      <w:r>
-        <w:rPr>
-          <w:rFonts w:ascii="Calibri" w:eastAsia="Calibri" w:hAnsi="Calibri" w:cs="Calibri"/>
-        </w:rPr>
-        <w:t>10third))</w:t>
-      </w:r>
-    </w:p>
-    <w:p>
-      <w:pPr>
-        <w:spacing w:line="257" w:lineRule="auto"/>
-      </w:pPr>
-      <w:r>
-        <w:rPr>
-          <w:rFonts w:ascii="Calibri" w:eastAsia="Calibri" w:hAnsi="Calibri" w:cs="Calibri"/>
-        </w:rPr>
-        <w:t>plate</w:t>
-      </w:r>
-      <w:r>
-        <w:rPr>
-          <w:rFonts w:ascii="Calibri" w:eastAsia="Calibri" w:hAnsi="Calibri" w:cs="Calibri"/>
-        </w:rPr>
-        <w:t>10thirdint =</w:t>
-      </w:r>
-      <w:proofErr w:type="spellStart"/>
-      <w:proofErr w:type="gramStart"/>
-      <w:r>
-        <w:rPr>
-          <w:rFonts w:ascii="Calibri" w:eastAsia="Calibri" w:hAnsi="Calibri" w:cs="Calibri"/>
-        </w:rPr>
-        <w:t>data.frame</w:t>
-      </w:r>
-      <w:proofErr w:type="spellEnd"/>
-      <w:proofErr w:type="gramEnd"/>
-      <w:r>
-        <w:rPr>
-          <w:rFonts w:ascii="Calibri" w:eastAsia="Calibri" w:hAnsi="Calibri" w:cs="Calibri"/>
-        </w:rPr>
-        <w:t>(</w:t>
-      </w:r>
-      <w:r>
-        <w:rPr>
-          <w:rFonts w:ascii="Calibri" w:eastAsia="Calibri" w:hAnsi="Calibri" w:cs="Calibri"/>
-        </w:rPr>
-        <w:t>plate</w:t>
-      </w:r>
-      <w:r>
-        <w:rPr>
-          <w:rFonts w:ascii="Calibri" w:eastAsia="Calibri" w:hAnsi="Calibri" w:cs="Calibri"/>
-        </w:rPr>
-        <w:t>10thirdint)</w:t>
-      </w:r>
-    </w:p>
-    <w:p>
-      <w:pPr>
-        <w:spacing w:line="257" w:lineRule="auto"/>
-      </w:pPr>
-      <w:r>
-        <w:rPr>
-          <w:rFonts w:ascii="Calibri" w:eastAsia="Calibri" w:hAnsi="Calibri" w:cs="Calibri"/>
-        </w:rPr>
-        <w:t xml:space="preserve">for (j in </w:t>
-      </w:r>
-      <w:proofErr w:type="gramStart"/>
-      <w:r>
-        <w:rPr>
-          <w:rFonts w:ascii="Calibri" w:eastAsia="Calibri" w:hAnsi="Calibri" w:cs="Calibri"/>
-        </w:rPr>
-        <w:t>1:ncol</w:t>
-      </w:r>
-      <w:proofErr w:type="gramEnd"/>
-      <w:r>
-        <w:rPr>
-          <w:rFonts w:ascii="Calibri" w:eastAsia="Calibri" w:hAnsi="Calibri" w:cs="Calibri"/>
-        </w:rPr>
-        <w:t>(</w:t>
-      </w:r>
-      <w:r>
-        <w:rPr>
-          <w:rFonts w:ascii="Calibri" w:eastAsia="Calibri" w:hAnsi="Calibri" w:cs="Calibri"/>
-        </w:rPr>
-        <w:t>plate</w:t>
-      </w:r>
-      <w:r>
-        <w:rPr>
-          <w:rFonts w:ascii="Calibri" w:eastAsia="Calibri" w:hAnsi="Calibri" w:cs="Calibri"/>
-        </w:rPr>
-        <w:t>10third</w:t>
-      </w:r>
-      <w:proofErr w:type="gramStart"/>
-      <w:r>
-        <w:rPr>
-          <w:rFonts w:ascii="Calibri" w:eastAsia="Calibri" w:hAnsi="Calibri" w:cs="Calibri"/>
-        </w:rPr>
-        <w:t>)){</w:t>
-      </w:r>
-      <w:proofErr w:type="gramEnd"/>
-      <w:r>
-        <w:rPr>
-          <w:rFonts w:ascii="Calibri" w:eastAsia="Calibri" w:hAnsi="Calibri" w:cs="Calibri"/>
-        </w:rPr>
-        <w:t xml:space="preserve">                                                               </w:t>
-      </w:r>
-    </w:p>
-    <w:p>
-      <w:pPr>
-        <w:spacing w:line="257" w:lineRule="auto"/>
-      </w:pPr>
-      <w:r>
-        <w:rPr>
-          <w:rFonts w:ascii="Calibri" w:eastAsia="Calibri" w:hAnsi="Calibri" w:cs="Calibri"/>
-        </w:rPr>
-        <w:t xml:space="preserve">for (k in </w:t>
-      </w:r>
-      <w:proofErr w:type="gramStart"/>
-      <w:r>
-        <w:rPr>
-          <w:rFonts w:ascii="Calibri" w:eastAsia="Calibri" w:hAnsi="Calibri" w:cs="Calibri"/>
-        </w:rPr>
-        <w:t>1:nrow</w:t>
-      </w:r>
-      <w:proofErr w:type="gramEnd"/>
-      <w:r>
-        <w:rPr>
-          <w:rFonts w:ascii="Calibri" w:eastAsia="Calibri" w:hAnsi="Calibri" w:cs="Calibri"/>
-        </w:rPr>
-        <w:t>(</w:t>
-      </w:r>
-      <w:r>
-        <w:rPr>
-          <w:rFonts w:ascii="Calibri" w:eastAsia="Calibri" w:hAnsi="Calibri" w:cs="Calibri"/>
-        </w:rPr>
-        <w:t>plate</w:t>
-      </w:r>
-      <w:r>
-        <w:rPr>
-          <w:rFonts w:ascii="Calibri" w:eastAsia="Calibri" w:hAnsi="Calibri" w:cs="Calibri"/>
-        </w:rPr>
-        <w:t>10third</w:t>
-      </w:r>
-      <w:proofErr w:type="gramStart"/>
-      <w:r>
-        <w:rPr>
-          <w:rFonts w:ascii="Calibri" w:eastAsia="Calibri" w:hAnsi="Calibri" w:cs="Calibri"/>
-        </w:rPr>
-        <w:t>)){</w:t>
-      </w:r>
-      <w:proofErr w:type="gramEnd"/>
-    </w:p>
-    <w:p>
-      <w:pPr>
-        <w:spacing w:line="257" w:lineRule="auto"/>
-      </w:pPr>
-      <w:r>
-        <w:rPr>
-          <w:rFonts w:ascii="Calibri" w:eastAsia="Calibri" w:hAnsi="Calibri" w:cs="Calibri"/>
-        </w:rPr>
-        <w:t xml:space="preserve">    </w:t>
-      </w:r>
-      <w:r>
-        <w:rPr>
-          <w:rFonts w:ascii="Calibri" w:eastAsia="Calibri" w:hAnsi="Calibri" w:cs="Calibri"/>
-        </w:rPr>
-        <w:t>plate</w:t>
-      </w:r>
-      <w:r>
-        <w:rPr>
-          <w:rFonts w:ascii="Calibri" w:eastAsia="Calibri" w:hAnsi="Calibri" w:cs="Calibri"/>
-        </w:rPr>
-        <w:t>10thirdint [</w:t>
-      </w:r>
-      <w:proofErr w:type="spellStart"/>
-      <w:proofErr w:type="gramStart"/>
-      <w:r>
-        <w:rPr>
-          <w:rFonts w:ascii="Calibri" w:eastAsia="Calibri" w:hAnsi="Calibri" w:cs="Calibri"/>
-        </w:rPr>
-        <w:t>k,j</w:t>
-      </w:r>
-      <w:proofErr w:type="spellEnd"/>
-      <w:proofErr w:type="gramEnd"/>
-      <w:r>
-        <w:rPr>
-          <w:rFonts w:ascii="Calibri" w:eastAsia="Calibri" w:hAnsi="Calibri" w:cs="Calibri"/>
-        </w:rPr>
-        <w:t>]&lt;-(</w:t>
-      </w:r>
-      <w:r>
-        <w:rPr>
-          <w:rFonts w:ascii="Calibri" w:eastAsia="Calibri" w:hAnsi="Calibri" w:cs="Calibri"/>
-        </w:rPr>
-        <w:t>plate</w:t>
-      </w:r>
-      <w:r>
-        <w:rPr>
-          <w:rFonts w:ascii="Calibri" w:eastAsia="Calibri" w:hAnsi="Calibri" w:cs="Calibri"/>
-        </w:rPr>
-        <w:t>10third[</w:t>
-      </w:r>
-      <w:proofErr w:type="spellStart"/>
-      <w:proofErr w:type="gramStart"/>
-      <w:r>
-        <w:rPr>
-          <w:rFonts w:ascii="Calibri" w:eastAsia="Calibri" w:hAnsi="Calibri" w:cs="Calibri"/>
-        </w:rPr>
-        <w:t>k,j</w:t>
-      </w:r>
-      <w:proofErr w:type="spellEnd"/>
-      <w:proofErr w:type="gramEnd"/>
-      <w:r>
-        <w:rPr>
-          <w:rFonts w:ascii="Calibri" w:eastAsia="Calibri" w:hAnsi="Calibri" w:cs="Calibri"/>
-        </w:rPr>
-        <w:t xml:space="preserve">]- </w:t>
-      </w:r>
-      <w:r>
-        <w:rPr>
-          <w:rFonts w:ascii="Calibri" w:eastAsia="Calibri" w:hAnsi="Calibri" w:cs="Calibri"/>
-        </w:rPr>
-        <w:t>plate</w:t>
-      </w:r>
-      <w:r>
-        <w:rPr>
-          <w:rFonts w:ascii="Calibri" w:eastAsia="Calibri" w:hAnsi="Calibri" w:cs="Calibri"/>
-        </w:rPr>
-        <w:t>10analysissecond[</w:t>
-      </w:r>
-      <w:proofErr w:type="spellStart"/>
-      <w:r>
-        <w:rPr>
-          <w:rFonts w:ascii="Calibri" w:eastAsia="Calibri" w:hAnsi="Calibri" w:cs="Calibri"/>
-        </w:rPr>
-        <w:t>nrow</w:t>
-      </w:r>
-      <w:proofErr w:type="spellEnd"/>
-      <w:r>
-        <w:rPr>
-          <w:rFonts w:ascii="Calibri" w:eastAsia="Calibri" w:hAnsi="Calibri" w:cs="Calibri"/>
-        </w:rPr>
-        <w:t>(</w:t>
-      </w:r>
-      <w:r>
-        <w:rPr>
-          <w:rFonts w:ascii="Calibri" w:eastAsia="Calibri" w:hAnsi="Calibri" w:cs="Calibri"/>
-        </w:rPr>
-        <w:t>plate</w:t>
-      </w:r>
-      <w:r>
-        <w:rPr>
-          <w:rFonts w:ascii="Calibri" w:eastAsia="Calibri" w:hAnsi="Calibri" w:cs="Calibri"/>
-        </w:rPr>
-        <w:t>10</w:t>
-      </w:r>
-      <w:proofErr w:type="gramStart"/>
-      <w:r>
-        <w:rPr>
-          <w:rFonts w:ascii="Calibri" w:eastAsia="Calibri" w:hAnsi="Calibri" w:cs="Calibri"/>
-        </w:rPr>
-        <w:t>second)+2,j</w:t>
-      </w:r>
-      <w:proofErr w:type="gramEnd"/>
-      <w:r>
-        <w:rPr>
-          <w:rFonts w:ascii="Calibri" w:eastAsia="Calibri" w:hAnsi="Calibri" w:cs="Calibri"/>
-        </w:rPr>
-        <w:t xml:space="preserve">])/ </w:t>
-      </w:r>
-      <w:r>
-        <w:rPr>
-          <w:rFonts w:ascii="Calibri" w:eastAsia="Calibri" w:hAnsi="Calibri" w:cs="Calibri"/>
-        </w:rPr>
-        <w:t>plate</w:t>
-      </w:r>
-      <w:r>
-        <w:rPr>
-          <w:rFonts w:ascii="Calibri" w:eastAsia="Calibri" w:hAnsi="Calibri" w:cs="Calibri"/>
-        </w:rPr>
-        <w:t>10analysissecond[</w:t>
-      </w:r>
-      <w:proofErr w:type="spellStart"/>
-      <w:r>
-        <w:rPr>
-          <w:rFonts w:ascii="Calibri" w:eastAsia="Calibri" w:hAnsi="Calibri" w:cs="Calibri"/>
-        </w:rPr>
-        <w:t>nrow</w:t>
-      </w:r>
-      <w:proofErr w:type="spellEnd"/>
-      <w:r>
-        <w:rPr>
-          <w:rFonts w:ascii="Calibri" w:eastAsia="Calibri" w:hAnsi="Calibri" w:cs="Calibri"/>
-        </w:rPr>
-        <w:t>(</w:t>
-      </w:r>
-      <w:r>
-        <w:rPr>
-          <w:rFonts w:ascii="Calibri" w:eastAsia="Calibri" w:hAnsi="Calibri" w:cs="Calibri"/>
-        </w:rPr>
-        <w:t>plate</w:t>
-      </w:r>
-      <w:r>
-        <w:rPr>
-          <w:rFonts w:ascii="Calibri" w:eastAsia="Calibri" w:hAnsi="Calibri" w:cs="Calibri"/>
-        </w:rPr>
-        <w:t>10</w:t>
-      </w:r>
-      <w:proofErr w:type="gramStart"/>
-      <w:r>
-        <w:rPr>
-          <w:rFonts w:ascii="Calibri" w:eastAsia="Calibri" w:hAnsi="Calibri" w:cs="Calibri"/>
-        </w:rPr>
-        <w:t>second)+2,j</w:t>
-      </w:r>
-      <w:proofErr w:type="gramEnd"/>
-      <w:r>
-        <w:rPr>
-          <w:rFonts w:ascii="Calibri" w:eastAsia="Calibri" w:hAnsi="Calibri" w:cs="Calibri"/>
-        </w:rPr>
-        <w:t>]}}</w:t>
-      </w:r>
-    </w:p>
-    <w:p>
-      <w:pPr>
-        <w:spacing w:line="257" w:lineRule="auto"/>
-      </w:pPr>
-      <w:r>
-        <w:rPr>
-          <w:rFonts w:ascii="Calibri" w:eastAsia="Calibri" w:hAnsi="Calibri" w:cs="Calibri"/>
-        </w:rPr>
-        <w:t>plate</w:t>
-      </w:r>
-      <w:r>
-        <w:rPr>
-          <w:rFonts w:ascii="Calibri" w:eastAsia="Calibri" w:hAnsi="Calibri" w:cs="Calibri"/>
-        </w:rPr>
-        <w:t>10analysisthird&lt;-</w:t>
-      </w:r>
-      <w:r>
-        <w:rPr>
-          <w:rFonts w:ascii="Calibri" w:eastAsia="Calibri" w:hAnsi="Calibri" w:cs="Calibri"/>
-        </w:rPr>
-        <w:t>plate</w:t>
-      </w:r>
-      <w:r>
-        <w:rPr>
-          <w:rFonts w:ascii="Calibri" w:eastAsia="Calibri" w:hAnsi="Calibri" w:cs="Calibri"/>
-        </w:rPr>
-        <w:t>10thirdint</w:t>
-      </w:r>
-    </w:p>
-    <w:p>
-      <w:pPr>
-        <w:spacing w:line="257" w:lineRule="auto"/>
-      </w:pPr>
-      <w:r>
-        <w:rPr>
-          <w:rFonts w:ascii="Calibri" w:eastAsia="Calibri" w:hAnsi="Calibri" w:cs="Calibri"/>
-        </w:rPr>
-        <w:t>for (</w:t>
-      </w:r>
-      <w:proofErr w:type="spellStart"/>
-      <w:r>
-        <w:rPr>
-          <w:rFonts w:ascii="Calibri" w:eastAsia="Calibri" w:hAnsi="Calibri" w:cs="Calibri"/>
-        </w:rPr>
-        <w:t>i</w:t>
-      </w:r>
-      <w:proofErr w:type="spellEnd"/>
-      <w:r>
-        <w:rPr>
-          <w:rFonts w:ascii="Calibri" w:eastAsia="Calibri" w:hAnsi="Calibri" w:cs="Calibri"/>
-        </w:rPr>
-        <w:t xml:space="preserve"> in </w:t>
-      </w:r>
-      <w:proofErr w:type="gramStart"/>
-      <w:r>
-        <w:rPr>
-          <w:rFonts w:ascii="Calibri" w:eastAsia="Calibri" w:hAnsi="Calibri" w:cs="Calibri"/>
-        </w:rPr>
-        <w:t>1:ncol</w:t>
-      </w:r>
-      <w:proofErr w:type="gramEnd"/>
-      <w:r>
-        <w:rPr>
-          <w:rFonts w:ascii="Calibri" w:eastAsia="Calibri" w:hAnsi="Calibri" w:cs="Calibri"/>
-        </w:rPr>
-        <w:t>(</w:t>
-      </w:r>
-      <w:r>
-        <w:rPr>
-          <w:rFonts w:ascii="Calibri" w:eastAsia="Calibri" w:hAnsi="Calibri" w:cs="Calibri"/>
-        </w:rPr>
-        <w:t>plate</w:t>
-      </w:r>
-      <w:r>
-        <w:rPr>
-          <w:rFonts w:ascii="Calibri" w:eastAsia="Calibri" w:hAnsi="Calibri" w:cs="Calibri"/>
-        </w:rPr>
-        <w:t>10third</w:t>
-      </w:r>
-      <w:proofErr w:type="gramStart"/>
-      <w:r>
-        <w:rPr>
-          <w:rFonts w:ascii="Calibri" w:eastAsia="Calibri" w:hAnsi="Calibri" w:cs="Calibri"/>
-        </w:rPr>
-        <w:t>)){</w:t>
-      </w:r>
-      <w:proofErr w:type="gramEnd"/>
-      <w:r>
-        <w:rPr>
-          <w:rFonts w:ascii="Calibri" w:eastAsia="Calibri" w:hAnsi="Calibri" w:cs="Calibri"/>
-        </w:rPr>
-        <w:t>plate</w:t>
-      </w:r>
-      <w:r>
-        <w:rPr>
-          <w:rFonts w:ascii="Calibri" w:eastAsia="Calibri" w:hAnsi="Calibri" w:cs="Calibri"/>
-        </w:rPr>
-        <w:t>10analysisthird[nrow(</w:t>
-      </w:r>
-      <w:r>
-        <w:rPr>
-          <w:rFonts w:ascii="Calibri" w:eastAsia="Calibri" w:hAnsi="Calibri" w:cs="Calibri"/>
-        </w:rPr>
-        <w:t>plate</w:t>
-      </w:r>
-      <w:r>
-        <w:rPr>
-          <w:rFonts w:ascii="Calibri" w:eastAsia="Calibri" w:hAnsi="Calibri" w:cs="Calibri"/>
-        </w:rPr>
-        <w:t>10</w:t>
-      </w:r>
-      <w:proofErr w:type="gramStart"/>
-      <w:r>
-        <w:rPr>
-          <w:rFonts w:ascii="Calibri" w:eastAsia="Calibri" w:hAnsi="Calibri" w:cs="Calibri"/>
-        </w:rPr>
-        <w:t>third)+1,i</w:t>
-      </w:r>
-      <w:proofErr w:type="gramEnd"/>
-      <w:r>
-        <w:rPr>
-          <w:rFonts w:ascii="Calibri" w:eastAsia="Calibri" w:hAnsi="Calibri" w:cs="Calibri"/>
-        </w:rPr>
-        <w:t>]&lt;-</w:t>
-      </w:r>
-      <w:proofErr w:type="gramStart"/>
-      <w:r>
-        <w:rPr>
-          <w:rFonts w:ascii="Calibri" w:eastAsia="Calibri" w:hAnsi="Calibri" w:cs="Calibri"/>
-        </w:rPr>
-        <w:t>max(</w:t>
-      </w:r>
-      <w:proofErr w:type="gramEnd"/>
-      <w:r>
-        <w:rPr>
-          <w:rFonts w:ascii="Calibri" w:eastAsia="Calibri" w:hAnsi="Calibri" w:cs="Calibri"/>
-        </w:rPr>
-        <w:t>plate</w:t>
-      </w:r>
-      <w:r>
-        <w:rPr>
-          <w:rFonts w:ascii="Calibri" w:eastAsia="Calibri" w:hAnsi="Calibri" w:cs="Calibri"/>
-        </w:rPr>
-        <w:t xml:space="preserve">10thirdint </w:t>
-      </w:r>
-      <w:proofErr w:type="gramStart"/>
-      <w:r>
-        <w:rPr>
-          <w:rFonts w:ascii="Calibri" w:eastAsia="Calibri" w:hAnsi="Calibri" w:cs="Calibri"/>
-        </w:rPr>
-        <w:t>[,</w:t>
-      </w:r>
-      <w:proofErr w:type="spellStart"/>
-      <w:r>
-        <w:rPr>
-          <w:rFonts w:ascii="Calibri" w:eastAsia="Calibri" w:hAnsi="Calibri" w:cs="Calibri"/>
-        </w:rPr>
-        <w:t>i</w:t>
-      </w:r>
-      <w:proofErr w:type="spellEnd"/>
-      <w:r>
-        <w:rPr>
-          <w:rFonts w:ascii="Calibri" w:eastAsia="Calibri" w:hAnsi="Calibri" w:cs="Calibri"/>
-        </w:rPr>
-        <w:t>])}</w:t>
-      </w:r>
-      <w:proofErr w:type="gramEnd"/>
     </w:p>
     <w:p>
       <w:pPr>
@@ -47728,13 +47652,13 @@
         <w:t>i</w:t>
       </w:r>
       <w:proofErr w:type="spellEnd"/>
+      <w:proofErr w:type="gramEnd"/>
       <w:r>
         <w:rPr>
           <w:rFonts w:ascii="Calibri" w:eastAsia="Calibri" w:hAnsi="Calibri" w:cs="Calibri"/>
         </w:rPr>
         <w:t>])}</w:t>
       </w:r>
-      <w:proofErr w:type="gramEnd"/>
     </w:p>
     <w:p>
       <w:pPr>
@@ -48034,13 +47958,13 @@
         <w:t>i</w:t>
       </w:r>
       <w:proofErr w:type="spellEnd"/>
+      <w:proofErr w:type="gramEnd"/>
       <w:r>
         <w:rPr>
           <w:rFonts w:ascii="Calibri" w:eastAsia="Calibri" w:hAnsi="Calibri" w:cs="Calibri"/>
         </w:rPr>
         <w:t>])}</w:t>
       </w:r>
-      <w:proofErr w:type="gramEnd"/>
     </w:p>
     <w:p>
       <w:pPr>
@@ -48716,13 +48640,13 @@
         <w:t>i</w:t>
       </w:r>
       <w:proofErr w:type="spellEnd"/>
+      <w:proofErr w:type="gramEnd"/>
       <w:r>
         <w:rPr>
           <w:rFonts w:ascii="Calibri" w:eastAsia="Calibri" w:hAnsi="Calibri" w:cs="Calibri"/>
         </w:rPr>
         <w:t>])}</w:t>
       </w:r>
-      <w:proofErr w:type="gramEnd"/>
     </w:p>
     <w:p>
       <w:pPr>
@@ -48846,21 +48770,7 @@
         <w:rPr>
           <w:rFonts w:ascii="Calibri" w:eastAsia="Calibri" w:hAnsi="Calibri" w:cs="Calibri"/>
         </w:rPr>
-        <w:t>(</w:t>
-      </w:r>
-      <w:proofErr w:type="gramStart"/>
-      <w:r>
-        <w:rPr>
-          <w:rFonts w:ascii="Calibri" w:eastAsia="Calibri" w:hAnsi="Calibri" w:cs="Calibri"/>
-        </w:rPr>
-        <w:t>tail((</w:t>
-      </w:r>
-      <w:proofErr w:type="gramEnd"/>
-      <w:r>
-        <w:rPr>
-          <w:rFonts w:ascii="Calibri" w:eastAsia="Calibri" w:hAnsi="Calibri" w:cs="Calibri"/>
-        </w:rPr>
-        <w:t>x), 10)))</w:t>
+        <w:t>(tail((x), 10)))</w:t>
       </w:r>
     </w:p>
     <w:p>
@@ -49036,13 +48946,13 @@
         <w:t>i</w:t>
       </w:r>
       <w:proofErr w:type="spellEnd"/>
+      <w:proofErr w:type="gramEnd"/>
       <w:r>
         <w:rPr>
           <w:rFonts w:ascii="Calibri" w:eastAsia="Calibri" w:hAnsi="Calibri" w:cs="Calibri"/>
         </w:rPr>
         <w:t>])}</w:t>
       </w:r>
-      <w:proofErr w:type="gramEnd"/>
     </w:p>
     <w:p>
       <w:pPr>
@@ -50277,13 +50187,15 @@
         <w:rPr>
           <w:rFonts w:ascii="Calibri" w:eastAsia="Calibri" w:hAnsi="Calibri" w:cs="Calibri"/>
         </w:rPr>
-        <w:t xml:space="preserve"> C:\\Users\\kfn63\\OneDrive\\Documents\\UTSW\\</w:t>
-      </w:r>
-      <w:r>
-        <w:rPr>
-          <w:rFonts w:ascii="Calibri" w:eastAsia="Calibri" w:hAnsi="Calibri" w:cs="Calibri"/>
-        </w:rPr>
-        <w:t>Plate</w:t>
+        <w:t xml:space="preserve"> </w:t>
+      </w:r>
+      <w:r>
+        <w:rPr>
+          <w:rFonts w:ascii="Calibri" w:eastAsia="Calibri" w:hAnsi="Calibri" w:cs="Calibri"/>
+          <w:b/>
+          <w:bCs/>
+        </w:rPr>
+        <w:t>insert file save location</w:t>
       </w:r>
       <w:r>
         <w:rPr>
